--- a/Progress/PJE40_example template.docx
+++ b/Progress/PJE40_example template.docx
@@ -16,7 +16,7 @@
           <w:noProof/>
         </w:rPr>
         <w:drawing>
-          <wp:inline distT="0" distB="0" distL="0" distR="0" wp14:anchorId="10E7B5D2" wp14:editId="4451792D">
+          <wp:inline distT="0" distB="0" distL="0" distR="0" wp14:anchorId="10E7B5D2" wp14:editId="234CAE75">
             <wp:extent cx="3114675" cy="1409700"/>
             <wp:effectExtent l="0" t="0" r="9525" b="0"/>
             <wp:docPr id="92439012" name="Picture 4" descr="A logo for a university&#10;&#10;Description automatically generated"/>
@@ -6097,7 +6097,7 @@
           <w:szCs w:val="24"/>
         </w:rPr>
         <w:drawing>
-          <wp:inline distT="0" distB="0" distL="0" distR="0" wp14:anchorId="21D7B690" wp14:editId="1971F85B">
+          <wp:inline distT="0" distB="0" distL="0" distR="0" wp14:anchorId="21D7B690" wp14:editId="2F491F90">
             <wp:extent cx="5398936" cy="2429268"/>
             <wp:effectExtent l="0" t="0" r="0" b="9525"/>
             <wp:docPr id="623827938" name="Picture 1"/>
@@ -12772,6 +12772,9 @@
         <w:br/>
       </w:r>
       <w:r>
+        <w:rPr>
+          <w:noProof/>
+        </w:rPr>
         <w:drawing>
           <wp:inline distT="0" distB="0" distL="0" distR="0" wp14:anchorId="5954CB9A" wp14:editId="27D2A063">
             <wp:extent cx="5594194" cy="5429932"/>
@@ -13061,40 +13064,7 @@
           <w:szCs w:val="24"/>
           <w:lang w:val="en-US"/>
         </w:rPr>
-        <w:t xml:space="preserve">Clicked </w:t>
-      </w:r>
-      <w:r>
-        <w:rPr>
-          <w:rFonts w:ascii="Times New Roman" w:hAnsi="Times New Roman" w:cs="Times New Roman"/>
-          <w:b w:val="0"/>
-          <w:bCs w:val="0"/>
-          <w:sz w:val="24"/>
-          <w:szCs w:val="24"/>
-          <w:lang w:val="en-US"/>
-        </w:rPr>
-        <w:t>''</w:t>
-      </w:r>
-      <w:r>
-        <w:rPr>
-          <w:rFonts w:ascii="Times New Roman" w:hAnsi="Times New Roman" w:cs="Times New Roman"/>
-          <w:b w:val="0"/>
-          <w:bCs w:val="0"/>
-          <w:sz w:val="24"/>
-          <w:szCs w:val="24"/>
-          <w:lang w:val="en-US"/>
-        </w:rPr>
-        <w:t>Ok</w:t>
-      </w:r>
-      <w:r>
-        <w:rPr>
-          <w:rFonts w:ascii="Times New Roman" w:hAnsi="Times New Roman" w:cs="Times New Roman"/>
-          <w:b w:val="0"/>
-          <w:bCs w:val="0"/>
-          <w:sz w:val="24"/>
-          <w:szCs w:val="24"/>
-          <w:lang w:val="en-US"/>
-        </w:rPr>
-        <w:t>''</w:t>
+        <w:t>Clicked ''Ok''</w:t>
       </w:r>
       <w:proofErr w:type="gramEnd"/>
     </w:p>
@@ -13555,13 +13525,7 @@
         <w:rPr>
           <w:lang w:val="en-GB"/>
         </w:rPr>
-        <w:t>.</w:t>
-      </w:r>
-      <w:r>
-        <w:rPr>
-          <w:lang w:val="en-GB"/>
-        </w:rPr>
-        <w:t xml:space="preserve"> E</w:t>
+        <w:t>. E</w:t>
       </w:r>
       <w:r>
         <w:rPr>
@@ -13600,31 +13564,7 @@
           <w:szCs w:val="24"/>
           <w:lang w:val="en-US"/>
         </w:rPr>
-        <w:t>The panels table stores the current state of each panel. It is updated in place on every incoming MQTT message, overwriting previous values. This provides the dashboard with a single query point for live status without scanning the full history</w:t>
-      </w:r>
-      <w:r>
-        <w:rPr>
-          <w:rFonts w:ascii="Times New Roman" w:hAnsi="Times New Roman" w:cs="Times New Roman"/>
-          <w:b w:val="0"/>
-          <w:bCs w:val="0"/>
-          <w:color w:val="auto"/>
-          <w:sz w:val="24"/>
-          <w:szCs w:val="24"/>
-          <w:lang w:val="en-US"/>
-        </w:rPr>
-        <w:t xml:space="preserve"> log</w:t>
-      </w:r>
-      <w:r>
-        <w:rPr>
-          <w:rFonts w:ascii="Times New Roman" w:hAnsi="Times New Roman" w:cs="Times New Roman"/>
-          <w:b w:val="0"/>
-          <w:bCs w:val="0"/>
-          <w:color w:val="auto"/>
-          <w:sz w:val="24"/>
-          <w:szCs w:val="24"/>
-          <w:lang w:val="en-US"/>
-        </w:rPr>
-        <w:t>.</w:t>
+        <w:t>The panels table stores the current state of each panel. It is updated in place on every incoming MQTT message, overwriting previous values. This provides the dashboard with a single query point for live status without scanning the full history log.</w:t>
       </w:r>
     </w:p>
     <w:p>
@@ -13690,31 +13630,7 @@
           <w:lang w:val="en-US"/>
         </w:rPr>
         <w:lastRenderedPageBreak/>
-        <w:t xml:space="preserve">publishes each data type as a separate message. This </w:t>
-      </w:r>
-      <w:r>
-        <w:rPr>
-          <w:rFonts w:ascii="Times New Roman" w:hAnsi="Times New Roman" w:cs="Times New Roman"/>
-          <w:b w:val="0"/>
-          <w:bCs w:val="0"/>
-          <w:color w:val="auto"/>
-          <w:sz w:val="24"/>
-          <w:szCs w:val="24"/>
-          <w:lang w:val="en-US"/>
-        </w:rPr>
-        <w:t>record and allow</w:t>
-      </w:r>
-      <w:r>
-        <w:rPr>
-          <w:rFonts w:ascii="Times New Roman" w:hAnsi="Times New Roman" w:cs="Times New Roman"/>
-          <w:b w:val="0"/>
-          <w:bCs w:val="0"/>
-          <w:color w:val="auto"/>
-          <w:sz w:val="24"/>
-          <w:szCs w:val="24"/>
-          <w:lang w:val="en-US"/>
-        </w:rPr>
-        <w:t xml:space="preserve"> the complete history log for trend analysis.</w:t>
+        <w:t>publishes each data type as a separate message. This record and allow the complete history log for trend analysis.</w:t>
       </w:r>
     </w:p>
     <w:p>
@@ -13741,31 +13657,7 @@
           <w:szCs w:val="24"/>
           <w:lang w:val="en-US"/>
         </w:rPr>
-        <w:t xml:space="preserve">The alerts table is an append-only event log that records alert events when critical conditions are detected. Each alert </w:t>
-      </w:r>
-      <w:r>
-        <w:rPr>
-          <w:rFonts w:ascii="Times New Roman" w:hAnsi="Times New Roman" w:cs="Times New Roman"/>
-          <w:b w:val="0"/>
-          <w:bCs w:val="0"/>
-          <w:color w:val="auto"/>
-          <w:sz w:val="24"/>
-          <w:szCs w:val="24"/>
-          <w:lang w:val="en-US"/>
-        </w:rPr>
-        <w:t xml:space="preserve">logs </w:t>
-      </w:r>
-      <w:r>
-        <w:rPr>
-          <w:rFonts w:ascii="Times New Roman" w:hAnsi="Times New Roman" w:cs="Times New Roman"/>
-          <w:b w:val="0"/>
-          <w:bCs w:val="0"/>
-          <w:color w:val="auto"/>
-          <w:sz w:val="24"/>
-          <w:szCs w:val="24"/>
-          <w:lang w:val="en-US"/>
-        </w:rPr>
-        <w:t>includes the type, severity, triggering value, and a timestamp.</w:t>
+        <w:t>The alerts table is an append-only event log that records alert events when critical conditions are detected. Each alert logs includes the type, severity, triggering value, and a timestamp.</w:t>
       </w:r>
     </w:p>
     <w:p>
@@ -13897,8 +13789,9 @@
           <w:szCs w:val="24"/>
           <w:lang w:val="en-US"/>
         </w:rPr>
-        <w:t xml:space="preserve"> table answers "what is </w:t>
-      </w:r>
+        <w:t xml:space="preserve"> table answers "what is the current status?" while </w:t>
+      </w:r>
+      <w:proofErr w:type="spellStart"/>
       <w:r>
         <w:rPr>
           <w:rFonts w:ascii="Times New Roman" w:hAnsi="Times New Roman" w:cs="Times New Roman"/>
@@ -13909,8 +13802,9 @@
           <w:szCs w:val="24"/>
           <w:lang w:val="en-US"/>
         </w:rPr>
-        <w:t>the current status</w:t>
-      </w:r>
+        <w:t>sensor_readings</w:t>
+      </w:r>
+      <w:proofErr w:type="spellEnd"/>
       <w:r>
         <w:rPr>
           <w:rFonts w:ascii="Times New Roman" w:hAnsi="Times New Roman" w:cs="Times New Roman"/>
@@ -13921,69 +13815,7 @@
           <w:szCs w:val="24"/>
           <w:lang w:val="en-US"/>
         </w:rPr>
-        <w:t xml:space="preserve">?" while </w:t>
-      </w:r>
-      <w:proofErr w:type="spellStart"/>
-      <w:r>
-        <w:rPr>
-          <w:rFonts w:ascii="Times New Roman" w:hAnsi="Times New Roman" w:cs="Times New Roman"/>
-          <w:b w:val="0"/>
-          <w:bCs w:val="0"/>
-          <w:color w:val="auto"/>
-          <w:sz w:val="24"/>
-          <w:szCs w:val="24"/>
-          <w:lang w:val="en-US"/>
-        </w:rPr>
-        <w:t>sensor_readings</w:t>
-      </w:r>
-      <w:proofErr w:type="spellEnd"/>
-      <w:r>
-        <w:rPr>
-          <w:rFonts w:ascii="Times New Roman" w:hAnsi="Times New Roman" w:cs="Times New Roman"/>
-          <w:b w:val="0"/>
-          <w:bCs w:val="0"/>
-          <w:color w:val="auto"/>
-          <w:sz w:val="24"/>
-          <w:szCs w:val="24"/>
-          <w:lang w:val="en-US"/>
-        </w:rPr>
-        <w:t xml:space="preserve"> and alerts answer "what </w:t>
-      </w:r>
-      <w:r>
-        <w:rPr>
-          <w:rFonts w:ascii="Times New Roman" w:hAnsi="Times New Roman" w:cs="Times New Roman"/>
-          <w:b w:val="0"/>
-          <w:bCs w:val="0"/>
-          <w:color w:val="auto"/>
-          <w:sz w:val="24"/>
-          <w:szCs w:val="24"/>
-          <w:lang w:val="en-US"/>
-        </w:rPr>
-        <w:t>was the status in the past like</w:t>
-      </w:r>
-      <w:r>
-        <w:rPr>
-          <w:rFonts w:ascii="Times New Roman" w:hAnsi="Times New Roman" w:cs="Times New Roman"/>
-          <w:b w:val="0"/>
-          <w:bCs w:val="0"/>
-          <w:color w:val="auto"/>
-          <w:sz w:val="24"/>
-          <w:szCs w:val="24"/>
-          <w:lang w:val="en-US"/>
-        </w:rPr>
-        <w:t>?"</w:t>
-      </w:r>
-      <w:r>
-        <w:rPr>
-          <w:rFonts w:ascii="Times New Roman" w:hAnsi="Times New Roman" w:cs="Times New Roman"/>
-          <w:b w:val="0"/>
-          <w:bCs w:val="0"/>
-          <w:color w:val="auto"/>
-          <w:sz w:val="24"/>
-          <w:szCs w:val="24"/>
-          <w:lang w:val="en-US"/>
-        </w:rPr>
-        <w:t>.</w:t>
+        <w:t xml:space="preserve"> and alerts answer "what was the status in the past like?".</w:t>
       </w:r>
     </w:p>
     <w:p>
@@ -15436,47 +15268,7 @@
           <w:sz w:val="24"/>
           <w:szCs w:val="24"/>
         </w:rPr>
-        <w:t xml:space="preserve"> backend </w:t>
-      </w:r>
-      <w:r>
-        <w:rPr>
-          <w:rFonts w:ascii="Times New Roman" w:hAnsi="Times New Roman" w:cs="Times New Roman"/>
-          <w:b w:val="0"/>
-          <w:bCs w:val="0"/>
-          <w:sz w:val="24"/>
-          <w:szCs w:val="24"/>
-        </w:rPr>
-        <w:t>provides</w:t>
-      </w:r>
-      <w:r>
-        <w:rPr>
-          <w:rFonts w:ascii="Times New Roman" w:hAnsi="Times New Roman" w:cs="Times New Roman"/>
-          <w:b w:val="0"/>
-          <w:bCs w:val="0"/>
-          <w:sz w:val="24"/>
-          <w:szCs w:val="24"/>
-        </w:rPr>
-        <w:t xml:space="preserve"> seven REST API endpoints for the React dashboard. All endpoints use JSON responses except the export endpoints, which return CSV files </w:t>
-      </w:r>
-      <w:r>
-        <w:rPr>
-          <w:rFonts w:ascii="Times New Roman" w:hAnsi="Times New Roman" w:cs="Times New Roman"/>
-          <w:b w:val="0"/>
-          <w:bCs w:val="0"/>
-          <w:sz w:val="24"/>
-          <w:szCs w:val="24"/>
-        </w:rPr>
-        <w:t>through</w:t>
-      </w:r>
-      <w:r>
-        <w:rPr>
-          <w:rFonts w:ascii="Times New Roman" w:hAnsi="Times New Roman" w:cs="Times New Roman"/>
-          <w:b w:val="0"/>
-          <w:bCs w:val="0"/>
-          <w:sz w:val="24"/>
-          <w:szCs w:val="24"/>
-        </w:rPr>
-        <w:t xml:space="preserve"> streaming.</w:t>
+        <w:t xml:space="preserve"> backend provides seven REST API endpoints for the React dashboard. All endpoints use JSON responses except the export endpoints, which return CSV files through streaming.</w:t>
       </w:r>
     </w:p>
     <w:tbl>
@@ -16516,27 +16308,7 @@
           <w:sz w:val="24"/>
           <w:szCs w:val="24"/>
         </w:rPr>
-        <w:t xml:space="preserve"> via Swagger UI, as shown in Figure 4.</w:t>
-      </w:r>
-      <w:r>
-        <w:rPr>
-          <w:rFonts w:ascii="Times New Roman" w:hAnsi="Times New Roman" w:cs="Times New Roman"/>
-          <w:b w:val="0"/>
-          <w:bCs w:val="0"/>
-          <w:sz w:val="24"/>
-          <w:szCs w:val="24"/>
-        </w:rPr>
-        <w:t>6</w:t>
-      </w:r>
-      <w:r>
-        <w:rPr>
-          <w:rFonts w:ascii="Times New Roman" w:hAnsi="Times New Roman" w:cs="Times New Roman"/>
-          <w:b w:val="0"/>
-          <w:bCs w:val="0"/>
-          <w:sz w:val="24"/>
-          <w:szCs w:val="24"/>
-        </w:rPr>
-        <w:t>.</w:t>
+        <w:t xml:space="preserve"> via Swagger UI, as shown in Figure 4.6.</w:t>
       </w:r>
       <w:r>
         <w:rPr>
@@ -16622,27 +16394,7 @@
           <w:sz w:val="24"/>
           <w:szCs w:val="24"/>
         </w:rPr>
-        <w:t>Figure 4.6</w:t>
-      </w:r>
-      <w:r>
-        <w:rPr>
-          <w:rFonts w:ascii="Times New Roman" w:hAnsi="Times New Roman" w:cs="Times New Roman"/>
-          <w:b w:val="0"/>
-          <w:bCs w:val="0"/>
-          <w:sz w:val="24"/>
-          <w:szCs w:val="24"/>
-        </w:rPr>
-        <w:t xml:space="preserve">. </w:t>
-      </w:r>
-      <w:r>
-        <w:rPr>
-          <w:rFonts w:ascii="Times New Roman" w:hAnsi="Times New Roman" w:cs="Times New Roman"/>
-          <w:b w:val="0"/>
-          <w:bCs w:val="0"/>
-          <w:sz w:val="24"/>
-          <w:szCs w:val="24"/>
-        </w:rPr>
-        <w:t xml:space="preserve"> </w:t>
+        <w:t xml:space="preserve">Figure 4.6.  </w:t>
       </w:r>
       <w:proofErr w:type="spellStart"/>
       <w:r>
@@ -18046,6 +17798,7 @@
           <w:rFonts w:ascii="Times New Roman" w:hAnsi="Times New Roman" w:cs="Times New Roman"/>
           <w:b w:val="0"/>
           <w:bCs w:val="0"/>
+          <w:noProof/>
           <w:sz w:val="24"/>
           <w:szCs w:val="24"/>
           <w:lang w:val="en-US"/>
@@ -22552,8 +22305,22 @@
         <w:ind w:firstLine="0"/>
         <w:rPr>
           <w:rFonts w:ascii="Times New Roman" w:hAnsi="Times New Roman" w:cs="Times New Roman"/>
-        </w:rPr>
-      </w:pPr>
+          <w:b w:val="0"/>
+          <w:bCs w:val="0"/>
+          <w:sz w:val="24"/>
+          <w:szCs w:val="24"/>
+        </w:rPr>
+      </w:pPr>
+      <w:r>
+        <w:rPr>
+          <w:rFonts w:ascii="Times New Roman" w:hAnsi="Times New Roman" w:cs="Times New Roman"/>
+          <w:b w:val="0"/>
+          <w:bCs w:val="0"/>
+          <w:sz w:val="24"/>
+          <w:szCs w:val="24"/>
+        </w:rPr>
+        <w:t>This section details the development process of the monitoring system, following the phased approach outlined in Section 1.6. Each step built upon the previous, with completion criteria verified before progressing. The development environment consisted of a Windows 11 PC, Arduino IDE for ESP32 firmware, Python 3.13 with a virtual environment for the backend, and Node.js v24 with Vite for the React frontend.</w:t>
+      </w:r>
     </w:p>
     <w:p>
       <w:pPr>
@@ -22570,8 +22337,133 @@
         <w:rPr>
           <w:rFonts w:ascii="Times New Roman" w:hAnsi="Times New Roman" w:cs="Times New Roman"/>
         </w:rPr>
-        <w:t>Etc</w:t>
-      </w:r>
+        <w:t>ESP32 Firmware Development</w:t>
+      </w:r>
+    </w:p>
+    <w:p>
+      <w:pPr>
+        <w:pStyle w:val="font-claude-response-body"/>
+        <w:ind w:left="720"/>
+      </w:pPr>
+      <w:r>
+        <w:t xml:space="preserve">The ESP32 firmware was the first component developed, as all subsequent steps depended on a working sensor node publishing data. The firmware was written in C++ using Arduino IDE with the </w:t>
+      </w:r>
+      <w:proofErr w:type="spellStart"/>
+      <w:r>
+        <w:t>PubSubClient</w:t>
+      </w:r>
+      <w:proofErr w:type="spellEnd"/>
+      <w:r>
+        <w:t xml:space="preserve"> library (v2.8.0 by Nick O'Leary) for MQTT communication.</w:t>
+      </w:r>
+    </w:p>
+    <w:p>
+      <w:pPr>
+        <w:pStyle w:val="font-claude-response-body"/>
+        <w:ind w:left="720"/>
+      </w:pPr>
+      <w:r>
+        <w:t>Initial prototyping used Adafruit IO as the MQTT platform. During this phase, the core functionality was established: DHT11 sensor reading, LCD display output, keypad password entry, reed switch door detection, buzzer alarm, and DC motor fan control via PN2222 transistor switching.</w:t>
+      </w:r>
+    </w:p>
+    <w:p>
+      <w:pPr>
+        <w:pStyle w:val="font-claude-response-body"/>
+        <w:ind w:left="720"/>
+      </w:pPr>
+      <w:r>
+        <w:t xml:space="preserve">After migrating to the self-hosted </w:t>
+      </w:r>
+      <w:proofErr w:type="spellStart"/>
+      <w:r>
+        <w:t>Mosquitto</w:t>
+      </w:r>
+      <w:proofErr w:type="spellEnd"/>
+      <w:r>
+        <w:t xml:space="preserve"> broker, the firmware was updated to use </w:t>
+      </w:r>
+      <w:proofErr w:type="spellStart"/>
+      <w:r>
+        <w:t>PubSubClient</w:t>
+      </w:r>
+      <w:proofErr w:type="spellEnd"/>
+      <w:r>
+        <w:t xml:space="preserve"> instead of the Adafruit MQTT library. The MQTT topic structure was changed from Adafruit's flat feed format to a hierarchical </w:t>
+      </w:r>
+      <w:proofErr w:type="gramStart"/>
+      <w:r>
+        <w:rPr>
+          <w:rStyle w:val="HTMLCode"/>
+        </w:rPr>
+        <w:t>panel/{id}/{</w:t>
+      </w:r>
+      <w:proofErr w:type="spellStart"/>
+      <w:proofErr w:type="gramEnd"/>
+      <w:r>
+        <w:rPr>
+          <w:rStyle w:val="HTMLCode"/>
+        </w:rPr>
+        <w:t>data_type</w:t>
+      </w:r>
+      <w:proofErr w:type="spellEnd"/>
+      <w:r>
+        <w:rPr>
+          <w:rStyle w:val="HTMLCode"/>
+        </w:rPr>
+        <w:t>}</w:t>
+      </w:r>
+      <w:r>
+        <w:t xml:space="preserve"> convention. Connection credentials were separated into </w:t>
+      </w:r>
+      <w:proofErr w:type="gramStart"/>
+      <w:r>
+        <w:t xml:space="preserve">a </w:t>
+      </w:r>
+      <w:proofErr w:type="spellStart"/>
+      <w:r>
+        <w:rPr>
+          <w:rStyle w:val="HTMLCode"/>
+        </w:rPr>
+        <w:t>credentials.h</w:t>
+      </w:r>
+      <w:proofErr w:type="spellEnd"/>
+      <w:r>
+        <w:t xml:space="preserve"> file</w:t>
+      </w:r>
+      <w:proofErr w:type="gramEnd"/>
+      <w:r>
+        <w:t xml:space="preserve"> to keep sensitive data out of the main sketch.</w:t>
+      </w:r>
+    </w:p>
+    <w:p>
+      <w:pPr>
+        <w:pStyle w:val="font-claude-response-body"/>
+        <w:ind w:left="720"/>
+      </w:pPr>
+      <w:r>
+        <w:t>A callback function (</w:t>
+      </w:r>
+      <w:proofErr w:type="spellStart"/>
+      <w:r>
+        <w:rPr>
+          <w:rStyle w:val="HTMLCode"/>
+        </w:rPr>
+        <w:t>mqttCallback</w:t>
+      </w:r>
+      <w:proofErr w:type="spellEnd"/>
+      <w:r>
+        <w:t>) was added to handle incoming MQTT messages, enabling two-way communication. The ESP32 subscribes to control topics on connection and executes commands when messages arrive — currently limited to the system reset command.</w:t>
+      </w:r>
+    </w:p>
+    <w:p>
+      <w:pPr>
+        <w:pStyle w:val="Heading2"/>
+        <w:ind w:firstLine="0"/>
+        <w:rPr>
+          <w:rFonts w:ascii="Times New Roman" w:hAnsi="Times New Roman" w:cs="Times New Roman"/>
+          <w:lang w:val="en-US"/>
+        </w:rPr>
+      </w:pPr>
     </w:p>
     <w:p>
       <w:pPr>
@@ -22584,11 +22476,117 @@
           <w:rFonts w:ascii="Times New Roman" w:hAnsi="Times New Roman" w:cs="Times New Roman"/>
         </w:rPr>
       </w:pPr>
-      <w:r>
-        <w:rPr>
-          <w:rFonts w:ascii="Times New Roman" w:hAnsi="Times New Roman" w:cs="Times New Roman"/>
-        </w:rPr>
-        <w:t>Etc</w:t>
+      <w:proofErr w:type="spellStart"/>
+      <w:r>
+        <w:rPr>
+          <w:rFonts w:ascii="Times New Roman" w:hAnsi="Times New Roman" w:cs="Times New Roman"/>
+        </w:rPr>
+        <w:t>Mosquitto</w:t>
+      </w:r>
+      <w:proofErr w:type="spellEnd"/>
+      <w:r>
+        <w:rPr>
+          <w:rFonts w:ascii="Times New Roman" w:hAnsi="Times New Roman" w:cs="Times New Roman"/>
+        </w:rPr>
+        <w:t xml:space="preserve"> Broker Configuration</w:t>
+      </w:r>
+    </w:p>
+    <w:p>
+      <w:pPr>
+        <w:pStyle w:val="Heading2"/>
+        <w:numPr>
+          <w:ilvl w:val="1"/>
+          <w:numId w:val="5"/>
+        </w:numPr>
+        <w:rPr>
+          <w:rFonts w:ascii="Times New Roman" w:hAnsi="Times New Roman" w:cs="Times New Roman"/>
+        </w:rPr>
+      </w:pPr>
+      <w:r>
+        <w:rPr>
+          <w:rFonts w:ascii="Times New Roman" w:hAnsi="Times New Roman" w:cs="Times New Roman"/>
+        </w:rPr>
+        <w:t>Backend Development Environment</w:t>
+      </w:r>
+    </w:p>
+    <w:p>
+      <w:pPr>
+        <w:pStyle w:val="Heading2"/>
+        <w:numPr>
+          <w:ilvl w:val="1"/>
+          <w:numId w:val="5"/>
+        </w:numPr>
+        <w:rPr>
+          <w:rFonts w:ascii="Times New Roman" w:hAnsi="Times New Roman" w:cs="Times New Roman"/>
+        </w:rPr>
+      </w:pPr>
+      <w:r>
+        <w:rPr>
+          <w:rFonts w:ascii="Times New Roman" w:hAnsi="Times New Roman" w:cs="Times New Roman"/>
+        </w:rPr>
+        <w:t>MQTT Subscriber (Proof of Concept)</w:t>
+      </w:r>
+    </w:p>
+    <w:p>
+      <w:pPr>
+        <w:pStyle w:val="Heading2"/>
+        <w:numPr>
+          <w:ilvl w:val="1"/>
+          <w:numId w:val="5"/>
+        </w:numPr>
+        <w:rPr>
+          <w:rFonts w:ascii="Times New Roman" w:hAnsi="Times New Roman" w:cs="Times New Roman"/>
+        </w:rPr>
+      </w:pPr>
+      <w:r>
+        <w:rPr>
+          <w:rFonts w:ascii="Times New Roman" w:hAnsi="Times New Roman" w:cs="Times New Roman"/>
+        </w:rPr>
+        <w:t>PostgreSQL Database Implementation</w:t>
+      </w:r>
+    </w:p>
+    <w:p>
+      <w:pPr>
+        <w:pStyle w:val="Heading2"/>
+        <w:numPr>
+          <w:ilvl w:val="1"/>
+          <w:numId w:val="5"/>
+        </w:numPr>
+        <w:rPr>
+          <w:rFonts w:ascii="Times New Roman" w:hAnsi="Times New Roman" w:cs="Times New Roman"/>
+        </w:rPr>
+      </w:pPr>
+      <w:proofErr w:type="spellStart"/>
+      <w:r>
+        <w:rPr>
+          <w:rFonts w:ascii="Times New Roman" w:hAnsi="Times New Roman" w:cs="Times New Roman"/>
+        </w:rPr>
+        <w:t>FastAPI</w:t>
+      </w:r>
+      <w:proofErr w:type="spellEnd"/>
+      <w:r>
+        <w:rPr>
+          <w:rFonts w:ascii="Times New Roman" w:hAnsi="Times New Roman" w:cs="Times New Roman"/>
+        </w:rPr>
+        <w:t xml:space="preserve"> Backend Development</w:t>
+      </w:r>
+    </w:p>
+    <w:p>
+      <w:pPr>
+        <w:pStyle w:val="Heading2"/>
+        <w:numPr>
+          <w:ilvl w:val="1"/>
+          <w:numId w:val="5"/>
+        </w:numPr>
+        <w:rPr>
+          <w:rFonts w:ascii="Times New Roman" w:hAnsi="Times New Roman" w:cs="Times New Roman"/>
+        </w:rPr>
+      </w:pPr>
+      <w:r>
+        <w:rPr>
+          <w:rFonts w:ascii="Times New Roman" w:hAnsi="Times New Roman" w:cs="Times New Roman"/>
+        </w:rPr>
+        <w:t>React Frontend Development</w:t>
       </w:r>
     </w:p>
     <w:p>
@@ -22659,6 +22657,7 @@
         <w:rPr>
           <w:rFonts w:ascii="Times New Roman" w:hAnsi="Times New Roman" w:cs="Times New Roman"/>
         </w:rPr>
+        <w:lastRenderedPageBreak/>
         <w:t>Introduction</w:t>
       </w:r>
     </w:p>
@@ -22963,7 +22962,6 @@
         <w:rPr>
           <w:rFonts w:ascii="Times New Roman" w:hAnsi="Times New Roman" w:cs="Times New Roman"/>
         </w:rPr>
-        <w:lastRenderedPageBreak/>
         <w:t>References– on a new page</w:t>
       </w:r>
     </w:p>
@@ -23273,6 +23271,7 @@
           <w:szCs w:val="24"/>
           <w:lang w:val="en-US"/>
         </w:rPr>
+        <w:lastRenderedPageBreak/>
         <w:t xml:space="preserve">mqtt.org (no date) </w:t>
       </w:r>
       <w:r>
@@ -24118,6 +24117,7 @@
         <w:rPr>
           <w:rFonts w:ascii="Times New Roman" w:hAnsi="Times New Roman" w:cs="Times New Roman"/>
         </w:rPr>
+        <w:lastRenderedPageBreak/>
         <w:t>Appendix A: Project Initiation Document (</w:t>
       </w:r>
       <w:proofErr w:type="spellStart"/>
@@ -28170,28 +28170,28 @@
 </file>
 
 <file path=customXml/item1.xml><?xml version="1.0" encoding="utf-8"?>
-<b:Sources xmlns:b="http://schemas.openxmlformats.org/officeDocument/2006/bibliography" xmlns="http://schemas.openxmlformats.org/officeDocument/2006/bibliography" SelectedStyle="\APASixthEditionOfficeOnline.xsl" StyleName="APA" Version="6"/>
-</file>
-
-<file path=customXml/item2.xml><?xml version="1.0" encoding="utf-8"?>
 <go:gDocsCustomXmlDataStorage xmlns:go="http://customooxmlschemas.google.com/" xmlns:r="http://schemas.openxmlformats.org/officeDocument/2006/relationships" uri="GoogleDocsCustomDataVersion2">
   <go:docsCustomData xmlns:go="http://customooxmlschemas.google.com/" roundtripDataSignature="AMtx7mgroa/0HqIH6LU5g99C34ih9G7qAA==">CgMxLjAaMAoBMBIrCikIB0IlChFRdWF0dHJvY2VudG8gU2FucxIQQXJpYWwgVW5pY29kZSBNUxowCgExEisKKQgHQiUKEVF1YXR0cm9jZW50byBTYW5zEhBBcmlhbCBVbmljb2RlIE1TGjAKATISKwopCAdCJQoRUXVhdHRyb2NlbnRvIFNhbnMSEEFyaWFsIFVuaWNvZGUgTVMyCGguZ2pkZ3hzMgloLjJzOGV5bzEyDmgubDl6Z3MxbXBiZzk2OAByITFPenNyLUUxLVRISFMxTHJzaU8zRUxPX2NlekwwaW5KaQ==</go:docsCustomData>
 </go:gDocsCustomXmlDataStorage>
 </file>
 
-<file path=customXml/itemProps1.xml><?xml version="1.0" encoding="utf-8"?>
-<ds:datastoreItem xmlns:ds="http://schemas.openxmlformats.org/officeDocument/2006/customXml" ds:itemID="{EBAF6D06-F3F0-464C-8750-DCE3918D11EA}">
-  <ds:schemaRefs>
-    <ds:schemaRef ds:uri="http://schemas.openxmlformats.org/officeDocument/2006/bibliography"/>
-  </ds:schemaRefs>
-</ds:datastoreItem>
+<file path=customXml/item2.xml><?xml version="1.0" encoding="utf-8"?>
+<b:Sources xmlns:b="http://schemas.openxmlformats.org/officeDocument/2006/bibliography" xmlns="http://schemas.openxmlformats.org/officeDocument/2006/bibliography" SelectedStyle="\APASixthEditionOfficeOnline.xsl" StyleName="APA" Version="6"/>
 </file>
 
-<file path=customXml/itemProps2.xml><?xml version="1.0" encoding="utf-8"?>
+<file path=customXml/itemProps1.xml><?xml version="1.0" encoding="utf-8"?>
 <ds:datastoreItem xmlns:ds="http://schemas.openxmlformats.org/officeDocument/2006/customXml" ds:itemID="{11111111-1234-1234-1234-123412341234}">
   <ds:schemaRefs>
     <ds:schemaRef ds:uri="http://customooxmlschemas.google.com/"/>
     <ds:schemaRef ds:uri="http://schemas.openxmlformats.org/officeDocument/2006/relationships"/>
   </ds:schemaRefs>
 </ds:datastoreItem>
+</file>
+
+<file path=customXml/itemProps2.xml><?xml version="1.0" encoding="utf-8"?>
+<ds:datastoreItem xmlns:ds="http://schemas.openxmlformats.org/officeDocument/2006/customXml" ds:itemID="{EBAF6D06-F3F0-464C-8750-DCE3918D11EA}">
+  <ds:schemaRefs>
+    <ds:schemaRef ds:uri="http://schemas.openxmlformats.org/officeDocument/2006/bibliography"/>
+  </ds:schemaRefs>
+</ds:datastoreItem>
 </file>
--- a/Progress/PJE40_example template.docx
+++ b/Progress/PJE40_example template.docx
@@ -16,7 +16,7 @@
           <w:noProof/>
         </w:rPr>
         <w:drawing>
-          <wp:inline distT="0" distB="0" distL="0" distR="0" wp14:anchorId="10E7B5D2" wp14:editId="4BB67C11">
+          <wp:inline distT="0" distB="0" distL="0" distR="0" wp14:anchorId="10E7B5D2" wp14:editId="354C6B89">
             <wp:extent cx="3114675" cy="1409700"/>
             <wp:effectExtent l="0" t="0" r="9525" b="0"/>
             <wp:docPr id="92439012" name="Picture 4" descr="A logo for a university&#10;&#10;Description automatically generated"/>
@@ -1290,12 +1290,21 @@
         </w:rPr>
         <w:t>These enclosures contain sensitive equipment susceptible to damage from environmental factors, most notably excessive heat. Prolonged exposure to high temperatures reduces the operational lifespan of electronic components, leads to unpredictable failure, and results in costly unplanned maintenance (</w:t>
       </w:r>
+      <w:proofErr w:type="spellStart"/>
       <w:r>
         <w:rPr>
           <w:rFonts w:cs="Times New Roman"/>
           <w:szCs w:val="24"/>
         </w:rPr>
-        <w:t>Lv, Chu and Wang, 2022</w:t>
+        <w:t>Lv</w:t>
+      </w:r>
+      <w:proofErr w:type="spellEnd"/>
+      <w:r>
+        <w:rPr>
+          <w:rFonts w:cs="Times New Roman"/>
+          <w:szCs w:val="24"/>
+        </w:rPr>
+        <w:t>, Chu and Wang, 2022</w:t>
       </w:r>
       <w:r>
         <w:rPr>
@@ -1303,7 +1312,23 @@
           <w:szCs w:val="24"/>
           <w:lang w:val="en-US"/>
         </w:rPr>
-        <w:t>). Traditionally, monitoring has relied on manual inspection — a reactive approach where faults are only discovered after damage has occurred.</w:t>
+        <w:t>). Traditionally, monitoring has relied on manual inspection a</w:t>
+      </w:r>
+      <w:r>
+        <w:rPr>
+          <w:rFonts w:cs="Times New Roman"/>
+          <w:szCs w:val="24"/>
+          <w:lang w:val="en-US"/>
+        </w:rPr>
+        <w:t>nd a</w:t>
+      </w:r>
+      <w:r>
+        <w:rPr>
+          <w:rFonts w:cs="Times New Roman"/>
+          <w:szCs w:val="24"/>
+          <w:lang w:val="en-US"/>
+        </w:rPr>
+        <w:t xml:space="preserve"> reactive approach where faults are only discovered after damage has occurred.</w:t>
       </w:r>
     </w:p>
     <w:p>
@@ -1478,7 +1503,23 @@
           <w:szCs w:val="24"/>
         </w:rPr>
         <w:lastRenderedPageBreak/>
-        <w:t>Configure a self-hosted Mosquitto MQTT broker with password authentication for secure message routing.</w:t>
+        <w:t xml:space="preserve">Configure a self-hosted </w:t>
+      </w:r>
+      <w:proofErr w:type="spellStart"/>
+      <w:r>
+        <w:rPr>
+          <w:rFonts w:cs="Times New Roman"/>
+          <w:szCs w:val="24"/>
+        </w:rPr>
+        <w:t>Mosquitto</w:t>
+      </w:r>
+      <w:proofErr w:type="spellEnd"/>
+      <w:r>
+        <w:rPr>
+          <w:rFonts w:cs="Times New Roman"/>
+          <w:szCs w:val="24"/>
+        </w:rPr>
+        <w:t xml:space="preserve"> MQTT broker with password authentication for secure message routing.</w:t>
       </w:r>
     </w:p>
     <w:p>
@@ -1501,7 +1542,23 @@
           <w:rFonts w:cs="Times New Roman"/>
           <w:szCs w:val="24"/>
         </w:rPr>
-        <w:t>Implement a FastAPI backend server to subscribe to MQTT messages, process sensor data, and store readings in a PostgreSQL database.</w:t>
+        <w:t xml:space="preserve">Implement a </w:t>
+      </w:r>
+      <w:proofErr w:type="spellStart"/>
+      <w:r>
+        <w:rPr>
+          <w:rFonts w:cs="Times New Roman"/>
+          <w:szCs w:val="24"/>
+        </w:rPr>
+        <w:t>FastAPI</w:t>
+      </w:r>
+      <w:proofErr w:type="spellEnd"/>
+      <w:r>
+        <w:rPr>
+          <w:rFonts w:cs="Times New Roman"/>
+          <w:szCs w:val="24"/>
+        </w:rPr>
+        <w:t xml:space="preserve"> backend server to subscribe to MQTT messages, process sensor data, and store readings in a PostgreSQL database.</w:t>
       </w:r>
     </w:p>
     <w:p>
@@ -1755,7 +1812,7 @@
       <w:pPr>
         <w:pStyle w:val="Caption"/>
         <w:keepNext/>
-        <w:ind w:left="709"/>
+        <w:ind w:left="1418" w:hanging="709"/>
       </w:pPr>
       <w:r>
         <w:rPr>
@@ -1782,7 +1839,7 @@
           <w:i w:val="0"/>
           <w:iCs w:val="0"/>
         </w:rPr>
-        <w:instrText xml:space="preserve"> SEQ Table \* ARABIC </w:instrText>
+        <w:instrText xml:space="preserve"> STYLEREF 1 \s </w:instrText>
       </w:r>
       <w:r>
         <w:rPr>
@@ -1813,16 +1870,68 @@
         <w:fldChar w:fldCharType="end"/>
       </w:r>
       <w:r>
+        <w:rPr>
+          <w:b/>
+          <w:bCs/>
+          <w:i w:val="0"/>
+          <w:iCs w:val="0"/>
+        </w:rPr>
+        <w:t>.</w:t>
+      </w:r>
+      <w:r>
+        <w:rPr>
+          <w:b/>
+          <w:bCs/>
+          <w:i w:val="0"/>
+          <w:iCs w:val="0"/>
+        </w:rPr>
+        <w:fldChar w:fldCharType="begin"/>
+      </w:r>
+      <w:r>
+        <w:rPr>
+          <w:b/>
+          <w:bCs/>
+          <w:i w:val="0"/>
+          <w:iCs w:val="0"/>
+        </w:rPr>
+        <w:instrText xml:space="preserve"> SEQ Table \* ARABIC \s 1 </w:instrText>
+      </w:r>
+      <w:r>
+        <w:rPr>
+          <w:b/>
+          <w:bCs/>
+          <w:i w:val="0"/>
+          <w:iCs w:val="0"/>
+        </w:rPr>
+        <w:fldChar w:fldCharType="separate"/>
+      </w:r>
+      <w:r>
+        <w:rPr>
+          <w:b/>
+          <w:bCs/>
+          <w:i w:val="0"/>
+          <w:iCs w:val="0"/>
+          <w:noProof/>
+        </w:rPr>
+        <w:t>1</w:t>
+      </w:r>
+      <w:r>
+        <w:rPr>
+          <w:b/>
+          <w:bCs/>
+          <w:i w:val="0"/>
+          <w:iCs w:val="0"/>
+        </w:rPr>
+        <w:fldChar w:fldCharType="end"/>
+      </w:r>
+      <w:r>
         <w:t xml:space="preserve"> </w:t>
       </w:r>
       <w:r>
         <w:t xml:space="preserve">Risk </w:t>
       </w:r>
       <w:r>
-        <w:t>A</w:t>
-      </w:r>
-      <w:r>
-        <w:t>ssessment</w:t>
+        <w:t>Log</w:t>
       </w:r>
     </w:p>
     <w:tbl>
@@ -3233,11 +3342,6 @@
     </w:p>
     <w:p>
       <w:pPr>
-        <w:pStyle w:val="ListParagraph"/>
-      </w:pPr>
-    </w:p>
-    <w:p>
-      <w:pPr>
         <w:pStyle w:val="Heading2"/>
         <w:numPr>
           <w:ilvl w:val="1"/>
@@ -3251,6 +3355,7 @@
         <w:rPr>
           <w:rFonts w:cs="Times New Roman"/>
         </w:rPr>
+        <w:lastRenderedPageBreak/>
         <w:t>Project deliverables</w:t>
       </w:r>
     </w:p>
@@ -3310,8 +3415,13 @@
           <w:numId w:val="23"/>
         </w:numPr>
       </w:pPr>
-      <w:r>
-        <w:t>Mosquitto MQTT broker - configured with password authentication and message persistence</w:t>
+      <w:proofErr w:type="spellStart"/>
+      <w:r>
+        <w:t>Mosquitto</w:t>
+      </w:r>
+      <w:proofErr w:type="spellEnd"/>
+      <w:r>
+        <w:t xml:space="preserve"> MQTT broker - configured with password authentication and message persistence</w:t>
       </w:r>
       <w:r>
         <w:t>.</w:t>
@@ -3325,8 +3435,13 @@
           <w:numId w:val="23"/>
         </w:numPr>
       </w:pPr>
-      <w:r>
-        <w:t>FastAPI backend server - MQTT subscriber, PostgreSQL database integration, and REST API endpoints</w:t>
+      <w:proofErr w:type="spellStart"/>
+      <w:r>
+        <w:t>FastAPI</w:t>
+      </w:r>
+      <w:proofErr w:type="spellEnd"/>
+      <w:r>
+        <w:t xml:space="preserve"> backend server - MQTT subscriber, PostgreSQL database integration, and REST API endpoints</w:t>
       </w:r>
     </w:p>
     <w:p>
@@ -3480,20 +3595,161 @@
         </w:rPr>
       </w:pPr>
       <w:r>
-        <w:t>The project followed a phased development approach. Early prototyping began with the ESP32 and Adafruit IO as a cloud-based MQTT platform to test sensor communication. However, limitations of the Adafruit platform - such as restricted message rates, limited control over data storage, and dependency on a third-party service - which prompt a shift toward a fully self-hosted stack. This experience directly informed the selection of Mosquitto, FastAPI, and PostgreSQL as replacements, providing full control over the system architecture.</w:t>
-      </w:r>
-    </w:p>
-    <w:p>
-      <w:pPr>
-        <w:pStyle w:val="ListParagraph"/>
-        <w:rPr>
-          <w:b/>
-          <w:bCs/>
-        </w:rPr>
-      </w:pPr>
-      <w:r>
-        <w:lastRenderedPageBreak/>
+        <w:t xml:space="preserve">The project followed a phased development approach. Early prototyping began with the ESP32 and Adafruit IO as a cloud-based MQTT platform to test sensor communication. However, limitations of the Adafruit platform - such as restricted message rates, limited control over data storage, and dependency on a third-party service - which prompt a shift toward a fully self-hosted stack. This experience directly informed the selection of </w:t>
+      </w:r>
+      <w:proofErr w:type="spellStart"/>
+      <w:r>
+        <w:t>Mosquitto</w:t>
+      </w:r>
+      <w:proofErr w:type="spellEnd"/>
+      <w:r>
+        <w:t xml:space="preserve">, </w:t>
+      </w:r>
+      <w:proofErr w:type="spellStart"/>
+      <w:r>
+        <w:t>FastAPI</w:t>
+      </w:r>
+      <w:proofErr w:type="spellEnd"/>
+      <w:r>
+        <w:t>, and PostgreSQL as replacements, providing full control over the system architecture.</w:t>
+      </w:r>
+    </w:p>
+    <w:p>
+      <w:pPr>
+        <w:pStyle w:val="ListParagraph"/>
+      </w:pPr>
+      <w:r>
         <w:t>Following the pivot, development was divided into sequential steps, each with clear completion criteria tested before progressing:</w:t>
+      </w:r>
+    </w:p>
+    <w:p>
+      <w:pPr>
+        <w:pStyle w:val="Caption"/>
+        <w:keepNext/>
+        <w:ind w:left="709"/>
+      </w:pPr>
+    </w:p>
+    <w:p>
+      <w:pPr>
+        <w:pStyle w:val="Caption"/>
+        <w:keepNext/>
+        <w:ind w:left="709"/>
+      </w:pPr>
+      <w:r>
+        <w:rPr>
+          <w:b/>
+          <w:bCs/>
+          <w:i w:val="0"/>
+          <w:iCs w:val="0"/>
+        </w:rPr>
+        <w:t xml:space="preserve">Table </w:t>
+      </w:r>
+      <w:r>
+        <w:rPr>
+          <w:b/>
+          <w:bCs/>
+          <w:i w:val="0"/>
+          <w:iCs w:val="0"/>
+        </w:rPr>
+        <w:fldChar w:fldCharType="begin"/>
+      </w:r>
+      <w:r>
+        <w:rPr>
+          <w:b/>
+          <w:bCs/>
+          <w:i w:val="0"/>
+          <w:iCs w:val="0"/>
+        </w:rPr>
+        <w:instrText xml:space="preserve"> STYLEREF 1 \s </w:instrText>
+      </w:r>
+      <w:r>
+        <w:rPr>
+          <w:b/>
+          <w:bCs/>
+          <w:i w:val="0"/>
+          <w:iCs w:val="0"/>
+        </w:rPr>
+        <w:fldChar w:fldCharType="separate"/>
+      </w:r>
+      <w:r>
+        <w:rPr>
+          <w:b/>
+          <w:bCs/>
+          <w:i w:val="0"/>
+          <w:iCs w:val="0"/>
+          <w:noProof/>
+        </w:rPr>
+        <w:t>1</w:t>
+      </w:r>
+      <w:r>
+        <w:rPr>
+          <w:b/>
+          <w:bCs/>
+          <w:i w:val="0"/>
+          <w:iCs w:val="0"/>
+        </w:rPr>
+        <w:fldChar w:fldCharType="end"/>
+      </w:r>
+      <w:r>
+        <w:rPr>
+          <w:b/>
+          <w:bCs/>
+          <w:i w:val="0"/>
+          <w:iCs w:val="0"/>
+        </w:rPr>
+        <w:t>.</w:t>
+      </w:r>
+      <w:r>
+        <w:rPr>
+          <w:b/>
+          <w:bCs/>
+          <w:i w:val="0"/>
+          <w:iCs w:val="0"/>
+        </w:rPr>
+        <w:fldChar w:fldCharType="begin"/>
+      </w:r>
+      <w:r>
+        <w:rPr>
+          <w:b/>
+          <w:bCs/>
+          <w:i w:val="0"/>
+          <w:iCs w:val="0"/>
+        </w:rPr>
+        <w:instrText xml:space="preserve"> SEQ Table \* ARABIC \s 1 </w:instrText>
+      </w:r>
+      <w:r>
+        <w:rPr>
+          <w:b/>
+          <w:bCs/>
+          <w:i w:val="0"/>
+          <w:iCs w:val="0"/>
+        </w:rPr>
+        <w:fldChar w:fldCharType="separate"/>
+      </w:r>
+      <w:r>
+        <w:rPr>
+          <w:b/>
+          <w:bCs/>
+          <w:i w:val="0"/>
+          <w:iCs w:val="0"/>
+          <w:noProof/>
+        </w:rPr>
+        <w:t>2</w:t>
+      </w:r>
+      <w:r>
+        <w:rPr>
+          <w:b/>
+          <w:bCs/>
+          <w:i w:val="0"/>
+          <w:iCs w:val="0"/>
+        </w:rPr>
+        <w:fldChar w:fldCharType="end"/>
+      </w:r>
+      <w:r>
+        <w:t xml:space="preserve"> </w:t>
+      </w:r>
+      <w:r>
+        <w:t>Task List</w:t>
       </w:r>
     </w:p>
     <w:tbl>
@@ -3687,12 +3943,21 @@
                 <w:szCs w:val="20"/>
               </w:rPr>
             </w:pPr>
-            <w:r>
-              <w:rPr>
-                <w:sz w:val="20"/>
-                <w:szCs w:val="20"/>
-              </w:rPr>
-              <w:t>Mosquitto broker</w:t>
+            <w:proofErr w:type="spellStart"/>
+            <w:r>
+              <w:rPr>
+                <w:sz w:val="20"/>
+                <w:szCs w:val="20"/>
+              </w:rPr>
+              <w:t>Mosquitto</w:t>
+            </w:r>
+            <w:proofErr w:type="spellEnd"/>
+            <w:r>
+              <w:rPr>
+                <w:sz w:val="20"/>
+                <w:szCs w:val="20"/>
+              </w:rPr>
+              <w:t xml:space="preserve"> broker</w:t>
             </w:r>
           </w:p>
         </w:tc>
@@ -3947,12 +4212,21 @@
                 <w:szCs w:val="20"/>
               </w:rPr>
             </w:pPr>
-            <w:r>
-              <w:rPr>
-                <w:sz w:val="20"/>
-                <w:szCs w:val="20"/>
-              </w:rPr>
-              <w:t>FastAPI backend</w:t>
+            <w:proofErr w:type="spellStart"/>
+            <w:r>
+              <w:rPr>
+                <w:sz w:val="20"/>
+                <w:szCs w:val="20"/>
+              </w:rPr>
+              <w:t>FastAPI</w:t>
+            </w:r>
+            <w:proofErr w:type="spellEnd"/>
+            <w:r>
+              <w:rPr>
+                <w:sz w:val="20"/>
+                <w:szCs w:val="20"/>
+              </w:rPr>
+              <w:t xml:space="preserve"> backend</w:t>
             </w:r>
           </w:p>
         </w:tc>
@@ -4090,7 +4364,15 @@
         <w:t xml:space="preserve"> - </w:t>
       </w:r>
       <w:r>
-        <w:t>initial development with Adafruit IO revealed limitations, leading to a pivot to a self-hosted Mosquitto architecture. Both platforms had been introduced during the IoT module. Findings are presented in</w:t>
+        <w:t xml:space="preserve">initial development with Adafruit IO revealed limitations, leading to a pivot to a self-hosted </w:t>
+      </w:r>
+      <w:proofErr w:type="spellStart"/>
+      <w:r>
+        <w:t>Mosquitto</w:t>
+      </w:r>
+      <w:proofErr w:type="spellEnd"/>
+      <w:r>
+        <w:t xml:space="preserve"> architecture. Both platforms had been introduced during the IoT module. Findings are presented in</w:t>
       </w:r>
       <w:r>
         <w:t xml:space="preserve"> Section</w:t>
@@ -4126,11 +4408,27 @@
         </w:rPr>
       </w:pPr>
       <w:r>
-        <w:t xml:space="preserve">Legal: All software tools and libraries used in the project were open-source or freely available, including Arduino IDE, Mosquitto, FastAPI, PostgreSQL, and React. No proprietary or licensed software was used. The system collected environmental sensor data </w:t>
+        <w:t xml:space="preserve">Legal: All software tools and libraries used in the project were open-source or freely available, including Arduino IDE, </w:t>
+      </w:r>
+      <w:proofErr w:type="spellStart"/>
+      <w:r>
+        <w:t>Mosquitto</w:t>
+      </w:r>
+      <w:proofErr w:type="spellEnd"/>
+      <w:r>
+        <w:t xml:space="preserve">, </w:t>
+      </w:r>
+      <w:proofErr w:type="spellStart"/>
+      <w:r>
+        <w:t>FastAPI</w:t>
+      </w:r>
+      <w:proofErr w:type="spellEnd"/>
+      <w:r>
+        <w:t xml:space="preserve">, PostgreSQL, and React. No proprietary or licensed software was used. The system collected environmental sensor data only - no personal or identifiable data was stored; therefore, data protection regulations did </w:t>
       </w:r>
       <w:r>
         <w:lastRenderedPageBreak/>
-        <w:t>only - no personal or identifiable data was stored; therefore, data protection regulations did not apply in the current scope. However, if the system were deployed in a workplace environment with user access logging, data protection compliance would need to be considered.</w:t>
+        <w:t>not apply in the current scope. However, if the system were deployed in a workplace environment with user access logging, data protection compliance would need to be considered.</w:t>
       </w:r>
     </w:p>
     <w:p>
@@ -4395,7 +4693,23 @@
         </w:rPr>
       </w:pPr>
       <w:r>
-        <w:t>Research was conducted using a combination of official documentation, online resources, open-source repositories, and hands-on prototyping. Sources included official documentation for each technology (Mosquitto, FastAPI, PostgreSQL, React, ESP32), developer community resources, and GitHub repositories. Technologies were evaluated based on suitability for IoT applications, ease of integration, community support, and relevance to industry practice. Initial hands-on experience with Adafruit IO during the IoT module also informed the evaluation while testing on the prototype, as its limitations provided first-hand evidence for the selection of a self-hosted architecture.</w:t>
+        <w:t>Research was conducted using a combination of official documentation, online resources, open-source repositories, and hands-on prototyping. Sources included official documentation for each technology (</w:t>
+      </w:r>
+      <w:proofErr w:type="spellStart"/>
+      <w:r>
+        <w:t>Mosquitto</w:t>
+      </w:r>
+      <w:proofErr w:type="spellEnd"/>
+      <w:r>
+        <w:t xml:space="preserve">, </w:t>
+      </w:r>
+      <w:proofErr w:type="spellStart"/>
+      <w:r>
+        <w:t>FastAPI</w:t>
+      </w:r>
+      <w:proofErr w:type="spellEnd"/>
+      <w:r>
+        <w:t>, PostgreSQL, React, ESP32), developer community resources, and GitHub repositories. Technologies were evaluated based on suitability for IoT applications, ease of integration, community support, and relevance to industry practice. Initial hands-on experience with Adafruit IO during the IoT module also informed the evaluation while testing on the prototype, as its limitations provided first-hand evidence for the selection of a self-hosted architecture.</w:t>
       </w:r>
     </w:p>
     <w:p>
@@ -4445,39 +4759,95 @@
         <w:rPr>
           <w:lang w:val="en-US"/>
         </w:rPr>
-        <w:t>The emergence of IoT technology has introduced a more accessible alternative. IoT-based monitoring systems use low-cost microcontrollers and wireless connectivity to collect and transmit sensor data to a central server for processing and visualization. The ESP32, developed by Espressif Systems, is a low-cost, low-power system-on-chip with integrated Wi-Fi and Bluetooth capabilities, making it well-suited for IoT sensor applications (Espressif Systems, 2024).</w:t>
-      </w:r>
-    </w:p>
-    <w:p>
-      <w:pPr>
-        <w:pStyle w:val="ListParagraph"/>
-        <w:rPr>
-          <w:b/>
-          <w:bCs/>
+        <w:t xml:space="preserve">The emergence of IoT technology has introduced a more accessible alternative. IoT-based monitoring systems use low-cost microcontrollers and wireless connectivity to collect and transmit sensor data to a central server for processing and visualization. The ESP32, developed by </w:t>
+      </w:r>
+      <w:proofErr w:type="spellStart"/>
+      <w:r>
+        <w:rPr>
           <w:lang w:val="en-US"/>
         </w:rPr>
-      </w:pPr>
+        <w:t>Espressif</w:t>
+      </w:r>
+      <w:proofErr w:type="spellEnd"/>
       <w:r>
         <w:rPr>
           <w:lang w:val="en-US"/>
         </w:rPr>
+        <w:t xml:space="preserve"> Systems, is a low-cost, low-power system-on-chip with integrated Wi-Fi and Bluetooth capabilities, making it well-suited for IoT sensor applications (</w:t>
+      </w:r>
+      <w:proofErr w:type="spellStart"/>
+      <w:r>
+        <w:rPr>
+          <w:lang w:val="en-US"/>
+        </w:rPr>
+        <w:t>Espressif</w:t>
+      </w:r>
+      <w:proofErr w:type="spellEnd"/>
+      <w:r>
+        <w:rPr>
+          <w:lang w:val="en-US"/>
+        </w:rPr>
+        <w:t xml:space="preserve"> Systems, 2024).</w:t>
+      </w:r>
+    </w:p>
+    <w:p>
+      <w:pPr>
+        <w:pStyle w:val="ListParagraph"/>
+        <w:rPr>
+          <w:b/>
+          <w:bCs/>
+          <w:lang w:val="en-US"/>
+        </w:rPr>
+      </w:pPr>
+      <w:r>
+        <w:rPr>
+          <w:lang w:val="en-US"/>
+        </w:rPr>
         <w:lastRenderedPageBreak/>
-        <w:t>IoT systems typically follow a layered architecture consisting of a perception layer for data collection, a network layer for data transmission, and an application layer for delivering services to end users (Banaamah and Ahmad, 2024). This project adopted a similar architecture: the ESP32 served as the perception layer, MQTT over Wi-Fi as the network layer, and the FastAPI backend with React dashboard as the application layer.</w:t>
-      </w:r>
-    </w:p>
-    <w:p>
-      <w:pPr>
-        <w:pStyle w:val="ListParagraph"/>
-        <w:rPr>
-          <w:b/>
-          <w:bCs/>
+        <w:t>IoT systems typically follow a layered architecture consisting of a perception layer for data collection, a network layer for data transmission, and an application layer for delivering services to end users (</w:t>
+      </w:r>
+      <w:proofErr w:type="spellStart"/>
+      <w:r>
+        <w:rPr>
           <w:lang w:val="en-US"/>
         </w:rPr>
-      </w:pPr>
+        <w:t>Banaamah</w:t>
+      </w:r>
+      <w:proofErr w:type="spellEnd"/>
       <w:r>
         <w:rPr>
           <w:lang w:val="en-US"/>
         </w:rPr>
+        <w:t xml:space="preserve"> and Ahmad, 2024). This project adopted a similar architecture: the ESP32 served as the perception layer, MQTT over Wi-Fi as the network layer, and the </w:t>
+      </w:r>
+      <w:proofErr w:type="spellStart"/>
+      <w:r>
+        <w:rPr>
+          <w:lang w:val="en-US"/>
+        </w:rPr>
+        <w:t>FastAPI</w:t>
+      </w:r>
+      <w:proofErr w:type="spellEnd"/>
+      <w:r>
+        <w:rPr>
+          <w:lang w:val="en-US"/>
+        </w:rPr>
+        <w:t xml:space="preserve"> backend with React dashboard as the application layer.</w:t>
+      </w:r>
+    </w:p>
+    <w:p>
+      <w:pPr>
+        <w:pStyle w:val="ListParagraph"/>
+        <w:rPr>
+          <w:b/>
+          <w:bCs/>
+          <w:lang w:val="en-US"/>
+        </w:rPr>
+      </w:pPr>
+      <w:r>
+        <w:rPr>
+          <w:lang w:val="en-US"/>
+        </w:rPr>
         <w:t xml:space="preserve">During the prototyping phase, Adafruit IO </w:t>
       </w:r>
       <w:r>
@@ -4502,7 +4872,35 @@
         <w:rPr>
           <w:lang w:val="en-US"/>
         </w:rPr>
-        <w:t xml:space="preserve"> was initially tested. While it provided a simple interface for publishing and visualizing sensor data, it imposed limitations including restricted message rates, limited data retention, and dependency on an external service. These constraints led to the decision to implement a fully self-hosted architecture using Mosquitto, FastAPI, and PostgreSQL, giving complete control over data storage, message handling, and system configuration.</w:t>
+        <w:t xml:space="preserve"> was initially tested. While it provided a simple interface for publishing and visualizing sensor data, it imposed limitations including restricted message rates, limited data retention, and dependency on an external service. These constraints led to the decision to implement a fully self-hosted architecture using </w:t>
+      </w:r>
+      <w:proofErr w:type="spellStart"/>
+      <w:r>
+        <w:rPr>
+          <w:lang w:val="en-US"/>
+        </w:rPr>
+        <w:t>Mosquitto</w:t>
+      </w:r>
+      <w:proofErr w:type="spellEnd"/>
+      <w:r>
+        <w:rPr>
+          <w:lang w:val="en-US"/>
+        </w:rPr>
+        <w:t xml:space="preserve">, </w:t>
+      </w:r>
+      <w:proofErr w:type="spellStart"/>
+      <w:r>
+        <w:rPr>
+          <w:lang w:val="en-US"/>
+        </w:rPr>
+        <w:t>FastAPI</w:t>
+      </w:r>
+      <w:proofErr w:type="spellEnd"/>
+      <w:r>
+        <w:rPr>
+          <w:lang w:val="en-US"/>
+        </w:rPr>
+        <w:t>, and PostgreSQL, giving complete control over data storage, message handling, and system configuration.</w:t>
       </w:r>
     </w:p>
     <w:p>
@@ -4585,12 +4983,14 @@
           <w:bCs/>
         </w:rPr>
       </w:pPr>
+      <w:proofErr w:type="spellStart"/>
       <w:r>
         <w:t>WebSocke</w:t>
       </w:r>
       <w:r>
         <w:t>ts</w:t>
       </w:r>
+      <w:proofErr w:type="spellEnd"/>
       <w:r>
         <w:t xml:space="preserve"> provide a persistent, full-duplex connection between client and server, enabling real-time bidirectional communication. While effective for browser-to-server applications, maintaining persistent connections on constrained microcontrollers increases power consumption and firmware complexity compared to MQTT's lightweight model.</w:t>
       </w:r>
@@ -4754,7 +5154,7 @@
           <w:noProof/>
         </w:rPr>
         <w:drawing>
-          <wp:inline distT="0" distB="0" distL="0" distR="0" wp14:anchorId="21D7B690" wp14:editId="1E9816FC">
+          <wp:inline distT="0" distB="0" distL="0" distR="0" wp14:anchorId="21D7B690" wp14:editId="6621AF3C">
             <wp:extent cx="5398936" cy="2429268"/>
             <wp:effectExtent l="0" t="0" r="0" b="9525"/>
             <wp:docPr id="623827938" name="Picture 1"/>
@@ -4806,13 +5206,135 @@
     <w:p>
       <w:pPr>
         <w:pStyle w:val="ListParagraph"/>
-        <w:rPr>
-          <w:b/>
-          <w:bCs/>
-        </w:rPr>
-      </w:pPr>
-      <w:r>
-        <w:t>The following table summarises the comparison:</w:t>
+      </w:pPr>
+      <w:r>
+        <w:t xml:space="preserve">The following table summarises </w:t>
+      </w:r>
+      <w:r>
+        <w:t>the communication protocol</w:t>
+      </w:r>
+      <w:r>
+        <w:t>:</w:t>
+      </w:r>
+    </w:p>
+    <w:p>
+      <w:pPr>
+        <w:pStyle w:val="Caption"/>
+        <w:keepNext/>
+        <w:ind w:left="709"/>
+      </w:pPr>
+      <w:r>
+        <w:rPr>
+          <w:b/>
+          <w:bCs/>
+          <w:i w:val="0"/>
+          <w:iCs w:val="0"/>
+        </w:rPr>
+        <w:t xml:space="preserve">Table </w:t>
+      </w:r>
+      <w:r>
+        <w:rPr>
+          <w:b/>
+          <w:bCs/>
+          <w:i w:val="0"/>
+          <w:iCs w:val="0"/>
+        </w:rPr>
+        <w:fldChar w:fldCharType="begin"/>
+      </w:r>
+      <w:r>
+        <w:rPr>
+          <w:b/>
+          <w:bCs/>
+          <w:i w:val="0"/>
+          <w:iCs w:val="0"/>
+        </w:rPr>
+        <w:instrText xml:space="preserve"> STYLEREF 1 \s </w:instrText>
+      </w:r>
+      <w:r>
+        <w:rPr>
+          <w:b/>
+          <w:bCs/>
+          <w:i w:val="0"/>
+          <w:iCs w:val="0"/>
+        </w:rPr>
+        <w:fldChar w:fldCharType="separate"/>
+      </w:r>
+      <w:r>
+        <w:rPr>
+          <w:b/>
+          <w:bCs/>
+          <w:i w:val="0"/>
+          <w:iCs w:val="0"/>
+          <w:noProof/>
+        </w:rPr>
+        <w:t>2</w:t>
+      </w:r>
+      <w:r>
+        <w:rPr>
+          <w:b/>
+          <w:bCs/>
+          <w:i w:val="0"/>
+          <w:iCs w:val="0"/>
+        </w:rPr>
+        <w:fldChar w:fldCharType="end"/>
+      </w:r>
+      <w:r>
+        <w:rPr>
+          <w:b/>
+          <w:bCs/>
+          <w:i w:val="0"/>
+          <w:iCs w:val="0"/>
+        </w:rPr>
+        <w:t>.</w:t>
+      </w:r>
+      <w:r>
+        <w:rPr>
+          <w:b/>
+          <w:bCs/>
+          <w:i w:val="0"/>
+          <w:iCs w:val="0"/>
+        </w:rPr>
+        <w:fldChar w:fldCharType="begin"/>
+      </w:r>
+      <w:r>
+        <w:rPr>
+          <w:b/>
+          <w:bCs/>
+          <w:i w:val="0"/>
+          <w:iCs w:val="0"/>
+        </w:rPr>
+        <w:instrText xml:space="preserve"> SEQ Table \* ARABIC \s 1 </w:instrText>
+      </w:r>
+      <w:r>
+        <w:rPr>
+          <w:b/>
+          <w:bCs/>
+          <w:i w:val="0"/>
+          <w:iCs w:val="0"/>
+        </w:rPr>
+        <w:fldChar w:fldCharType="separate"/>
+      </w:r>
+      <w:r>
+        <w:rPr>
+          <w:b/>
+          <w:bCs/>
+          <w:i w:val="0"/>
+          <w:iCs w:val="0"/>
+          <w:noProof/>
+        </w:rPr>
+        <w:t>1</w:t>
+      </w:r>
+      <w:r>
+        <w:rPr>
+          <w:b/>
+          <w:bCs/>
+          <w:i w:val="0"/>
+          <w:iCs w:val="0"/>
+        </w:rPr>
+        <w:fldChar w:fldCharType="end"/>
+      </w:r>
+      <w:r>
+        <w:t xml:space="preserve"> Communication Protocol Comparison</w:t>
       </w:r>
     </w:p>
     <w:tbl>
@@ -5006,6 +5528,7 @@
                 <w:szCs w:val="20"/>
               </w:rPr>
             </w:pPr>
+            <w:proofErr w:type="gramStart"/>
             <w:r>
               <w:rPr>
                 <w:sz w:val="20"/>
@@ -5013,6 +5536,7 @@
               </w:rPr>
               <w:t>Full-duplex</w:t>
             </w:r>
+            <w:proofErr w:type="gramEnd"/>
           </w:p>
         </w:tc>
       </w:tr>
@@ -5709,32 +6233,58 @@
           <w:bCs/>
         </w:rPr>
       </w:pPr>
-      <w:r>
-        <w:t>HiveMQ is a commercial MQTT broker designed for enterprise-scale deployments. It offers advanced features such as clustering, extensive monitoring, and a managed cloud option. However, the full feature set requires a paid licence, and the complexity of the platform exceeded the requirements of this project.</w:t>
-      </w:r>
-    </w:p>
-    <w:p>
-      <w:pPr>
-        <w:pStyle w:val="ListParagraph"/>
-        <w:rPr>
-          <w:b/>
-          <w:bCs/>
-        </w:rPr>
-      </w:pPr>
-      <w:r>
-        <w:t>Eclipse Mosquitto is an open-source MQTT broker maintained by the Eclipse Foundation. It is lightweight, supports MQTT versions 5.0, 3.1.1, and 3.1, and is suitable for use on devices ranging from low-power single-board computers to full servers (Eclipse Foundation, no date). Mosquitto supports password-based authentication, message persistence, and configurable logging.</w:t>
-      </w:r>
-    </w:p>
-    <w:p>
-      <w:pPr>
-        <w:pStyle w:val="ListParagraph"/>
-        <w:rPr>
-          <w:b/>
-          <w:bCs/>
-        </w:rPr>
-      </w:pPr>
-      <w:r>
-        <w:t>Mosquitto was selected for this project because it provided full control over the broker configuration as a self-hosted solution, it is open-source and free to use, it is lightweight enough to run alongside the backend on a single development machine, and it is widely documented with strong community support.</w:t>
+      <w:proofErr w:type="spellStart"/>
+      <w:r>
+        <w:t>HiveMQ</w:t>
+      </w:r>
+      <w:proofErr w:type="spellEnd"/>
+      <w:r>
+        <w:t xml:space="preserve"> is a commercial MQTT broker designed for enterprise-scale deployments. It offers advanced features such as clustering, extensive monitoring, and a managed cloud option. However, the full feature set requires a paid licence, and the complexity of the platform exceeded the requirements of this project.</w:t>
+      </w:r>
+    </w:p>
+    <w:p>
+      <w:pPr>
+        <w:pStyle w:val="ListParagraph"/>
+        <w:rPr>
+          <w:b/>
+          <w:bCs/>
+        </w:rPr>
+      </w:pPr>
+      <w:r>
+        <w:t xml:space="preserve">Eclipse </w:t>
+      </w:r>
+      <w:proofErr w:type="spellStart"/>
+      <w:r>
+        <w:t>Mosquitto</w:t>
+      </w:r>
+      <w:proofErr w:type="spellEnd"/>
+      <w:r>
+        <w:t xml:space="preserve"> is an open-source MQTT broker maintained by the Eclipse Foundation. It is lightweight, supports MQTT versions 5.0, 3.1.1, and 3.1, and is suitable for use on devices ranging from low-power single-board computers to full servers (Eclipse Foundation, no date). </w:t>
+      </w:r>
+      <w:proofErr w:type="spellStart"/>
+      <w:r>
+        <w:t>Mosquitto</w:t>
+      </w:r>
+      <w:proofErr w:type="spellEnd"/>
+      <w:r>
+        <w:t xml:space="preserve"> supports password-based authentication, message persistence, and configurable logging.</w:t>
+      </w:r>
+    </w:p>
+    <w:p>
+      <w:pPr>
+        <w:pStyle w:val="ListParagraph"/>
+        <w:rPr>
+          <w:b/>
+          <w:bCs/>
+        </w:rPr>
+      </w:pPr>
+      <w:proofErr w:type="spellStart"/>
+      <w:r>
+        <w:t>Mosquitto</w:t>
+      </w:r>
+      <w:proofErr w:type="spellEnd"/>
+      <w:r>
+        <w:t xml:space="preserve"> was selected for this project because it provided full control over the broker configuration as a self-hosted solution, it is open-source and free to use, it is lightweight enough to run alongside the backend on a single development machine, and it is widely documented with strong community support.</w:t>
       </w:r>
     </w:p>
     <w:p>
@@ -5764,11 +6314,43 @@
         </w:rPr>
       </w:pPr>
       <w:r>
-        <w:t xml:space="preserve">The backend framework was selected based on industry relevance and suitability for the project requirements. FastAPI is a modern Python web framework designed for building </w:t>
+        <w:t xml:space="preserve">The backend framework was selected based on industry relevance and suitability for the project requirements. </w:t>
+      </w:r>
+      <w:proofErr w:type="spellStart"/>
+      <w:r>
+        <w:t>FastAPI</w:t>
+      </w:r>
+      <w:proofErr w:type="spellEnd"/>
+      <w:r>
+        <w:t xml:space="preserve"> is a modern Python web framework designed for building </w:t>
       </w:r>
       <w:r>
         <w:lastRenderedPageBreak/>
-        <w:t>APIs. It provides automatic interactive API documentation via Swagger UI, enabling developers to test REST API endpoints directly from the browser without additional tools (FastAPI, no date). FastAPI was chosen for this project because it is widely adopted in industry, it integrates well with Python-based MQTT libraries such as paho-mqtt, and the built-in Swagger UI significantly simplified API testing during development.</w:t>
+        <w:t>APIs. It provides automatic interactive API documentation via Swagger UI, enabling developers to test REST API endpoints directly from the browser without additional tools (</w:t>
+      </w:r>
+      <w:proofErr w:type="spellStart"/>
+      <w:r>
+        <w:t>FastAPI</w:t>
+      </w:r>
+      <w:proofErr w:type="spellEnd"/>
+      <w:r>
+        <w:t xml:space="preserve">, no date). </w:t>
+      </w:r>
+      <w:proofErr w:type="spellStart"/>
+      <w:r>
+        <w:t>FastAPI</w:t>
+      </w:r>
+      <w:proofErr w:type="spellEnd"/>
+      <w:r>
+        <w:t xml:space="preserve"> was chosen for this project because it is widely adopted in industry, it integrates well with Python-based MQTT libraries such as paho-</w:t>
+      </w:r>
+      <w:proofErr w:type="spellStart"/>
+      <w:r>
+        <w:t>mqtt</w:t>
+      </w:r>
+      <w:proofErr w:type="spellEnd"/>
+      <w:r>
+        <w:t>, and the built-in Swagger UI significantly simplified API testing during development.</w:t>
       </w:r>
     </w:p>
     <w:p>
@@ -5860,7 +6442,23 @@
         <w:t xml:space="preserve"> section</w:t>
       </w:r>
       <w:r>
-        <w:t xml:space="preserve"> reviewed the technologies relevant to the project and provided justification for each selection. IoT monitoring systems were examined to understand common architectures and identify the opportunity for a low-cost, self-hosted solution. MQTT was selected as the communication protocol for its asynchronous, decoupled, and lightweight characteristics. Mosquitto was chosen as the MQTT broker after first-hand testing of Adafruit IO revealed structural and scalability limitations. FastAPI, PostgreSQL, and React were each selected based on industry relevance, project suitability, and in the case of React, prior experience. </w:t>
+        <w:t xml:space="preserve"> reviewed the technologies relevant to the project and provided justification for each selection. IoT monitoring systems were examined to understand common architectures and identify the opportunity for a low-cost, self-hosted solution. MQTT was selected as the communication protocol for its asynchronous, decoupled, and lightweight characteristics. </w:t>
+      </w:r>
+      <w:proofErr w:type="spellStart"/>
+      <w:r>
+        <w:t>Mosquitto</w:t>
+      </w:r>
+      <w:proofErr w:type="spellEnd"/>
+      <w:r>
+        <w:t xml:space="preserve"> was chosen as the MQTT broker after first-hand testing of Adafruit IO revealed structural and scalability limitations. </w:t>
+      </w:r>
+      <w:proofErr w:type="spellStart"/>
+      <w:r>
+        <w:t>FastAPI</w:t>
+      </w:r>
+      <w:proofErr w:type="spellEnd"/>
+      <w:r>
+        <w:t xml:space="preserve">, PostgreSQL, and React were each selected based on industry relevance, project suitability, and in the case of React, prior experience. </w:t>
       </w:r>
       <w:r>
         <w:lastRenderedPageBreak/>
@@ -6098,16 +6696,135 @@
     <w:p>
       <w:pPr>
         <w:pStyle w:val="ListParagraph"/>
-        <w:rPr>
-          <w:b/>
-          <w:bCs/>
-        </w:rPr>
       </w:pPr>
       <w:r>
         <w:t>The following functional requirements were identified for the system</w:t>
       </w:r>
       <w:r>
         <w:t>:</w:t>
+      </w:r>
+    </w:p>
+    <w:p>
+      <w:pPr>
+        <w:pStyle w:val="Caption"/>
+        <w:keepNext/>
+        <w:ind w:left="709"/>
+      </w:pPr>
+      <w:r>
+        <w:rPr>
+          <w:b/>
+          <w:bCs/>
+          <w:i w:val="0"/>
+          <w:iCs w:val="0"/>
+        </w:rPr>
+        <w:t xml:space="preserve">Table </w:t>
+      </w:r>
+      <w:r>
+        <w:rPr>
+          <w:b/>
+          <w:bCs/>
+          <w:i w:val="0"/>
+          <w:iCs w:val="0"/>
+        </w:rPr>
+        <w:fldChar w:fldCharType="begin"/>
+      </w:r>
+      <w:r>
+        <w:rPr>
+          <w:b/>
+          <w:bCs/>
+          <w:i w:val="0"/>
+          <w:iCs w:val="0"/>
+        </w:rPr>
+        <w:instrText xml:space="preserve"> STYLEREF 1 \s </w:instrText>
+      </w:r>
+      <w:r>
+        <w:rPr>
+          <w:b/>
+          <w:bCs/>
+          <w:i w:val="0"/>
+          <w:iCs w:val="0"/>
+        </w:rPr>
+        <w:fldChar w:fldCharType="separate"/>
+      </w:r>
+      <w:r>
+        <w:rPr>
+          <w:b/>
+          <w:bCs/>
+          <w:i w:val="0"/>
+          <w:iCs w:val="0"/>
+          <w:noProof/>
+        </w:rPr>
+        <w:t>3</w:t>
+      </w:r>
+      <w:r>
+        <w:rPr>
+          <w:b/>
+          <w:bCs/>
+          <w:i w:val="0"/>
+          <w:iCs w:val="0"/>
+        </w:rPr>
+        <w:fldChar w:fldCharType="end"/>
+      </w:r>
+      <w:r>
+        <w:rPr>
+          <w:b/>
+          <w:bCs/>
+          <w:i w:val="0"/>
+          <w:iCs w:val="0"/>
+        </w:rPr>
+        <w:t>.</w:t>
+      </w:r>
+      <w:r>
+        <w:rPr>
+          <w:b/>
+          <w:bCs/>
+          <w:i w:val="0"/>
+          <w:iCs w:val="0"/>
+        </w:rPr>
+        <w:fldChar w:fldCharType="begin"/>
+      </w:r>
+      <w:r>
+        <w:rPr>
+          <w:b/>
+          <w:bCs/>
+          <w:i w:val="0"/>
+          <w:iCs w:val="0"/>
+        </w:rPr>
+        <w:instrText xml:space="preserve"> SEQ Table \* ARABIC \s 1 </w:instrText>
+      </w:r>
+      <w:r>
+        <w:rPr>
+          <w:b/>
+          <w:bCs/>
+          <w:i w:val="0"/>
+          <w:iCs w:val="0"/>
+        </w:rPr>
+        <w:fldChar w:fldCharType="separate"/>
+      </w:r>
+      <w:r>
+        <w:rPr>
+          <w:b/>
+          <w:bCs/>
+          <w:i w:val="0"/>
+          <w:iCs w:val="0"/>
+          <w:noProof/>
+        </w:rPr>
+        <w:t>1</w:t>
+      </w:r>
+      <w:r>
+        <w:rPr>
+          <w:b/>
+          <w:bCs/>
+          <w:i w:val="0"/>
+          <w:iCs w:val="0"/>
+        </w:rPr>
+        <w:fldChar w:fldCharType="end"/>
+      </w:r>
+      <w:r>
+        <w:t xml:space="preserve"> </w:t>
+      </w:r>
+      <w:r>
+        <w:t>Functional Requirements Specification</w:t>
       </w:r>
     </w:p>
     <w:tbl>
@@ -7071,6 +7788,7 @@
                 <w:sz w:val="20"/>
                 <w:szCs w:val="20"/>
               </w:rPr>
+              <w:lastRenderedPageBreak/>
               <w:t>FR13</w:t>
             </w:r>
           </w:p>
@@ -7142,7 +7860,6 @@
                 <w:sz w:val="20"/>
                 <w:szCs w:val="20"/>
               </w:rPr>
-              <w:lastRenderedPageBreak/>
               <w:t>FR14</w:t>
             </w:r>
           </w:p>
@@ -7306,6 +8023,129 @@
       </w:pPr>
       <w:r>
         <w:t>The following non-functional requirements define the quality attributes of the system:</w:t>
+      </w:r>
+    </w:p>
+    <w:p>
+      <w:pPr>
+        <w:pStyle w:val="Caption"/>
+        <w:keepNext/>
+        <w:ind w:left="709"/>
+      </w:pPr>
+      <w:r>
+        <w:rPr>
+          <w:b/>
+          <w:bCs/>
+          <w:i w:val="0"/>
+          <w:iCs w:val="0"/>
+        </w:rPr>
+        <w:t xml:space="preserve">Table </w:t>
+      </w:r>
+      <w:r>
+        <w:rPr>
+          <w:b/>
+          <w:bCs/>
+          <w:i w:val="0"/>
+          <w:iCs w:val="0"/>
+        </w:rPr>
+        <w:fldChar w:fldCharType="begin"/>
+      </w:r>
+      <w:r>
+        <w:rPr>
+          <w:b/>
+          <w:bCs/>
+          <w:i w:val="0"/>
+          <w:iCs w:val="0"/>
+        </w:rPr>
+        <w:instrText xml:space="preserve"> STYLEREF 1 \s </w:instrText>
+      </w:r>
+      <w:r>
+        <w:rPr>
+          <w:b/>
+          <w:bCs/>
+          <w:i w:val="0"/>
+          <w:iCs w:val="0"/>
+        </w:rPr>
+        <w:fldChar w:fldCharType="separate"/>
+      </w:r>
+      <w:r>
+        <w:rPr>
+          <w:b/>
+          <w:bCs/>
+          <w:i w:val="0"/>
+          <w:iCs w:val="0"/>
+          <w:noProof/>
+        </w:rPr>
+        <w:t>3</w:t>
+      </w:r>
+      <w:r>
+        <w:rPr>
+          <w:b/>
+          <w:bCs/>
+          <w:i w:val="0"/>
+          <w:iCs w:val="0"/>
+        </w:rPr>
+        <w:fldChar w:fldCharType="end"/>
+      </w:r>
+      <w:r>
+        <w:rPr>
+          <w:b/>
+          <w:bCs/>
+          <w:i w:val="0"/>
+          <w:iCs w:val="0"/>
+        </w:rPr>
+        <w:t>.</w:t>
+      </w:r>
+      <w:r>
+        <w:rPr>
+          <w:b/>
+          <w:bCs/>
+          <w:i w:val="0"/>
+          <w:iCs w:val="0"/>
+        </w:rPr>
+        <w:fldChar w:fldCharType="begin"/>
+      </w:r>
+      <w:r>
+        <w:rPr>
+          <w:b/>
+          <w:bCs/>
+          <w:i w:val="0"/>
+          <w:iCs w:val="0"/>
+        </w:rPr>
+        <w:instrText xml:space="preserve"> SEQ Table \* ARABIC \s 1 </w:instrText>
+      </w:r>
+      <w:r>
+        <w:rPr>
+          <w:b/>
+          <w:bCs/>
+          <w:i w:val="0"/>
+          <w:iCs w:val="0"/>
+        </w:rPr>
+        <w:fldChar w:fldCharType="separate"/>
+      </w:r>
+      <w:r>
+        <w:rPr>
+          <w:b/>
+          <w:bCs/>
+          <w:i w:val="0"/>
+          <w:iCs w:val="0"/>
+          <w:noProof/>
+        </w:rPr>
+        <w:t>2</w:t>
+      </w:r>
+      <w:r>
+        <w:rPr>
+          <w:b/>
+          <w:bCs/>
+          <w:i w:val="0"/>
+          <w:iCs w:val="0"/>
+        </w:rPr>
+        <w:fldChar w:fldCharType="end"/>
+      </w:r>
+      <w:r>
+        <w:t xml:space="preserve"> Non - </w:t>
+      </w:r>
+      <w:r>
+        <w:t>Functional Requirements Specification</w:t>
       </w:r>
     </w:p>
     <w:tbl>
@@ -7996,6 +8836,126 @@
         <w:t>The following use cases describe the key interactions between the operator and the system:</w:t>
       </w:r>
     </w:p>
+    <w:p>
+      <w:pPr>
+        <w:pStyle w:val="Caption"/>
+        <w:keepNext/>
+        <w:ind w:left="709"/>
+      </w:pPr>
+      <w:r>
+        <w:rPr>
+          <w:b/>
+          <w:bCs/>
+          <w:i w:val="0"/>
+          <w:iCs w:val="0"/>
+        </w:rPr>
+        <w:t xml:space="preserve">Table </w:t>
+      </w:r>
+      <w:r>
+        <w:rPr>
+          <w:b/>
+          <w:bCs/>
+          <w:i w:val="0"/>
+          <w:iCs w:val="0"/>
+        </w:rPr>
+        <w:fldChar w:fldCharType="begin"/>
+      </w:r>
+      <w:r>
+        <w:rPr>
+          <w:b/>
+          <w:bCs/>
+          <w:i w:val="0"/>
+          <w:iCs w:val="0"/>
+        </w:rPr>
+        <w:instrText xml:space="preserve"> STYLEREF 1 \s </w:instrText>
+      </w:r>
+      <w:r>
+        <w:rPr>
+          <w:b/>
+          <w:bCs/>
+          <w:i w:val="0"/>
+          <w:iCs w:val="0"/>
+        </w:rPr>
+        <w:fldChar w:fldCharType="separate"/>
+      </w:r>
+      <w:r>
+        <w:rPr>
+          <w:b/>
+          <w:bCs/>
+          <w:i w:val="0"/>
+          <w:iCs w:val="0"/>
+          <w:noProof/>
+        </w:rPr>
+        <w:t>3</w:t>
+      </w:r>
+      <w:r>
+        <w:rPr>
+          <w:b/>
+          <w:bCs/>
+          <w:i w:val="0"/>
+          <w:iCs w:val="0"/>
+        </w:rPr>
+        <w:fldChar w:fldCharType="end"/>
+      </w:r>
+      <w:r>
+        <w:rPr>
+          <w:b/>
+          <w:bCs/>
+          <w:i w:val="0"/>
+          <w:iCs w:val="0"/>
+        </w:rPr>
+        <w:t>.</w:t>
+      </w:r>
+      <w:r>
+        <w:rPr>
+          <w:b/>
+          <w:bCs/>
+          <w:i w:val="0"/>
+          <w:iCs w:val="0"/>
+        </w:rPr>
+        <w:fldChar w:fldCharType="begin"/>
+      </w:r>
+      <w:r>
+        <w:rPr>
+          <w:b/>
+          <w:bCs/>
+          <w:i w:val="0"/>
+          <w:iCs w:val="0"/>
+        </w:rPr>
+        <w:instrText xml:space="preserve"> SEQ Table \* ARABIC \s 1 </w:instrText>
+      </w:r>
+      <w:r>
+        <w:rPr>
+          <w:b/>
+          <w:bCs/>
+          <w:i w:val="0"/>
+          <w:iCs w:val="0"/>
+        </w:rPr>
+        <w:fldChar w:fldCharType="separate"/>
+      </w:r>
+      <w:r>
+        <w:rPr>
+          <w:b/>
+          <w:bCs/>
+          <w:i w:val="0"/>
+          <w:iCs w:val="0"/>
+          <w:noProof/>
+        </w:rPr>
+        <w:t>3</w:t>
+      </w:r>
+      <w:r>
+        <w:rPr>
+          <w:b/>
+          <w:bCs/>
+          <w:i w:val="0"/>
+          <w:iCs w:val="0"/>
+        </w:rPr>
+        <w:fldChar w:fldCharType="end"/>
+      </w:r>
+      <w:r>
+        <w:t xml:space="preserve"> Use Cases Specification</w:t>
+      </w:r>
+    </w:p>
     <w:tbl>
       <w:tblPr>
         <w:tblStyle w:val="TableGrid"/>
@@ -8235,6 +9195,7 @@
                 <w:sz w:val="20"/>
                 <w:szCs w:val="20"/>
               </w:rPr>
+              <w:lastRenderedPageBreak/>
               <w:t>UC3</w:t>
             </w:r>
           </w:p>
@@ -8306,7 +9267,6 @@
                 <w:sz w:val="20"/>
                 <w:szCs w:val="20"/>
               </w:rPr>
-              <w:lastRenderedPageBreak/>
               <w:t>UC4</w:t>
             </w:r>
           </w:p>
@@ -8664,13 +9624,132 @@
     <w:p>
       <w:pPr>
         <w:pStyle w:val="ListParagraph"/>
-        <w:rPr>
-          <w:b/>
-          <w:bCs/>
-        </w:rPr>
       </w:pPr>
       <w:r>
         <w:t>The following table defines what was included within the project scope and what was deliberately excluded:</w:t>
+      </w:r>
+    </w:p>
+    <w:p>
+      <w:pPr>
+        <w:pStyle w:val="Caption"/>
+        <w:keepNext/>
+        <w:ind w:left="709"/>
+      </w:pPr>
+      <w:r>
+        <w:rPr>
+          <w:b/>
+          <w:bCs/>
+          <w:i w:val="0"/>
+          <w:iCs w:val="0"/>
+        </w:rPr>
+        <w:t xml:space="preserve">Table </w:t>
+      </w:r>
+      <w:r>
+        <w:rPr>
+          <w:b/>
+          <w:bCs/>
+          <w:i w:val="0"/>
+          <w:iCs w:val="0"/>
+        </w:rPr>
+        <w:fldChar w:fldCharType="begin"/>
+      </w:r>
+      <w:r>
+        <w:rPr>
+          <w:b/>
+          <w:bCs/>
+          <w:i w:val="0"/>
+          <w:iCs w:val="0"/>
+        </w:rPr>
+        <w:instrText xml:space="preserve"> STYLEREF 1 \s </w:instrText>
+      </w:r>
+      <w:r>
+        <w:rPr>
+          <w:b/>
+          <w:bCs/>
+          <w:i w:val="0"/>
+          <w:iCs w:val="0"/>
+        </w:rPr>
+        <w:fldChar w:fldCharType="separate"/>
+      </w:r>
+      <w:r>
+        <w:rPr>
+          <w:b/>
+          <w:bCs/>
+          <w:i w:val="0"/>
+          <w:iCs w:val="0"/>
+          <w:noProof/>
+        </w:rPr>
+        <w:t>3</w:t>
+      </w:r>
+      <w:r>
+        <w:rPr>
+          <w:b/>
+          <w:bCs/>
+          <w:i w:val="0"/>
+          <w:iCs w:val="0"/>
+        </w:rPr>
+        <w:fldChar w:fldCharType="end"/>
+      </w:r>
+      <w:r>
+        <w:rPr>
+          <w:b/>
+          <w:bCs/>
+          <w:i w:val="0"/>
+          <w:iCs w:val="0"/>
+        </w:rPr>
+        <w:t>.</w:t>
+      </w:r>
+      <w:r>
+        <w:rPr>
+          <w:b/>
+          <w:bCs/>
+          <w:i w:val="0"/>
+          <w:iCs w:val="0"/>
+        </w:rPr>
+        <w:fldChar w:fldCharType="begin"/>
+      </w:r>
+      <w:r>
+        <w:rPr>
+          <w:b/>
+          <w:bCs/>
+          <w:i w:val="0"/>
+          <w:iCs w:val="0"/>
+        </w:rPr>
+        <w:instrText xml:space="preserve"> SEQ Table \* ARABIC \s 1 </w:instrText>
+      </w:r>
+      <w:r>
+        <w:rPr>
+          <w:b/>
+          <w:bCs/>
+          <w:i w:val="0"/>
+          <w:iCs w:val="0"/>
+        </w:rPr>
+        <w:fldChar w:fldCharType="separate"/>
+      </w:r>
+      <w:r>
+        <w:rPr>
+          <w:b/>
+          <w:bCs/>
+          <w:i w:val="0"/>
+          <w:iCs w:val="0"/>
+          <w:noProof/>
+        </w:rPr>
+        <w:t>4</w:t>
+      </w:r>
+      <w:r>
+        <w:rPr>
+          <w:b/>
+          <w:bCs/>
+          <w:i w:val="0"/>
+          <w:iCs w:val="0"/>
+        </w:rPr>
+        <w:fldChar w:fldCharType="end"/>
+      </w:r>
+      <w:r>
+        <w:t xml:space="preserve"> </w:t>
+      </w:r>
+      <w:r>
+        <w:t>System Scope Specifications</w:t>
       </w:r>
     </w:p>
     <w:tbl>
@@ -8948,7 +10027,24 @@
                 <w:sz w:val="20"/>
                 <w:szCs w:val="20"/>
               </w:rPr>
-              <w:t>Self-hosted Mosquitto MQTT broker with password authentication</w:t>
+              <w:lastRenderedPageBreak/>
+              <w:t xml:space="preserve">Self-hosted </w:t>
+            </w:r>
+            <w:proofErr w:type="spellStart"/>
+            <w:r>
+              <w:rPr>
+                <w:sz w:val="20"/>
+                <w:szCs w:val="20"/>
+              </w:rPr>
+              <w:t>Mosquitto</w:t>
+            </w:r>
+            <w:proofErr w:type="spellEnd"/>
+            <w:r>
+              <w:rPr>
+                <w:sz w:val="20"/>
+                <w:szCs w:val="20"/>
+              </w:rPr>
+              <w:t xml:space="preserve"> MQTT broker with password authentication</w:t>
             </w:r>
           </w:p>
         </w:tc>
@@ -8971,7 +10067,23 @@
                 <w:sz w:val="20"/>
                 <w:szCs w:val="20"/>
               </w:rPr>
-              <w:t>Cloud deployment (Linode/AWS)</w:t>
+              <w:t>Cloud deployment (</w:t>
+            </w:r>
+            <w:proofErr w:type="spellStart"/>
+            <w:r>
+              <w:rPr>
+                <w:sz w:val="20"/>
+                <w:szCs w:val="20"/>
+              </w:rPr>
+              <w:t>Linode</w:t>
+            </w:r>
+            <w:proofErr w:type="spellEnd"/>
+            <w:r>
+              <w:rPr>
+                <w:sz w:val="20"/>
+                <w:szCs w:val="20"/>
+              </w:rPr>
+              <w:t>/AWS)</w:t>
             </w:r>
           </w:p>
         </w:tc>
@@ -8991,13 +10103,21 @@
                 <w:szCs w:val="20"/>
               </w:rPr>
             </w:pPr>
-            <w:r>
-              <w:rPr>
-                <w:sz w:val="20"/>
-                <w:szCs w:val="20"/>
-              </w:rPr>
-              <w:lastRenderedPageBreak/>
-              <w:t>FastAPI backend with REST API and MQTT subscriber</w:t>
+            <w:proofErr w:type="spellStart"/>
+            <w:r>
+              <w:rPr>
+                <w:sz w:val="20"/>
+                <w:szCs w:val="20"/>
+              </w:rPr>
+              <w:t>FastAPI</w:t>
+            </w:r>
+            <w:proofErr w:type="spellEnd"/>
+            <w:r>
+              <w:rPr>
+                <w:sz w:val="20"/>
+                <w:szCs w:val="20"/>
+              </w:rPr>
+              <w:t xml:space="preserve"> backend with REST API and MQTT subscriber</w:t>
             </w:r>
           </w:p>
         </w:tc>
@@ -9309,21 +10429,8 @@
         </w:rPr>
       </w:pPr>
     </w:p>
-    <w:p>
-      <w:pPr>
-        <w:pStyle w:val="ListParagraph"/>
-      </w:pPr>
-    </w:p>
-    <w:p>
-      <w:pPr>
-        <w:pStyle w:val="ListParagraph"/>
-      </w:pPr>
-    </w:p>
-    <w:p>
-      <w:pPr>
-        <w:pStyle w:val="ListParagraph"/>
-      </w:pPr>
-    </w:p>
+    <w:p/>
+    <w:p/>
     <w:p>
       <w:pPr>
         <w:pStyle w:val="Heading1"/>
@@ -9341,6 +10448,7 @@
         <w:rPr>
           <w:rFonts w:cs="Times New Roman"/>
         </w:rPr>
+        <w:lastRenderedPageBreak/>
         <w:t>Design</w:t>
       </w:r>
     </w:p>
@@ -9371,7 +10479,6 @@
         </w:rPr>
       </w:pPr>
       <w:r>
-        <w:lastRenderedPageBreak/>
         <w:t>This section describes the design of the monitoring system, covering the overall architecture, data flow, database schema, MQTT topic structure, REST API endpoints, frontend layout, and ESP32 firmware logic. Design decisions reference the technology selections justified in Section 2.</w:t>
       </w:r>
     </w:p>
@@ -9589,40 +10696,116 @@
         <w:pStyle w:val="ListParagraph"/>
       </w:pPr>
       <w:r>
-        <w:t>At the perception layer, the ESP32 microcontroller reads temperature and humidity data from the DHT11 sensor and monitors door, fan, and alarm status. Sensor data is published to the Mosquitto MQTT broker over Wi-Fi using the PubSubClient library.</w:t>
-      </w:r>
-    </w:p>
-    <w:p>
-      <w:pPr>
-        <w:pStyle w:val="ListParagraph"/>
-      </w:pPr>
-      <w:r>
         <w:lastRenderedPageBreak/>
-        <w:t>The Mosquitto broker acts as the central message router, receiving published messages from the ESP32 and delivering them to subscribed clients. Password-based authentication is enforced for all connections.</w:t>
-      </w:r>
-    </w:p>
-    <w:p>
-      <w:pPr>
-        <w:pStyle w:val="ListParagraph"/>
-      </w:pPr>
-      <w:r>
-        <w:t>The FastAPI backend operates as both an MQTT subscriber and an HTTP server. A background thread subscribes to all panel topics via paho-mqtt and writes incoming data to the PostgreSQL database. The main thread serves REST API endpoints to the frontend via uvicorn on port 8000.</w:t>
-      </w:r>
-    </w:p>
-    <w:p>
-      <w:pPr>
-        <w:pStyle w:val="ListParagraph"/>
-      </w:pPr>
-      <w:r>
-        <w:t>PostgreSQL stores data across three tables: a rolling current-state table for each panel, an append-only sensor readings log, and an append-only alert log. The database acts as a shared data store between the MQTT subscriber and REST API — providing loose coupling between the two subsystems.</w:t>
-      </w:r>
-    </w:p>
-    <w:p>
-      <w:pPr>
-        <w:pStyle w:val="ListParagraph"/>
-      </w:pPr>
-      <w:r>
-        <w:t>The React frontend polls the REST API every 5 seconds and renders the dashboard. React never communicates with PostgreSQL or Mosquitto directly — all data flows through the FastAPI backend.</w:t>
+        <w:t xml:space="preserve">At the perception layer, the ESP32 microcontroller reads temperature and humidity data from the DHT11 sensor and monitors door, fan, and alarm status. Sensor data is published to the </w:t>
+      </w:r>
+      <w:proofErr w:type="spellStart"/>
+      <w:r>
+        <w:t>Mosquitto</w:t>
+      </w:r>
+      <w:proofErr w:type="spellEnd"/>
+      <w:r>
+        <w:t xml:space="preserve"> MQTT broker over Wi-Fi using the </w:t>
+      </w:r>
+      <w:proofErr w:type="spellStart"/>
+      <w:r>
+        <w:t>PubSubClient</w:t>
+      </w:r>
+      <w:proofErr w:type="spellEnd"/>
+      <w:r>
+        <w:t xml:space="preserve"> library.</w:t>
+      </w:r>
+    </w:p>
+    <w:p>
+      <w:pPr>
+        <w:pStyle w:val="ListParagraph"/>
+      </w:pPr>
+      <w:r>
+        <w:t xml:space="preserve">The </w:t>
+      </w:r>
+      <w:proofErr w:type="spellStart"/>
+      <w:r>
+        <w:t>Mosquitto</w:t>
+      </w:r>
+      <w:proofErr w:type="spellEnd"/>
+      <w:r>
+        <w:t xml:space="preserve"> broker acts as the central message router, receiving published messages from the ESP32 and delivering them to subscribed clients. Password-based authentication is enforced for all connections.</w:t>
+      </w:r>
+    </w:p>
+    <w:p>
+      <w:pPr>
+        <w:pStyle w:val="ListParagraph"/>
+      </w:pPr>
+      <w:r>
+        <w:t xml:space="preserve">The </w:t>
+      </w:r>
+      <w:proofErr w:type="spellStart"/>
+      <w:r>
+        <w:t>FastAPI</w:t>
+      </w:r>
+      <w:proofErr w:type="spellEnd"/>
+      <w:r>
+        <w:t xml:space="preserve"> backend operates as both an MQTT subscriber and an HTTP server. A background thread subscribes to all panel topics via paho-</w:t>
+      </w:r>
+      <w:proofErr w:type="spellStart"/>
+      <w:r>
+        <w:t>mqtt</w:t>
+      </w:r>
+      <w:proofErr w:type="spellEnd"/>
+      <w:r>
+        <w:t xml:space="preserve"> and writes incoming data to the PostgreSQL database. The main thread serves REST API endpoints to the frontend via </w:t>
+      </w:r>
+      <w:proofErr w:type="spellStart"/>
+      <w:r>
+        <w:t>uvicorn</w:t>
+      </w:r>
+      <w:proofErr w:type="spellEnd"/>
+      <w:r>
+        <w:t xml:space="preserve"> on port 8000.</w:t>
+      </w:r>
+    </w:p>
+    <w:p>
+      <w:pPr>
+        <w:pStyle w:val="ListParagraph"/>
+      </w:pPr>
+      <w:r>
+        <w:t xml:space="preserve">PostgreSQL stores data across three tables: a rolling current-state table for each panel, an append-only sensor readings log, and an append-only alert log. The database acts as a shared data store between the MQTT subscriber and REST API </w:t>
+      </w:r>
+      <w:r>
+        <w:t>by</w:t>
+      </w:r>
+      <w:r>
+        <w:t xml:space="preserve"> providing loose coupling between the two subsystems.</w:t>
+      </w:r>
+    </w:p>
+    <w:p>
+      <w:pPr>
+        <w:pStyle w:val="ListParagraph"/>
+      </w:pPr>
+      <w:r>
+        <w:t xml:space="preserve">The React frontend polls the REST API every 5 seconds and renders the dashboard. React never communicates with PostgreSQL or </w:t>
+      </w:r>
+      <w:proofErr w:type="spellStart"/>
+      <w:r>
+        <w:t>Mosquitto</w:t>
+      </w:r>
+      <w:proofErr w:type="spellEnd"/>
+      <w:r>
+        <w:t xml:space="preserve"> directly</w:t>
+      </w:r>
+      <w:r>
+        <w:t>,</w:t>
+      </w:r>
+      <w:r>
+        <w:t xml:space="preserve"> all data flows through the </w:t>
+      </w:r>
+      <w:proofErr w:type="spellStart"/>
+      <w:r>
+        <w:t>FastAPI</w:t>
+      </w:r>
+      <w:proofErr w:type="spellEnd"/>
+      <w:r>
+        <w:t xml:space="preserve"> backend.</w:t>
       </w:r>
     </w:p>
     <w:p>
@@ -9708,6 +10891,7 @@
         <w:rPr>
           <w:rFonts w:cs="Times New Roman"/>
         </w:rPr>
+        <w:lastRenderedPageBreak/>
         <w:t>Data Flow</w:t>
       </w:r>
     </w:p>
@@ -9716,7 +10900,6 @@
         <w:pStyle w:val="ListParagraph"/>
       </w:pPr>
       <w:r>
-        <w:lastRenderedPageBreak/>
         <w:t>The system supports two directional data flows: sensor data flowing inward from the ESP32 to the dashboard, and control commands flowing outward from the dashboard to the ESP32.</w:t>
       </w:r>
     </w:p>
@@ -9922,7 +11105,15 @@
         <w:pStyle w:val="ListParagraph"/>
       </w:pPr>
       <w:r>
-        <w:t>Each reading is published as a separate MQTT message to the Mosquitto broker (e.g., panel/1/temperature, panel/1/humidity)</w:t>
+        <w:t xml:space="preserve">Each reading is published as a separate MQTT message to the </w:t>
+      </w:r>
+      <w:proofErr w:type="spellStart"/>
+      <w:r>
+        <w:t>Mosquitto</w:t>
+      </w:r>
+      <w:proofErr w:type="spellEnd"/>
+      <w:r>
+        <w:t xml:space="preserve"> broker (e.g., panel/1/temperature, panel/1/humidity)</w:t>
       </w:r>
       <w:r>
         <w:t>.</w:t>
@@ -9933,8 +11124,25 @@
         <w:pStyle w:val="ListParagraph"/>
       </w:pPr>
       <w:r>
-        <w:t xml:space="preserve">The FastAPI backend receives the message via the paho-mqtt </w:t>
-      </w:r>
+        <w:t xml:space="preserve">The </w:t>
+      </w:r>
+      <w:proofErr w:type="spellStart"/>
+      <w:r>
+        <w:t>FastAPI</w:t>
+      </w:r>
+      <w:proofErr w:type="spellEnd"/>
+      <w:r>
+        <w:t xml:space="preserve"> backend receives the message via the paho-</w:t>
+      </w:r>
+      <w:proofErr w:type="spellStart"/>
+      <w:r>
+        <w:t>mqtt</w:t>
+      </w:r>
+      <w:proofErr w:type="spellEnd"/>
+      <w:r>
+        <w:t xml:space="preserve"> </w:t>
+      </w:r>
+      <w:proofErr w:type="spellStart"/>
       <w:r>
         <w:t>on</w:t>
       </w:r>
@@ -9944,6 +11152,7 @@
       <w:r>
         <w:t>message</w:t>
       </w:r>
+      <w:proofErr w:type="spellEnd"/>
       <w:r>
         <w:t xml:space="preserve"> callback</w:t>
       </w:r>
@@ -9953,6 +11162,7 @@
         <w:pStyle w:val="ListParagraph"/>
       </w:pPr>
       <w:r>
+        <w:lastRenderedPageBreak/>
         <w:t xml:space="preserve">The callback writes to PostgreSQL: an INSERT into </w:t>
       </w:r>
       <w:r>
@@ -9974,7 +11184,6 @@
         </w:numPr>
       </w:pPr>
       <w:r>
-        <w:lastRenderedPageBreak/>
         <w:t>If the reading triggers an alert condition (temperature ≥ 75°C), an INSERT is made into the alerts table</w:t>
       </w:r>
       <w:r>
@@ -10049,8 +11258,18 @@
           <w:szCs w:val="24"/>
           <w:lang w:val="en-US"/>
         </w:rPr>
-        <w:t xml:space="preserve"> then Clicked ''Ok''</w:t>
-      </w:r>
+        <w:t xml:space="preserve"> then </w:t>
+      </w:r>
+      <w:proofErr w:type="gramStart"/>
+      <w:r>
+        <w:rPr>
+          <w:rFonts w:cs="Times New Roman"/>
+          <w:szCs w:val="24"/>
+          <w:lang w:val="en-US"/>
+        </w:rPr>
+        <w:t>Clicked ''Ok''</w:t>
+      </w:r>
+      <w:proofErr w:type="gramEnd"/>
     </w:p>
     <w:p>
       <w:pPr>
@@ -10073,8 +11292,36 @@
           <w:szCs w:val="24"/>
           <w:lang w:val="en-US"/>
         </w:rPr>
-        <w:t>React sends a POST /panels/{id}/control/reset request to FastAPI</w:t>
-      </w:r>
+        <w:t>React sends a POST /</w:t>
+      </w:r>
+      <w:proofErr w:type="gramStart"/>
+      <w:r>
+        <w:rPr>
+          <w:rFonts w:cs="Times New Roman"/>
+          <w:szCs w:val="24"/>
+          <w:lang w:val="en-US"/>
+        </w:rPr>
+        <w:t>panels/{id}/</w:t>
+      </w:r>
+      <w:proofErr w:type="gramEnd"/>
+      <w:r>
+        <w:rPr>
+          <w:rFonts w:cs="Times New Roman"/>
+          <w:szCs w:val="24"/>
+          <w:lang w:val="en-US"/>
+        </w:rPr>
+        <w:t xml:space="preserve">control/reset request to </w:t>
+      </w:r>
+      <w:proofErr w:type="spellStart"/>
+      <w:r>
+        <w:rPr>
+          <w:rFonts w:cs="Times New Roman"/>
+          <w:szCs w:val="24"/>
+          <w:lang w:val="en-US"/>
+        </w:rPr>
+        <w:t>FastAPI</w:t>
+      </w:r>
+      <w:proofErr w:type="spellEnd"/>
     </w:p>
     <w:p>
       <w:pPr>
@@ -10091,13 +11338,41 @@
           <w:lang w:val="en-US"/>
         </w:rPr>
       </w:pPr>
+      <w:proofErr w:type="spellStart"/>
       <w:r>
         <w:rPr>
           <w:rFonts w:cs="Times New Roman"/>
           <w:szCs w:val="24"/>
           <w:lang w:val="en-US"/>
         </w:rPr>
-        <w:t>FastAPI publishes a "RESET" payload to panel/{id}/control/reset via MQTT</w:t>
+        <w:t>FastAPI</w:t>
+      </w:r>
+      <w:proofErr w:type="spellEnd"/>
+      <w:r>
+        <w:rPr>
+          <w:rFonts w:cs="Times New Roman"/>
+          <w:szCs w:val="24"/>
+          <w:lang w:val="en-US"/>
+        </w:rPr>
+        <w:t xml:space="preserve"> publishes a "RESET" payload to </w:t>
+      </w:r>
+      <w:proofErr w:type="gramStart"/>
+      <w:r>
+        <w:rPr>
+          <w:rFonts w:cs="Times New Roman"/>
+          <w:szCs w:val="24"/>
+          <w:lang w:val="en-US"/>
+        </w:rPr>
+        <w:t>panel/{id}/</w:t>
+      </w:r>
+      <w:proofErr w:type="gramEnd"/>
+      <w:r>
+        <w:rPr>
+          <w:rFonts w:cs="Times New Roman"/>
+          <w:szCs w:val="24"/>
+          <w:lang w:val="en-US"/>
+        </w:rPr>
+        <w:t>control/reset via MQTT</w:t>
       </w:r>
     </w:p>
     <w:p>
@@ -10115,13 +11390,23 @@
           <w:lang w:val="en-US"/>
         </w:rPr>
       </w:pPr>
+      <w:proofErr w:type="spellStart"/>
       <w:r>
         <w:rPr>
           <w:rFonts w:cs="Times New Roman"/>
           <w:szCs w:val="24"/>
           <w:lang w:val="en-US"/>
         </w:rPr>
-        <w:t xml:space="preserve">Mosquitto </w:t>
+        <w:t>Mosquitto</w:t>
+      </w:r>
+      <w:proofErr w:type="spellEnd"/>
+      <w:r>
+        <w:rPr>
+          <w:rFonts w:cs="Times New Roman"/>
+          <w:szCs w:val="24"/>
+          <w:lang w:val="en-US"/>
+        </w:rPr>
+        <w:t xml:space="preserve"> </w:t>
       </w:r>
       <w:r>
         <w:rPr>
@@ -10161,35 +11446,79 @@
           <w:szCs w:val="24"/>
           <w:lang w:val="en-US"/>
         </w:rPr>
-        <w:t>The ESP32 executes performFullSystemReset()</w:t>
-      </w:r>
-    </w:p>
-    <w:p>
-      <w:pPr>
-        <w:pStyle w:val="ListParagraph"/>
-        <w:rPr>
-          <w:b/>
-          <w:bCs/>
+        <w:t xml:space="preserve">The ESP32 executes </w:t>
+      </w:r>
+      <w:proofErr w:type="spellStart"/>
+      <w:proofErr w:type="gramStart"/>
+      <w:r>
+        <w:rPr>
+          <w:rFonts w:cs="Times New Roman"/>
+          <w:szCs w:val="24"/>
           <w:lang w:val="en-US"/>
         </w:rPr>
-      </w:pPr>
-      <w:r>
-        <w:rPr>
+        <w:t>performFullSystemReset</w:t>
+      </w:r>
+      <w:proofErr w:type="spellEnd"/>
+      <w:r>
+        <w:rPr>
+          <w:rFonts w:cs="Times New Roman"/>
+          <w:szCs w:val="24"/>
           <w:lang w:val="en-US"/>
         </w:rPr>
+        <w:t>(</w:t>
+      </w:r>
+      <w:proofErr w:type="gramEnd"/>
+      <w:r>
+        <w:rPr>
+          <w:rFonts w:cs="Times New Roman"/>
+          <w:szCs w:val="24"/>
+          <w:lang w:val="en-US"/>
+        </w:rPr>
+        <w:t>)</w:t>
+      </w:r>
+    </w:p>
+    <w:p>
+      <w:pPr>
+        <w:pStyle w:val="ListParagraph"/>
+        <w:rPr>
+          <w:b/>
+          <w:bCs/>
+          <w:lang w:val="en-US"/>
+        </w:rPr>
+      </w:pPr>
+      <w:r>
+        <w:rPr>
+          <w:lang w:val="en-US"/>
+        </w:rPr>
         <w:t xml:space="preserve">The two flows are loosely coupled through PostgreSQL. The inbound flow </w:t>
       </w:r>
+      <w:proofErr w:type="gramStart"/>
       <w:r>
         <w:rPr>
           <w:lang w:val="en-US"/>
         </w:rPr>
         <w:t>writes</w:t>
       </w:r>
+      <w:proofErr w:type="gramEnd"/>
       <w:r>
         <w:rPr>
           <w:lang w:val="en-US"/>
         </w:rPr>
-        <w:t xml:space="preserve"> to the database, and the dashboard reads from it. The only point where the two flows connect directly is the reset command, where FastAPI publishes back to the MQTT broker.</w:t>
+        <w:t xml:space="preserve"> to the database, and the dashboard reads from it. The only point where the two flows connect directly is the reset command, where </w:t>
+      </w:r>
+      <w:proofErr w:type="spellStart"/>
+      <w:r>
+        <w:rPr>
+          <w:lang w:val="en-US"/>
+        </w:rPr>
+        <w:t>FastAPI</w:t>
+      </w:r>
+      <w:proofErr w:type="spellEnd"/>
+      <w:r>
+        <w:rPr>
+          <w:lang w:val="en-US"/>
+        </w:rPr>
+        <w:t xml:space="preserve"> publishes back to the MQTT broker.</w:t>
       </w:r>
     </w:p>
     <w:p>
@@ -10217,6 +11546,7 @@
       <w:r>
         <w:t xml:space="preserve">The PostgreSQL database </w:t>
       </w:r>
+      <w:proofErr w:type="spellStart"/>
       <w:r>
         <w:rPr>
           <w:rStyle w:val="HTMLCode"/>
@@ -10224,6 +11554,7 @@
         </w:rPr>
         <w:t>fyp_monitoring</w:t>
       </w:r>
+      <w:proofErr w:type="spellEnd"/>
       <w:r>
         <w:t xml:space="preserve"> was designed with three tables, each serving a distinct purpose. The Entity Relationship Diagram is shown in Figure 4.</w:t>
       </w:r>
@@ -10453,27 +11784,25 @@
           <w:szCs w:val="24"/>
           <w:lang w:val="en-US"/>
         </w:rPr>
-        <w:t>The sensor_readings table is an append-only event log. Each MQTT message creates a new row with only one data column populated (temperature or humidity), since the ESP32 publishes each data type as a separate message. This record and allow the complete history log for trend analysis.</w:t>
-      </w:r>
-    </w:p>
-    <w:p>
-      <w:pPr>
-        <w:pStyle w:val="ListParagraph"/>
-        <w:rPr>
-          <w:rFonts w:cs="Times New Roman"/>
-          <w:b/>
-          <w:bCs/>
+        <w:t xml:space="preserve">The </w:t>
+      </w:r>
+      <w:proofErr w:type="spellStart"/>
+      <w:r>
+        <w:rPr>
+          <w:rFonts w:cs="Times New Roman"/>
           <w:szCs w:val="24"/>
           <w:lang w:val="en-US"/>
         </w:rPr>
-      </w:pPr>
+        <w:t>sensor_readings</w:t>
+      </w:r>
+      <w:proofErr w:type="spellEnd"/>
       <w:r>
         <w:rPr>
           <w:rFonts w:cs="Times New Roman"/>
           <w:szCs w:val="24"/>
           <w:lang w:val="en-US"/>
         </w:rPr>
-        <w:t>The alerts table is an append-only event log that records alert events when critical conditions are detected. Each alert logs includes the type, severity, triggering value, and a timestamp.</w:t>
+        <w:t xml:space="preserve"> table is an append-only event log. Each MQTT message creates a new row with only one data column populated (temperature or humidity), since the ESP32 publishes each data type as a separate message. This record and allow the complete history log for trend analysis.</w:t>
       </w:r>
     </w:p>
     <w:p>
@@ -10493,7 +11822,7 @@
           <w:szCs w:val="24"/>
           <w:lang w:val="en-US"/>
         </w:rPr>
-        <w:t>Both sensor_readings and alerts reference the panels table through a foreign key (panel_id), enforcing referential integrity. The relationship is one-to-many: one panel can have many readings and many alerts.</w:t>
+        <w:t>The alerts table is an append-only event log that records alert events when critical conditions are detected. Each alert logs includes the type, severity, triggering value, and a timestamp.</w:t>
       </w:r>
     </w:p>
     <w:p>
@@ -10513,8 +11842,100 @@
           <w:szCs w:val="24"/>
           <w:lang w:val="en-US"/>
         </w:rPr>
+        <w:t xml:space="preserve">Both </w:t>
+      </w:r>
+      <w:proofErr w:type="spellStart"/>
+      <w:r>
+        <w:rPr>
+          <w:rFonts w:cs="Times New Roman"/>
+          <w:szCs w:val="24"/>
+          <w:lang w:val="en-US"/>
+        </w:rPr>
+        <w:t>sensor_readings</w:t>
+      </w:r>
+      <w:proofErr w:type="spellEnd"/>
+      <w:r>
+        <w:rPr>
+          <w:rFonts w:cs="Times New Roman"/>
+          <w:szCs w:val="24"/>
+          <w:lang w:val="en-US"/>
+        </w:rPr>
+        <w:t xml:space="preserve"> and alerts reference the panels table through a foreign key (</w:t>
+      </w:r>
+      <w:proofErr w:type="spellStart"/>
+      <w:r>
+        <w:rPr>
+          <w:rFonts w:cs="Times New Roman"/>
+          <w:szCs w:val="24"/>
+          <w:lang w:val="en-US"/>
+        </w:rPr>
+        <w:t>panel_id</w:t>
+      </w:r>
+      <w:proofErr w:type="spellEnd"/>
+      <w:r>
+        <w:rPr>
+          <w:rFonts w:cs="Times New Roman"/>
+          <w:szCs w:val="24"/>
+          <w:lang w:val="en-US"/>
+        </w:rPr>
+        <w:t>), enforcing referential integrity. The relationship is one-to-many: one panel can have many readings and many alerts.</w:t>
+      </w:r>
+    </w:p>
+    <w:p>
+      <w:pPr>
+        <w:pStyle w:val="ListParagraph"/>
+        <w:rPr>
+          <w:rFonts w:cs="Times New Roman"/>
+          <w:b/>
+          <w:bCs/>
+          <w:szCs w:val="24"/>
+          <w:lang w:val="en-US"/>
+        </w:rPr>
+      </w:pPr>
+      <w:r>
+        <w:rPr>
+          <w:rFonts w:cs="Times New Roman"/>
+          <w:szCs w:val="24"/>
+          <w:lang w:val="en-US"/>
+        </w:rPr>
         <w:lastRenderedPageBreak/>
-        <w:t>This design separates current state from historical records. The panels table answers "what is the current status?" while sensor_readings and alerts answer "what was the status in the past like?".</w:t>
+        <w:t xml:space="preserve">This design separates current state from historical records. </w:t>
+      </w:r>
+      <w:proofErr w:type="gramStart"/>
+      <w:r>
+        <w:rPr>
+          <w:rFonts w:cs="Times New Roman"/>
+          <w:szCs w:val="24"/>
+          <w:lang w:val="en-US"/>
+        </w:rPr>
+        <w:t>The panels</w:t>
+      </w:r>
+      <w:proofErr w:type="gramEnd"/>
+      <w:r>
+        <w:rPr>
+          <w:rFonts w:cs="Times New Roman"/>
+          <w:szCs w:val="24"/>
+          <w:lang w:val="en-US"/>
+        </w:rPr>
+        <w:t xml:space="preserve"> table answers "what is the current status?" while </w:t>
+      </w:r>
+      <w:proofErr w:type="spellStart"/>
+      <w:r>
+        <w:rPr>
+          <w:rFonts w:cs="Times New Roman"/>
+          <w:szCs w:val="24"/>
+          <w:lang w:val="en-US"/>
+        </w:rPr>
+        <w:t>sensor_readings</w:t>
+      </w:r>
+      <w:proofErr w:type="spellEnd"/>
+      <w:r>
+        <w:rPr>
+          <w:rFonts w:cs="Times New Roman"/>
+          <w:szCs w:val="24"/>
+          <w:lang w:val="en-US"/>
+        </w:rPr>
+        <w:t xml:space="preserve"> and alerts answer "what was the status in the past like?".</w:t>
       </w:r>
     </w:p>
     <w:p>
@@ -10540,7 +11961,21 @@
         <w:pStyle w:val="ListParagraph"/>
       </w:pPr>
       <w:r>
-        <w:t>The MQTT topic structure was designed using a hierarchical naming convention: panel/{id}/{data_type} for sensor data and panel/{id}/control/{action} for commands. This structure allows the backend to subscribe to all panels using a single wildcard subscription (panel/#), while remaining scalable — adding a new panel requires no changes to the backend or broker configuration.</w:t>
+        <w:t>The MQTT topic structure was designed using a hierarchical naming convention: panel/{id}/{</w:t>
+      </w:r>
+      <w:proofErr w:type="spellStart"/>
+      <w:r>
+        <w:t>data_type</w:t>
+      </w:r>
+      <w:proofErr w:type="spellEnd"/>
+      <w:r>
+        <w:t>} for sensor data and panel/{id}/control/{action} for commands. This structure allows the backend to subscribe to all panels using a single wildcard subscription (panel/#), while remaining scalable</w:t>
+      </w:r>
+      <w:r>
+        <w:t>. Furthermore,</w:t>
+      </w:r>
+      <w:r>
+        <w:t xml:space="preserve"> adding a new panel requires no changes to the backend or broker configuration.</w:t>
       </w:r>
     </w:p>
     <w:p>
@@ -10557,6 +11992,132 @@
       </w:pPr>
       <w:r>
         <w:t>Topics published by ESP32:</w:t>
+      </w:r>
+    </w:p>
+    <w:p>
+      <w:pPr>
+        <w:pStyle w:val="Caption"/>
+        <w:keepNext/>
+        <w:ind w:left="709"/>
+      </w:pPr>
+      <w:r>
+        <w:rPr>
+          <w:b/>
+          <w:bCs/>
+          <w:i w:val="0"/>
+          <w:iCs w:val="0"/>
+        </w:rPr>
+        <w:t xml:space="preserve">Table </w:t>
+      </w:r>
+      <w:r>
+        <w:rPr>
+          <w:b/>
+          <w:bCs/>
+          <w:i w:val="0"/>
+          <w:iCs w:val="0"/>
+        </w:rPr>
+        <w:fldChar w:fldCharType="begin"/>
+      </w:r>
+      <w:r>
+        <w:rPr>
+          <w:b/>
+          <w:bCs/>
+          <w:i w:val="0"/>
+          <w:iCs w:val="0"/>
+        </w:rPr>
+        <w:instrText xml:space="preserve"> STYLEREF 1 \s </w:instrText>
+      </w:r>
+      <w:r>
+        <w:rPr>
+          <w:b/>
+          <w:bCs/>
+          <w:i w:val="0"/>
+          <w:iCs w:val="0"/>
+        </w:rPr>
+        <w:fldChar w:fldCharType="separate"/>
+      </w:r>
+      <w:r>
+        <w:rPr>
+          <w:b/>
+          <w:bCs/>
+          <w:i w:val="0"/>
+          <w:iCs w:val="0"/>
+          <w:noProof/>
+        </w:rPr>
+        <w:t>4</w:t>
+      </w:r>
+      <w:r>
+        <w:rPr>
+          <w:b/>
+          <w:bCs/>
+          <w:i w:val="0"/>
+          <w:iCs w:val="0"/>
+        </w:rPr>
+        <w:fldChar w:fldCharType="end"/>
+      </w:r>
+      <w:r>
+        <w:rPr>
+          <w:b/>
+          <w:bCs/>
+          <w:i w:val="0"/>
+          <w:iCs w:val="0"/>
+        </w:rPr>
+        <w:t>.</w:t>
+      </w:r>
+      <w:r>
+        <w:rPr>
+          <w:b/>
+          <w:bCs/>
+          <w:i w:val="0"/>
+          <w:iCs w:val="0"/>
+        </w:rPr>
+        <w:fldChar w:fldCharType="begin"/>
+      </w:r>
+      <w:r>
+        <w:rPr>
+          <w:b/>
+          <w:bCs/>
+          <w:i w:val="0"/>
+          <w:iCs w:val="0"/>
+        </w:rPr>
+        <w:instrText xml:space="preserve"> SEQ Table \* ARABIC \s 1 </w:instrText>
+      </w:r>
+      <w:r>
+        <w:rPr>
+          <w:b/>
+          <w:bCs/>
+          <w:i w:val="0"/>
+          <w:iCs w:val="0"/>
+        </w:rPr>
+        <w:fldChar w:fldCharType="separate"/>
+      </w:r>
+      <w:r>
+        <w:rPr>
+          <w:b/>
+          <w:bCs/>
+          <w:i w:val="0"/>
+          <w:iCs w:val="0"/>
+          <w:noProof/>
+        </w:rPr>
+        <w:t>1</w:t>
+      </w:r>
+      <w:r>
+        <w:rPr>
+          <w:b/>
+          <w:bCs/>
+          <w:i w:val="0"/>
+          <w:iCs w:val="0"/>
+        </w:rPr>
+        <w:fldChar w:fldCharType="end"/>
+      </w:r>
+      <w:r>
+        <w:t xml:space="preserve"> </w:t>
+      </w:r>
+      <w:r>
+        <w:t xml:space="preserve">Published </w:t>
+      </w:r>
+      <w:r>
+        <w:t>Topic Specification</w:t>
       </w:r>
     </w:p>
     <w:tbl>
@@ -10882,90 +12443,85 @@
                 <w:rStyle w:val="HTMLCode"/>
                 <w:rFonts w:ascii="Times New Roman" w:eastAsia="Arial" w:hAnsi="Times New Roman" w:cs="Times New Roman"/>
               </w:rPr>
-              <w:t>panel/1/door_status</w:t>
-            </w:r>
-          </w:p>
-        </w:tc>
-        <w:tc>
-          <w:tcPr>
-            <w:tcW w:w="1798" w:type="dxa"/>
-            <w:vAlign w:val="center"/>
-          </w:tcPr>
-          <w:p>
-            <w:pPr>
-              <w:rPr>
-                <w:b/>
-                <w:bCs/>
-                <w:sz w:val="20"/>
-                <w:szCs w:val="20"/>
-              </w:rPr>
-            </w:pPr>
-            <w:r>
-              <w:rPr>
-                <w:sz w:val="20"/>
-                <w:szCs w:val="20"/>
-              </w:rPr>
-              <w:t>On state change</w:t>
-            </w:r>
-          </w:p>
-        </w:tc>
-        <w:tc>
-          <w:tcPr>
-            <w:tcW w:w="992" w:type="dxa"/>
-            <w:vAlign w:val="center"/>
-          </w:tcPr>
-          <w:p>
-            <w:pPr>
-              <w:rPr>
-                <w:b/>
-                <w:bCs/>
-                <w:sz w:val="20"/>
-                <w:szCs w:val="20"/>
-              </w:rPr>
-            </w:pPr>
-            <w:r>
-              <w:rPr>
-                <w:sz w:val="20"/>
-                <w:szCs w:val="20"/>
-              </w:rPr>
-              <w:t>String</w:t>
-            </w:r>
-          </w:p>
-        </w:tc>
-        <w:tc>
-          <w:tcPr>
-            <w:tcW w:w="4246" w:type="dxa"/>
-            <w:vAlign w:val="center"/>
-          </w:tcPr>
-          <w:p>
-            <w:pPr>
-              <w:rPr>
-                <w:b/>
-                <w:bCs/>
-                <w:sz w:val="20"/>
-                <w:szCs w:val="20"/>
-              </w:rPr>
-            </w:pPr>
+              <w:t>panel/1/</w:t>
+            </w:r>
+            <w:proofErr w:type="spellStart"/>
             <w:r>
               <w:rPr>
                 <w:rStyle w:val="HTMLCode"/>
                 <w:rFonts w:ascii="Times New Roman" w:eastAsia="Arial" w:hAnsi="Times New Roman" w:cs="Times New Roman"/>
               </w:rPr>
-              <w:t>SECURE</w:t>
-            </w:r>
-            <w:r>
-              <w:rPr>
-                <w:sz w:val="20"/>
-                <w:szCs w:val="20"/>
-              </w:rPr>
-              <w:t xml:space="preserve">, </w:t>
-            </w:r>
+              <w:t>door_status</w:t>
+            </w:r>
+            <w:proofErr w:type="spellEnd"/>
+          </w:p>
+        </w:tc>
+        <w:tc>
+          <w:tcPr>
+            <w:tcW w:w="1798" w:type="dxa"/>
+            <w:vAlign w:val="center"/>
+          </w:tcPr>
+          <w:p>
+            <w:pPr>
+              <w:rPr>
+                <w:b/>
+                <w:bCs/>
+                <w:sz w:val="20"/>
+                <w:szCs w:val="20"/>
+              </w:rPr>
+            </w:pPr>
+            <w:r>
+              <w:rPr>
+                <w:sz w:val="20"/>
+                <w:szCs w:val="20"/>
+              </w:rPr>
+              <w:t>On state change</w:t>
+            </w:r>
+          </w:p>
+        </w:tc>
+        <w:tc>
+          <w:tcPr>
+            <w:tcW w:w="992" w:type="dxa"/>
+            <w:vAlign w:val="center"/>
+          </w:tcPr>
+          <w:p>
+            <w:pPr>
+              <w:rPr>
+                <w:b/>
+                <w:bCs/>
+                <w:sz w:val="20"/>
+                <w:szCs w:val="20"/>
+              </w:rPr>
+            </w:pPr>
+            <w:r>
+              <w:rPr>
+                <w:sz w:val="20"/>
+                <w:szCs w:val="20"/>
+              </w:rPr>
+              <w:t>String</w:t>
+            </w:r>
+          </w:p>
+        </w:tc>
+        <w:tc>
+          <w:tcPr>
+            <w:tcW w:w="4246" w:type="dxa"/>
+            <w:vAlign w:val="center"/>
+          </w:tcPr>
+          <w:p>
+            <w:pPr>
+              <w:rPr>
+                <w:b/>
+                <w:bCs/>
+                <w:sz w:val="20"/>
+                <w:szCs w:val="20"/>
+              </w:rPr>
+            </w:pPr>
             <w:r>
               <w:rPr>
                 <w:rStyle w:val="HTMLCode"/>
                 <w:rFonts w:ascii="Times New Roman" w:eastAsia="Arial" w:hAnsi="Times New Roman" w:cs="Times New Roman"/>
               </w:rPr>
-              <w:t>OPEN</w:t>
+              <w:t>SECURE</w:t>
             </w:r>
             <w:r>
               <w:rPr>
@@ -10979,7 +12535,7 @@
                 <w:rStyle w:val="HTMLCode"/>
                 <w:rFonts w:ascii="Times New Roman" w:eastAsia="Arial" w:hAnsi="Times New Roman" w:cs="Times New Roman"/>
               </w:rPr>
-              <w:t>GRANTED</w:t>
+              <w:t>OPEN</w:t>
             </w:r>
             <w:r>
               <w:rPr>
@@ -10993,7 +12549,7 @@
                 <w:rStyle w:val="HTMLCode"/>
                 <w:rFonts w:ascii="Times New Roman" w:eastAsia="Arial" w:hAnsi="Times New Roman" w:cs="Times New Roman"/>
               </w:rPr>
-              <w:t>TIMEOUT</w:t>
+              <w:t>GRANTED</w:t>
             </w:r>
             <w:r>
               <w:rPr>
@@ -11007,6 +12563,20 @@
                 <w:rStyle w:val="HTMLCode"/>
                 <w:rFonts w:ascii="Times New Roman" w:eastAsia="Arial" w:hAnsi="Times New Roman" w:cs="Times New Roman"/>
               </w:rPr>
+              <w:t>TIMEOUT</w:t>
+            </w:r>
+            <w:r>
+              <w:rPr>
+                <w:sz w:val="20"/>
+                <w:szCs w:val="20"/>
+              </w:rPr>
+              <w:t xml:space="preserve">, </w:t>
+            </w:r>
+            <w:r>
+              <w:rPr>
+                <w:rStyle w:val="HTMLCode"/>
+                <w:rFonts w:ascii="Times New Roman" w:eastAsia="Arial" w:hAnsi="Times New Roman" w:cs="Times New Roman"/>
+              </w:rPr>
               <w:t>WRONG_CODE</w:t>
             </w:r>
           </w:p>
@@ -11032,89 +12602,98 @@
                 <w:rStyle w:val="HTMLCode"/>
                 <w:rFonts w:ascii="Times New Roman" w:eastAsia="Arial" w:hAnsi="Times New Roman" w:cs="Times New Roman"/>
               </w:rPr>
-              <w:t>panel/1/fan_status</w:t>
-            </w:r>
-          </w:p>
-        </w:tc>
-        <w:tc>
-          <w:tcPr>
-            <w:tcW w:w="1798" w:type="dxa"/>
-            <w:vAlign w:val="center"/>
-          </w:tcPr>
-          <w:p>
-            <w:pPr>
-              <w:rPr>
-                <w:b/>
-                <w:bCs/>
-                <w:sz w:val="20"/>
-                <w:szCs w:val="20"/>
-              </w:rPr>
-            </w:pPr>
-            <w:r>
-              <w:rPr>
-                <w:sz w:val="20"/>
-                <w:szCs w:val="20"/>
-              </w:rPr>
-              <w:t>On state change</w:t>
-            </w:r>
-          </w:p>
-        </w:tc>
-        <w:tc>
-          <w:tcPr>
-            <w:tcW w:w="992" w:type="dxa"/>
-            <w:vAlign w:val="center"/>
-          </w:tcPr>
-          <w:p>
-            <w:pPr>
-              <w:rPr>
-                <w:b/>
-                <w:bCs/>
-                <w:sz w:val="20"/>
-                <w:szCs w:val="20"/>
-              </w:rPr>
-            </w:pPr>
-            <w:r>
-              <w:rPr>
-                <w:sz w:val="20"/>
-                <w:szCs w:val="20"/>
-              </w:rPr>
-              <w:t>String</w:t>
-            </w:r>
-          </w:p>
-        </w:tc>
-        <w:tc>
-          <w:tcPr>
-            <w:tcW w:w="4246" w:type="dxa"/>
-            <w:vAlign w:val="center"/>
-          </w:tcPr>
-          <w:p>
-            <w:pPr>
-              <w:rPr>
-                <w:b/>
-                <w:bCs/>
-                <w:sz w:val="20"/>
-                <w:szCs w:val="20"/>
-              </w:rPr>
-            </w:pPr>
+              <w:t>panel/1/</w:t>
+            </w:r>
+            <w:proofErr w:type="spellStart"/>
             <w:r>
               <w:rPr>
                 <w:rStyle w:val="HTMLCode"/>
                 <w:rFonts w:ascii="Times New Roman" w:eastAsia="Arial" w:hAnsi="Times New Roman" w:cs="Times New Roman"/>
               </w:rPr>
-              <w:t>ON</w:t>
-            </w:r>
-            <w:r>
-              <w:rPr>
-                <w:sz w:val="20"/>
-                <w:szCs w:val="20"/>
-              </w:rPr>
-              <w:t xml:space="preserve">, </w:t>
-            </w:r>
+              <w:t>fan_status</w:t>
+            </w:r>
+            <w:proofErr w:type="spellEnd"/>
+          </w:p>
+        </w:tc>
+        <w:tc>
+          <w:tcPr>
+            <w:tcW w:w="1798" w:type="dxa"/>
+            <w:vAlign w:val="center"/>
+          </w:tcPr>
+          <w:p>
+            <w:pPr>
+              <w:rPr>
+                <w:b/>
+                <w:bCs/>
+                <w:sz w:val="20"/>
+                <w:szCs w:val="20"/>
+              </w:rPr>
+            </w:pPr>
+            <w:r>
+              <w:rPr>
+                <w:sz w:val="20"/>
+                <w:szCs w:val="20"/>
+              </w:rPr>
+              <w:t>On state change</w:t>
+            </w:r>
+          </w:p>
+        </w:tc>
+        <w:tc>
+          <w:tcPr>
+            <w:tcW w:w="992" w:type="dxa"/>
+            <w:vAlign w:val="center"/>
+          </w:tcPr>
+          <w:p>
+            <w:pPr>
+              <w:rPr>
+                <w:b/>
+                <w:bCs/>
+                <w:sz w:val="20"/>
+                <w:szCs w:val="20"/>
+              </w:rPr>
+            </w:pPr>
+            <w:r>
+              <w:rPr>
+                <w:sz w:val="20"/>
+                <w:szCs w:val="20"/>
+              </w:rPr>
+              <w:t>String</w:t>
+            </w:r>
+          </w:p>
+        </w:tc>
+        <w:tc>
+          <w:tcPr>
+            <w:tcW w:w="4246" w:type="dxa"/>
+            <w:vAlign w:val="center"/>
+          </w:tcPr>
+          <w:p>
+            <w:pPr>
+              <w:rPr>
+                <w:b/>
+                <w:bCs/>
+                <w:sz w:val="20"/>
+                <w:szCs w:val="20"/>
+              </w:rPr>
+            </w:pPr>
             <w:r>
               <w:rPr>
                 <w:rStyle w:val="HTMLCode"/>
                 <w:rFonts w:ascii="Times New Roman" w:eastAsia="Arial" w:hAnsi="Times New Roman" w:cs="Times New Roman"/>
               </w:rPr>
+              <w:t>ON</w:t>
+            </w:r>
+            <w:r>
+              <w:rPr>
+                <w:sz w:val="20"/>
+                <w:szCs w:val="20"/>
+              </w:rPr>
+              <w:t xml:space="preserve">, </w:t>
+            </w:r>
+            <w:r>
+              <w:rPr>
+                <w:rStyle w:val="HTMLCode"/>
+                <w:rFonts w:ascii="Times New Roman" w:eastAsia="Arial" w:hAnsi="Times New Roman" w:cs="Times New Roman"/>
+              </w:rPr>
               <w:t>OFF</w:t>
             </w:r>
           </w:p>
@@ -11140,90 +12719,85 @@
                 <w:rStyle w:val="HTMLCode"/>
                 <w:rFonts w:ascii="Times New Roman" w:eastAsia="Arial" w:hAnsi="Times New Roman" w:cs="Times New Roman"/>
               </w:rPr>
-              <w:t>panel/1/alarm_status</w:t>
-            </w:r>
-          </w:p>
-        </w:tc>
-        <w:tc>
-          <w:tcPr>
-            <w:tcW w:w="1798" w:type="dxa"/>
-            <w:vAlign w:val="center"/>
-          </w:tcPr>
-          <w:p>
-            <w:pPr>
-              <w:rPr>
-                <w:b/>
-                <w:bCs/>
-                <w:sz w:val="20"/>
-                <w:szCs w:val="20"/>
-              </w:rPr>
-            </w:pPr>
-            <w:r>
-              <w:rPr>
-                <w:sz w:val="20"/>
-                <w:szCs w:val="20"/>
-              </w:rPr>
-              <w:t>On state change</w:t>
-            </w:r>
-          </w:p>
-        </w:tc>
-        <w:tc>
-          <w:tcPr>
-            <w:tcW w:w="992" w:type="dxa"/>
-            <w:vAlign w:val="center"/>
-          </w:tcPr>
-          <w:p>
-            <w:pPr>
-              <w:rPr>
-                <w:b/>
-                <w:bCs/>
-                <w:sz w:val="20"/>
-                <w:szCs w:val="20"/>
-              </w:rPr>
-            </w:pPr>
-            <w:r>
-              <w:rPr>
-                <w:sz w:val="20"/>
-                <w:szCs w:val="20"/>
-              </w:rPr>
-              <w:t>String</w:t>
-            </w:r>
-          </w:p>
-        </w:tc>
-        <w:tc>
-          <w:tcPr>
-            <w:tcW w:w="4246" w:type="dxa"/>
-            <w:vAlign w:val="center"/>
-          </w:tcPr>
-          <w:p>
-            <w:pPr>
-              <w:rPr>
-                <w:b/>
-                <w:bCs/>
-                <w:sz w:val="20"/>
-                <w:szCs w:val="20"/>
-              </w:rPr>
-            </w:pPr>
+              <w:t>panel/1/</w:t>
+            </w:r>
+            <w:proofErr w:type="spellStart"/>
             <w:r>
               <w:rPr>
                 <w:rStyle w:val="HTMLCode"/>
                 <w:rFonts w:ascii="Times New Roman" w:eastAsia="Arial" w:hAnsi="Times New Roman" w:cs="Times New Roman"/>
               </w:rPr>
-              <w:t>NORMAL</w:t>
-            </w:r>
-            <w:r>
-              <w:rPr>
-                <w:sz w:val="20"/>
-                <w:szCs w:val="20"/>
-              </w:rPr>
-              <w:t xml:space="preserve">, </w:t>
-            </w:r>
+              <w:t>alarm_status</w:t>
+            </w:r>
+            <w:proofErr w:type="spellEnd"/>
+          </w:p>
+        </w:tc>
+        <w:tc>
+          <w:tcPr>
+            <w:tcW w:w="1798" w:type="dxa"/>
+            <w:vAlign w:val="center"/>
+          </w:tcPr>
+          <w:p>
+            <w:pPr>
+              <w:rPr>
+                <w:b/>
+                <w:bCs/>
+                <w:sz w:val="20"/>
+                <w:szCs w:val="20"/>
+              </w:rPr>
+            </w:pPr>
+            <w:r>
+              <w:rPr>
+                <w:sz w:val="20"/>
+                <w:szCs w:val="20"/>
+              </w:rPr>
+              <w:t>On state change</w:t>
+            </w:r>
+          </w:p>
+        </w:tc>
+        <w:tc>
+          <w:tcPr>
+            <w:tcW w:w="992" w:type="dxa"/>
+            <w:vAlign w:val="center"/>
+          </w:tcPr>
+          <w:p>
+            <w:pPr>
+              <w:rPr>
+                <w:b/>
+                <w:bCs/>
+                <w:sz w:val="20"/>
+                <w:szCs w:val="20"/>
+              </w:rPr>
+            </w:pPr>
+            <w:r>
+              <w:rPr>
+                <w:sz w:val="20"/>
+                <w:szCs w:val="20"/>
+              </w:rPr>
+              <w:t>String</w:t>
+            </w:r>
+          </w:p>
+        </w:tc>
+        <w:tc>
+          <w:tcPr>
+            <w:tcW w:w="4246" w:type="dxa"/>
+            <w:vAlign w:val="center"/>
+          </w:tcPr>
+          <w:p>
+            <w:pPr>
+              <w:rPr>
+                <w:b/>
+                <w:bCs/>
+                <w:sz w:val="20"/>
+                <w:szCs w:val="20"/>
+              </w:rPr>
+            </w:pPr>
             <w:r>
               <w:rPr>
                 <w:rStyle w:val="HTMLCode"/>
                 <w:rFonts w:ascii="Times New Roman" w:eastAsia="Arial" w:hAnsi="Times New Roman" w:cs="Times New Roman"/>
               </w:rPr>
-              <w:t>CRITICAL_TEMP</w:t>
+              <w:t>NORMAL</w:t>
             </w:r>
             <w:r>
               <w:rPr>
@@ -11237,7 +12811,7 @@
                 <w:rStyle w:val="HTMLCode"/>
                 <w:rFonts w:ascii="Times New Roman" w:eastAsia="Arial" w:hAnsi="Times New Roman" w:cs="Times New Roman"/>
               </w:rPr>
-              <w:t>TIMEOUT</w:t>
+              <w:t>CRITICAL_TEMP</w:t>
             </w:r>
             <w:r>
               <w:rPr>
@@ -11251,7 +12825,7 @@
                 <w:rStyle w:val="HTMLCode"/>
                 <w:rFonts w:ascii="Times New Roman" w:eastAsia="Arial" w:hAnsi="Times New Roman" w:cs="Times New Roman"/>
               </w:rPr>
-              <w:t>WRONG_CODE</w:t>
+              <w:t>TIMEOUT</w:t>
             </w:r>
             <w:r>
               <w:rPr>
@@ -11265,6 +12839,20 @@
                 <w:rStyle w:val="HTMLCode"/>
                 <w:rFonts w:ascii="Times New Roman" w:eastAsia="Arial" w:hAnsi="Times New Roman" w:cs="Times New Roman"/>
               </w:rPr>
+              <w:t>WRONG_CODE</w:t>
+            </w:r>
+            <w:r>
+              <w:rPr>
+                <w:sz w:val="20"/>
+                <w:szCs w:val="20"/>
+              </w:rPr>
+              <w:t xml:space="preserve">, </w:t>
+            </w:r>
+            <w:r>
+              <w:rPr>
+                <w:rStyle w:val="HTMLCode"/>
+                <w:rFonts w:ascii="Times New Roman" w:eastAsia="Arial" w:hAnsi="Times New Roman" w:cs="Times New Roman"/>
+              </w:rPr>
               <w:t>TEMP_ACKED</w:t>
             </w:r>
           </w:p>
@@ -11277,6 +12865,129 @@
       </w:pPr>
       <w:r>
         <w:t>Topics subscribed by ESP32 (commands from dashboard):</w:t>
+      </w:r>
+    </w:p>
+    <w:p>
+      <w:pPr>
+        <w:pStyle w:val="Caption"/>
+        <w:keepNext/>
+        <w:ind w:left="709"/>
+      </w:pPr>
+      <w:r>
+        <w:rPr>
+          <w:b/>
+          <w:bCs/>
+          <w:i w:val="0"/>
+          <w:iCs w:val="0"/>
+        </w:rPr>
+        <w:t xml:space="preserve">Table </w:t>
+      </w:r>
+      <w:r>
+        <w:rPr>
+          <w:b/>
+          <w:bCs/>
+          <w:i w:val="0"/>
+          <w:iCs w:val="0"/>
+        </w:rPr>
+        <w:fldChar w:fldCharType="begin"/>
+      </w:r>
+      <w:r>
+        <w:rPr>
+          <w:b/>
+          <w:bCs/>
+          <w:i w:val="0"/>
+          <w:iCs w:val="0"/>
+        </w:rPr>
+        <w:instrText xml:space="preserve"> STYLEREF 1 \s </w:instrText>
+      </w:r>
+      <w:r>
+        <w:rPr>
+          <w:b/>
+          <w:bCs/>
+          <w:i w:val="0"/>
+          <w:iCs w:val="0"/>
+        </w:rPr>
+        <w:fldChar w:fldCharType="separate"/>
+      </w:r>
+      <w:r>
+        <w:rPr>
+          <w:b/>
+          <w:bCs/>
+          <w:i w:val="0"/>
+          <w:iCs w:val="0"/>
+          <w:noProof/>
+        </w:rPr>
+        <w:t>4</w:t>
+      </w:r>
+      <w:r>
+        <w:rPr>
+          <w:b/>
+          <w:bCs/>
+          <w:i w:val="0"/>
+          <w:iCs w:val="0"/>
+        </w:rPr>
+        <w:fldChar w:fldCharType="end"/>
+      </w:r>
+      <w:r>
+        <w:rPr>
+          <w:b/>
+          <w:bCs/>
+          <w:i w:val="0"/>
+          <w:iCs w:val="0"/>
+        </w:rPr>
+        <w:t>.</w:t>
+      </w:r>
+      <w:r>
+        <w:rPr>
+          <w:b/>
+          <w:bCs/>
+          <w:i w:val="0"/>
+          <w:iCs w:val="0"/>
+        </w:rPr>
+        <w:fldChar w:fldCharType="begin"/>
+      </w:r>
+      <w:r>
+        <w:rPr>
+          <w:b/>
+          <w:bCs/>
+          <w:i w:val="0"/>
+          <w:iCs w:val="0"/>
+        </w:rPr>
+        <w:instrText xml:space="preserve"> SEQ Table \* ARABIC \s 1 </w:instrText>
+      </w:r>
+      <w:r>
+        <w:rPr>
+          <w:b/>
+          <w:bCs/>
+          <w:i w:val="0"/>
+          <w:iCs w:val="0"/>
+        </w:rPr>
+        <w:fldChar w:fldCharType="separate"/>
+      </w:r>
+      <w:r>
+        <w:rPr>
+          <w:b/>
+          <w:bCs/>
+          <w:i w:val="0"/>
+          <w:iCs w:val="0"/>
+          <w:noProof/>
+        </w:rPr>
+        <w:t>2</w:t>
+      </w:r>
+      <w:r>
+        <w:rPr>
+          <w:b/>
+          <w:bCs/>
+          <w:i w:val="0"/>
+          <w:iCs w:val="0"/>
+        </w:rPr>
+        <w:fldChar w:fldCharType="end"/>
+      </w:r>
+      <w:r>
+        <w:t xml:space="preserve"> </w:t>
+      </w:r>
+      <w:r>
+        <w:t>Subscripted Topic Specification</w:t>
       </w:r>
     </w:p>
     <w:tbl>
@@ -11434,78 +13145,32 @@
                 <w:sz w:val="20"/>
                 <w:szCs w:val="20"/>
               </w:rPr>
-              <w:t>Executes performFullSystemReset()</w:t>
-            </w:r>
-          </w:p>
-        </w:tc>
-      </w:tr>
-      <w:tr>
-        <w:tc>
-          <w:tcPr>
-            <w:tcW w:w="1860" w:type="dxa"/>
-            <w:vAlign w:val="center"/>
-          </w:tcPr>
-          <w:p>
-            <w:pPr>
-              <w:rPr>
-                <w:b/>
-                <w:bCs/>
-                <w:sz w:val="20"/>
-                <w:szCs w:val="20"/>
-              </w:rPr>
-            </w:pPr>
-            <w:r>
-              <w:rPr>
-                <w:sz w:val="20"/>
-                <w:szCs w:val="20"/>
-              </w:rPr>
-              <w:t>panel/1/control/fan</w:t>
-            </w:r>
-          </w:p>
-        </w:tc>
-        <w:tc>
-          <w:tcPr>
-            <w:tcW w:w="1810" w:type="dxa"/>
-            <w:vAlign w:val="center"/>
-          </w:tcPr>
-          <w:p>
-            <w:pPr>
-              <w:rPr>
-                <w:b/>
-                <w:bCs/>
-                <w:sz w:val="20"/>
-                <w:szCs w:val="20"/>
-              </w:rPr>
-            </w:pPr>
-            <w:r>
-              <w:rPr>
-                <w:sz w:val="20"/>
-                <w:szCs w:val="20"/>
-              </w:rPr>
-              <w:t>ON / OFF</w:t>
-            </w:r>
-          </w:p>
-        </w:tc>
-        <w:tc>
-          <w:tcPr>
-            <w:tcW w:w="5238" w:type="dxa"/>
-            <w:vAlign w:val="center"/>
-          </w:tcPr>
-          <w:p>
-            <w:pPr>
-              <w:rPr>
-                <w:b/>
-                <w:bCs/>
-                <w:sz w:val="20"/>
-                <w:szCs w:val="20"/>
-              </w:rPr>
-            </w:pPr>
-            <w:r>
-              <w:rPr>
-                <w:sz w:val="20"/>
-                <w:szCs w:val="20"/>
-              </w:rPr>
-              <w:t>Sets motor pin (overridden by temperature state machine)</w:t>
+              <w:t xml:space="preserve">Executes </w:t>
+            </w:r>
+            <w:proofErr w:type="spellStart"/>
+            <w:proofErr w:type="gramStart"/>
+            <w:r>
+              <w:rPr>
+                <w:sz w:val="20"/>
+                <w:szCs w:val="20"/>
+              </w:rPr>
+              <w:t>performFullSystemReset</w:t>
+            </w:r>
+            <w:proofErr w:type="spellEnd"/>
+            <w:r>
+              <w:rPr>
+                <w:sz w:val="20"/>
+                <w:szCs w:val="20"/>
+              </w:rPr>
+              <w:t>(</w:t>
+            </w:r>
+            <w:proofErr w:type="gramEnd"/>
+            <w:r>
+              <w:rPr>
+                <w:sz w:val="20"/>
+                <w:szCs w:val="20"/>
+              </w:rPr>
+              <w:t>)</w:t>
             </w:r>
           </w:p>
         </w:tc>
@@ -11514,17 +13179,9 @@
     <w:p>
       <w:pPr>
         <w:pStyle w:val="ListParagraph"/>
-        <w:rPr>
-          <w:b/>
-          <w:bCs/>
-        </w:rPr>
-      </w:pPr>
-      <w:r>
-        <w:t xml:space="preserve">The fan control topic (panel/1/control/fan) exists in the firmware but was not implemented as a feature in this project. The temperature state machine automatically controls the fan </w:t>
-      </w:r>
-      <w:r>
-        <w:lastRenderedPageBreak/>
-        <w:t>based on hysteresis thresholds (ON at 45°C, OFF at 38°C),</w:t>
+      </w:pPr>
+      <w:r>
+        <w:t>The temperature state machine automatically controls the fan based on hysteresis thresholds (ON at 45°C, OFF at 38°C),</w:t>
       </w:r>
       <w:r>
         <w:t xml:space="preserve"> thus</w:t>
@@ -11532,6 +13189,15 @@
       <w:r>
         <w:t xml:space="preserve"> making manual fan control unnecessary. The reset topic is the only command exposed to the dashboard.</w:t>
       </w:r>
+    </w:p>
+    <w:p>
+      <w:pPr>
+        <w:pStyle w:val="ListParagraph"/>
+        <w:rPr>
+          <w:b/>
+          <w:bCs/>
+        </w:rPr>
+      </w:pPr>
     </w:p>
     <w:p>
       <w:pPr>
@@ -11548,6 +13214,7 @@
         <w:rPr>
           <w:rFonts w:cs="Times New Roman"/>
         </w:rPr>
+        <w:lastRenderedPageBreak/>
         <w:t>API Design</w:t>
       </w:r>
     </w:p>
@@ -11560,7 +13227,138 @@
         </w:rPr>
       </w:pPr>
       <w:r>
-        <w:t>The FastAPI backend provides seven REST API endpoints for the React dashboard. All endpoints use JSON responses except the export endpoints, which return CSV files through streaming.</w:t>
+        <w:t xml:space="preserve">The </w:t>
+      </w:r>
+      <w:proofErr w:type="spellStart"/>
+      <w:r>
+        <w:t>FastAPI</w:t>
+      </w:r>
+      <w:proofErr w:type="spellEnd"/>
+      <w:r>
+        <w:t xml:space="preserve"> backend provides seven REST API endpoints for the React dashboard. All endpoints use JSON responses except the export endpoints, which return CSV files through streaming.</w:t>
+      </w:r>
+    </w:p>
+    <w:p>
+      <w:pPr>
+        <w:pStyle w:val="Caption"/>
+        <w:keepNext/>
+        <w:ind w:left="709"/>
+      </w:pPr>
+      <w:r>
+        <w:rPr>
+          <w:b/>
+          <w:bCs/>
+          <w:i w:val="0"/>
+          <w:iCs w:val="0"/>
+        </w:rPr>
+        <w:t xml:space="preserve">Table </w:t>
+      </w:r>
+      <w:r>
+        <w:rPr>
+          <w:b/>
+          <w:bCs/>
+          <w:i w:val="0"/>
+          <w:iCs w:val="0"/>
+        </w:rPr>
+        <w:fldChar w:fldCharType="begin"/>
+      </w:r>
+      <w:r>
+        <w:rPr>
+          <w:b/>
+          <w:bCs/>
+          <w:i w:val="0"/>
+          <w:iCs w:val="0"/>
+        </w:rPr>
+        <w:instrText xml:space="preserve"> STYLEREF 1 \s </w:instrText>
+      </w:r>
+      <w:r>
+        <w:rPr>
+          <w:b/>
+          <w:bCs/>
+          <w:i w:val="0"/>
+          <w:iCs w:val="0"/>
+        </w:rPr>
+        <w:fldChar w:fldCharType="separate"/>
+      </w:r>
+      <w:r>
+        <w:rPr>
+          <w:b/>
+          <w:bCs/>
+          <w:i w:val="0"/>
+          <w:iCs w:val="0"/>
+          <w:noProof/>
+        </w:rPr>
+        <w:t>4</w:t>
+      </w:r>
+      <w:r>
+        <w:rPr>
+          <w:b/>
+          <w:bCs/>
+          <w:i w:val="0"/>
+          <w:iCs w:val="0"/>
+        </w:rPr>
+        <w:fldChar w:fldCharType="end"/>
+      </w:r>
+      <w:r>
+        <w:rPr>
+          <w:b/>
+          <w:bCs/>
+          <w:i w:val="0"/>
+          <w:iCs w:val="0"/>
+        </w:rPr>
+        <w:t>.</w:t>
+      </w:r>
+      <w:r>
+        <w:rPr>
+          <w:b/>
+          <w:bCs/>
+          <w:i w:val="0"/>
+          <w:iCs w:val="0"/>
+        </w:rPr>
+        <w:fldChar w:fldCharType="begin"/>
+      </w:r>
+      <w:r>
+        <w:rPr>
+          <w:b/>
+          <w:bCs/>
+          <w:i w:val="0"/>
+          <w:iCs w:val="0"/>
+        </w:rPr>
+        <w:instrText xml:space="preserve"> SEQ Table \* ARABIC \s 1 </w:instrText>
+      </w:r>
+      <w:r>
+        <w:rPr>
+          <w:b/>
+          <w:bCs/>
+          <w:i w:val="0"/>
+          <w:iCs w:val="0"/>
+        </w:rPr>
+        <w:fldChar w:fldCharType="separate"/>
+      </w:r>
+      <w:r>
+        <w:rPr>
+          <w:b/>
+          <w:bCs/>
+          <w:i w:val="0"/>
+          <w:iCs w:val="0"/>
+          <w:noProof/>
+        </w:rPr>
+        <w:t>3</w:t>
+      </w:r>
+      <w:r>
+        <w:rPr>
+          <w:b/>
+          <w:bCs/>
+          <w:i w:val="0"/>
+          <w:iCs w:val="0"/>
+        </w:rPr>
+        <w:fldChar w:fldCharType="end"/>
+      </w:r>
+      <w:r>
+        <w:t xml:space="preserve"> RESTAPI </w:t>
+      </w:r>
+      <w:r>
+        <w:t>Specification</w:t>
       </w:r>
     </w:p>
     <w:tbl>
@@ -11671,8 +13469,17 @@
                 <w:sz w:val="20"/>
                 <w:szCs w:val="20"/>
               </w:rPr>
-              <w:t>/panels</w:t>
-            </w:r>
+              <w:t>/</w:t>
+            </w:r>
+            <w:proofErr w:type="gramStart"/>
+            <w:r>
+              <w:rPr>
+                <w:sz w:val="20"/>
+                <w:szCs w:val="20"/>
+              </w:rPr>
+              <w:t>panels</w:t>
+            </w:r>
+            <w:proofErr w:type="gramEnd"/>
           </w:p>
         </w:tc>
         <w:tc>
@@ -11739,7 +13546,23 @@
                 <w:sz w:val="20"/>
                 <w:szCs w:val="20"/>
               </w:rPr>
-              <w:t>/panels/{panel_id}</w:t>
+              <w:t>/panels/{</w:t>
+            </w:r>
+            <w:proofErr w:type="spellStart"/>
+            <w:r>
+              <w:rPr>
+                <w:sz w:val="20"/>
+                <w:szCs w:val="20"/>
+              </w:rPr>
+              <w:t>panel_id</w:t>
+            </w:r>
+            <w:proofErr w:type="spellEnd"/>
+            <w:r>
+              <w:rPr>
+                <w:sz w:val="20"/>
+                <w:szCs w:val="20"/>
+              </w:rPr>
+              <w:t>}</w:t>
             </w:r>
           </w:p>
         </w:tc>
@@ -11807,7 +13630,39 @@
                 <w:sz w:val="20"/>
                 <w:szCs w:val="20"/>
               </w:rPr>
-              <w:t>/panels/{panel_id}/history?hours=24</w:t>
+              <w:t>/panels/{</w:t>
+            </w:r>
+            <w:proofErr w:type="spellStart"/>
+            <w:r>
+              <w:rPr>
+                <w:sz w:val="20"/>
+                <w:szCs w:val="20"/>
+              </w:rPr>
+              <w:t>panel_id</w:t>
+            </w:r>
+            <w:proofErr w:type="spellEnd"/>
+            <w:r>
+              <w:rPr>
+                <w:sz w:val="20"/>
+                <w:szCs w:val="20"/>
+              </w:rPr>
+              <w:t>}/</w:t>
+            </w:r>
+            <w:proofErr w:type="spellStart"/>
+            <w:r>
+              <w:rPr>
+                <w:sz w:val="20"/>
+                <w:szCs w:val="20"/>
+              </w:rPr>
+              <w:t>history?hours</w:t>
+            </w:r>
+            <w:proofErr w:type="spellEnd"/>
+            <w:r>
+              <w:rPr>
+                <w:sz w:val="20"/>
+                <w:szCs w:val="20"/>
+              </w:rPr>
+              <w:t>=24</w:t>
             </w:r>
           </w:p>
         </w:tc>
@@ -11875,8 +13730,17 @@
                 <w:sz w:val="20"/>
                 <w:szCs w:val="20"/>
               </w:rPr>
-              <w:t>/alerts</w:t>
-            </w:r>
+              <w:t>/</w:t>
+            </w:r>
+            <w:proofErr w:type="gramStart"/>
+            <w:r>
+              <w:rPr>
+                <w:sz w:val="20"/>
+                <w:szCs w:val="20"/>
+              </w:rPr>
+              <w:t>alerts</w:t>
+            </w:r>
+            <w:proofErr w:type="gramEnd"/>
           </w:p>
         </w:tc>
         <w:tc>
@@ -11919,7 +13783,23 @@
                 <w:sz w:val="20"/>
                 <w:szCs w:val="20"/>
               </w:rPr>
-              <w:t>Alert log (optionally filter ?unacknowledged=true)</w:t>
+              <w:t xml:space="preserve">Alert log (optionally </w:t>
+            </w:r>
+            <w:proofErr w:type="gramStart"/>
+            <w:r>
+              <w:rPr>
+                <w:sz w:val="20"/>
+                <w:szCs w:val="20"/>
+              </w:rPr>
+              <w:t>filter ?unacknowledged</w:t>
+            </w:r>
+            <w:proofErr w:type="gramEnd"/>
+            <w:r>
+              <w:rPr>
+                <w:sz w:val="20"/>
+                <w:szCs w:val="20"/>
+              </w:rPr>
+              <w:t>=true)</w:t>
             </w:r>
           </w:p>
         </w:tc>
@@ -11946,7 +13826,23 @@
                 <w:sz w:val="20"/>
                 <w:szCs w:val="20"/>
               </w:rPr>
-              <w:t>/panels/{panel_id}/control/reset</w:t>
+              <w:t>/panels/{</w:t>
+            </w:r>
+            <w:proofErr w:type="spellStart"/>
+            <w:r>
+              <w:rPr>
+                <w:sz w:val="20"/>
+                <w:szCs w:val="20"/>
+              </w:rPr>
+              <w:t>panel_id</w:t>
+            </w:r>
+            <w:proofErr w:type="spellEnd"/>
+            <w:r>
+              <w:rPr>
+                <w:sz w:val="20"/>
+                <w:szCs w:val="20"/>
+              </w:rPr>
+              <w:t>}/control/reset</w:t>
             </w:r>
           </w:p>
         </w:tc>
@@ -12014,7 +13910,39 @@
                 <w:sz w:val="20"/>
                 <w:szCs w:val="20"/>
               </w:rPr>
-              <w:t>/panels/{panel_id}/export/readings?from_date=YYYYMMDD</w:t>
+              <w:t>/panels/{</w:t>
+            </w:r>
+            <w:proofErr w:type="spellStart"/>
+            <w:r>
+              <w:rPr>
+                <w:sz w:val="20"/>
+                <w:szCs w:val="20"/>
+              </w:rPr>
+              <w:t>panel_id</w:t>
+            </w:r>
+            <w:proofErr w:type="spellEnd"/>
+            <w:r>
+              <w:rPr>
+                <w:sz w:val="20"/>
+                <w:szCs w:val="20"/>
+              </w:rPr>
+              <w:t>}/export/</w:t>
+            </w:r>
+            <w:proofErr w:type="spellStart"/>
+            <w:r>
+              <w:rPr>
+                <w:sz w:val="20"/>
+                <w:szCs w:val="20"/>
+              </w:rPr>
+              <w:t>readings?from_date</w:t>
+            </w:r>
+            <w:proofErr w:type="spellEnd"/>
+            <w:r>
+              <w:rPr>
+                <w:sz w:val="20"/>
+                <w:szCs w:val="20"/>
+              </w:rPr>
+              <w:t>=YYYYMMDD</w:t>
             </w:r>
           </w:p>
         </w:tc>
@@ -12082,7 +14010,39 @@
                 <w:sz w:val="20"/>
                 <w:szCs w:val="20"/>
               </w:rPr>
-              <w:t>/panels/{panel_id}/export/alerts?from_date=YYYYMMDD</w:t>
+              <w:t>/panels/{</w:t>
+            </w:r>
+            <w:proofErr w:type="spellStart"/>
+            <w:r>
+              <w:rPr>
+                <w:sz w:val="20"/>
+                <w:szCs w:val="20"/>
+              </w:rPr>
+              <w:t>panel_id</w:t>
+            </w:r>
+            <w:proofErr w:type="spellEnd"/>
+            <w:r>
+              <w:rPr>
+                <w:sz w:val="20"/>
+                <w:szCs w:val="20"/>
+              </w:rPr>
+              <w:t>}/export/</w:t>
+            </w:r>
+            <w:proofErr w:type="spellStart"/>
+            <w:r>
+              <w:rPr>
+                <w:sz w:val="20"/>
+                <w:szCs w:val="20"/>
+              </w:rPr>
+              <w:t>alerts?from_date</w:t>
+            </w:r>
+            <w:proofErr w:type="spellEnd"/>
+            <w:r>
+              <w:rPr>
+                <w:sz w:val="20"/>
+                <w:szCs w:val="20"/>
+              </w:rPr>
+              <w:t>=YYYYMMDD</w:t>
             </w:r>
           </w:p>
         </w:tc>
@@ -12141,28 +14101,54 @@
         </w:rPr>
       </w:pPr>
       <w:r>
-        <w:t>The first four endpoints read from PostgreSQL and return JSON. The two export endpoints query PostgreSQL and stream the results as downloadable CSV files. The reset endpoint is the only POST — it is also the only endpoint that publishes to MQTT rather than reading from the database.</w:t>
-      </w:r>
-    </w:p>
-    <w:p>
-      <w:pPr>
-        <w:pStyle w:val="ListParagraph"/>
-      </w:pPr>
-      <w:r>
-        <w:t>The export endpoints use StreamingResponse to send CSV data in chunks rather than building the entire file in memory. This keeps memory usage flat regardless of dataset size, avoiding resource contention with other services running on the same machine.</w:t>
-      </w:r>
-    </w:p>
-    <w:p>
-      <w:pPr>
-        <w:pStyle w:val="ListParagraph"/>
-        <w:rPr>
-          <w:b/>
-          <w:bCs/>
-        </w:rPr>
-      </w:pPr>
-      <w:r>
-        <w:lastRenderedPageBreak/>
-        <w:t xml:space="preserve">Interactive API documentation is automatically generated by FastAPI via Swagger UI, </w:t>
+        <w:t xml:space="preserve">The first four endpoints read from PostgreSQL and return JSON. The two export endpoints query PostgreSQL and stream the results as downloadable CSV files. The reset endpoint is the only </w:t>
+      </w:r>
+      <w:proofErr w:type="gramStart"/>
+      <w:r>
+        <w:t>POST</w:t>
+      </w:r>
+      <w:r>
+        <w:t>,</w:t>
+      </w:r>
+      <w:proofErr w:type="gramEnd"/>
+      <w:r>
+        <w:t xml:space="preserve"> it is also the only endpoint that publishes to MQTT rather than reading from the database.</w:t>
+      </w:r>
+    </w:p>
+    <w:p>
+      <w:pPr>
+        <w:pStyle w:val="ListParagraph"/>
+      </w:pPr>
+      <w:r>
+        <w:t xml:space="preserve">The export endpoints use </w:t>
+      </w:r>
+      <w:proofErr w:type="spellStart"/>
+      <w:r>
+        <w:t>StreamingResponse</w:t>
+      </w:r>
+      <w:proofErr w:type="spellEnd"/>
+      <w:r>
+        <w:t xml:space="preserve"> to send CSV data in chunks rather than building the entire file in memory. This keeps memory usage flat regardless of dataset size, avoiding resource contention with other services running on the same machine.</w:t>
+      </w:r>
+    </w:p>
+    <w:p>
+      <w:pPr>
+        <w:pStyle w:val="ListParagraph"/>
+        <w:rPr>
+          <w:b/>
+          <w:bCs/>
+        </w:rPr>
+      </w:pPr>
+      <w:r>
+        <w:t xml:space="preserve">Interactive API documentation is automatically generated by </w:t>
+      </w:r>
+      <w:proofErr w:type="spellStart"/>
+      <w:r>
+        <w:t>FastAPI</w:t>
+      </w:r>
+      <w:proofErr w:type="spellEnd"/>
+      <w:r>
+        <w:t xml:space="preserve"> via Swagger UI, </w:t>
       </w:r>
       <w:r>
         <w:t>accessible at http://192.168.100.2:8000/docs. This was used throughout development to test each endpoint before building the React frontend</w:t>
@@ -12193,6 +14179,7 @@
           <w:i w:val="0"/>
           <w:iCs w:val="0"/>
         </w:rPr>
+        <w:lastRenderedPageBreak/>
         <w:t xml:space="preserve">Figure </w:t>
       </w:r>
       <w:r>
@@ -12299,8 +14286,13 @@
       <w:r>
         <w:t xml:space="preserve"> </w:t>
       </w:r>
-      <w:r>
-        <w:t>FastAPI Swagger UI displaying all REST API endpoints</w:t>
+      <w:proofErr w:type="spellStart"/>
+      <w:r>
+        <w:t>FastAPI</w:t>
+      </w:r>
+      <w:proofErr w:type="spellEnd"/>
+      <w:r>
+        <w:t xml:space="preserve"> Swagger UI displaying all REST API endpoints</w:t>
       </w:r>
     </w:p>
     <w:p>
@@ -12453,12 +14445,26 @@
         <w:rPr>
           <w:lang w:val="en-US"/>
         </w:rPr>
-        <w:t xml:space="preserve">The sidebar lists all 10 panels with a green or red status dot indicating online or offline status. Online detection is based on a 15-second threshold on the last_seen timestamp </w:t>
-      </w:r>
+        <w:t xml:space="preserve">The sidebar lists all 10 panels with a green or red status dot indicating online or offline status. Online detection is based on a 15-second threshold on the </w:t>
+      </w:r>
+      <w:proofErr w:type="spellStart"/>
       <w:r>
         <w:rPr>
           <w:lang w:val="en-US"/>
         </w:rPr>
+        <w:t>last_seen</w:t>
+      </w:r>
+      <w:proofErr w:type="spellEnd"/>
+      <w:r>
+        <w:rPr>
+          <w:lang w:val="en-US"/>
+        </w:rPr>
+        <w:t xml:space="preserve"> timestamp </w:t>
+      </w:r>
+      <w:r>
+        <w:rPr>
+          <w:lang w:val="en-US"/>
+        </w:rPr>
         <w:t>-</w:t>
       </w:r>
       <w:r>
@@ -12481,7 +14487,155 @@
         <w:rPr>
           <w:lang w:val="en-US"/>
         </w:rPr>
-        <w:t>The detail panel displays the selected panel's information in two columns: a Chart.js line chart showing 30 days of temperature and humidity history on the left, and colour-coded status indicators on the right. Status fields use colour coding aligned to the ESP32 firmware thresholds:</w:t>
+        <w:t xml:space="preserve">The detail panel displays the selected panel's information in two columns: a Chart.js line chart showing 30 days of temperature and humidity history on the left, and </w:t>
+      </w:r>
+      <w:proofErr w:type="spellStart"/>
+      <w:r>
+        <w:rPr>
+          <w:lang w:val="en-US"/>
+        </w:rPr>
+        <w:t>colour</w:t>
+      </w:r>
+      <w:proofErr w:type="spellEnd"/>
+      <w:r>
+        <w:rPr>
+          <w:lang w:val="en-US"/>
+        </w:rPr>
+        <w:t xml:space="preserve">-coded status indicators on the right. Status fields use </w:t>
+      </w:r>
+      <w:proofErr w:type="spellStart"/>
+      <w:r>
+        <w:rPr>
+          <w:lang w:val="en-US"/>
+        </w:rPr>
+        <w:t>colour</w:t>
+      </w:r>
+      <w:proofErr w:type="spellEnd"/>
+      <w:r>
+        <w:rPr>
+          <w:lang w:val="en-US"/>
+        </w:rPr>
+        <w:t xml:space="preserve"> coding aligned to the ESP32 firmware thresholds:</w:t>
+      </w:r>
+    </w:p>
+    <w:p>
+      <w:pPr>
+        <w:pStyle w:val="Caption"/>
+        <w:keepNext/>
+        <w:ind w:left="709"/>
+      </w:pPr>
+      <w:r>
+        <w:rPr>
+          <w:b/>
+          <w:bCs/>
+          <w:i w:val="0"/>
+          <w:iCs w:val="0"/>
+        </w:rPr>
+        <w:t xml:space="preserve">Table </w:t>
+      </w:r>
+      <w:r>
+        <w:rPr>
+          <w:b/>
+          <w:bCs/>
+          <w:i w:val="0"/>
+          <w:iCs w:val="0"/>
+        </w:rPr>
+        <w:fldChar w:fldCharType="begin"/>
+      </w:r>
+      <w:r>
+        <w:rPr>
+          <w:b/>
+          <w:bCs/>
+          <w:i w:val="0"/>
+          <w:iCs w:val="0"/>
+        </w:rPr>
+        <w:instrText xml:space="preserve"> STYLEREF 1 \s </w:instrText>
+      </w:r>
+      <w:r>
+        <w:rPr>
+          <w:b/>
+          <w:bCs/>
+          <w:i w:val="0"/>
+          <w:iCs w:val="0"/>
+        </w:rPr>
+        <w:fldChar w:fldCharType="separate"/>
+      </w:r>
+      <w:r>
+        <w:rPr>
+          <w:b/>
+          <w:bCs/>
+          <w:i w:val="0"/>
+          <w:iCs w:val="0"/>
+          <w:noProof/>
+        </w:rPr>
+        <w:t>4</w:t>
+      </w:r>
+      <w:r>
+        <w:rPr>
+          <w:b/>
+          <w:bCs/>
+          <w:i w:val="0"/>
+          <w:iCs w:val="0"/>
+        </w:rPr>
+        <w:fldChar w:fldCharType="end"/>
+      </w:r>
+      <w:r>
+        <w:rPr>
+          <w:b/>
+          <w:bCs/>
+          <w:i w:val="0"/>
+          <w:iCs w:val="0"/>
+        </w:rPr>
+        <w:t>.</w:t>
+      </w:r>
+      <w:r>
+        <w:rPr>
+          <w:b/>
+          <w:bCs/>
+          <w:i w:val="0"/>
+          <w:iCs w:val="0"/>
+        </w:rPr>
+        <w:fldChar w:fldCharType="begin"/>
+      </w:r>
+      <w:r>
+        <w:rPr>
+          <w:b/>
+          <w:bCs/>
+          <w:i w:val="0"/>
+          <w:iCs w:val="0"/>
+        </w:rPr>
+        <w:instrText xml:space="preserve"> SEQ Table \* ARABIC \s 1 </w:instrText>
+      </w:r>
+      <w:r>
+        <w:rPr>
+          <w:b/>
+          <w:bCs/>
+          <w:i w:val="0"/>
+          <w:iCs w:val="0"/>
+        </w:rPr>
+        <w:fldChar w:fldCharType="separate"/>
+      </w:r>
+      <w:r>
+        <w:rPr>
+          <w:b/>
+          <w:bCs/>
+          <w:i w:val="0"/>
+          <w:iCs w:val="0"/>
+          <w:noProof/>
+        </w:rPr>
+        <w:t>4</w:t>
+      </w:r>
+      <w:r>
+        <w:rPr>
+          <w:b/>
+          <w:bCs/>
+          <w:i w:val="0"/>
+          <w:iCs w:val="0"/>
+        </w:rPr>
+        <w:fldChar w:fldCharType="end"/>
+      </w:r>
+      <w:r>
+        <w:t xml:space="preserve"> Sensor Threshold Colour Specification</w:t>
       </w:r>
     </w:p>
     <w:tbl>
@@ -12736,7 +14890,6 @@
                 <w:sz w:val="20"/>
                 <w:szCs w:val="20"/>
               </w:rPr>
-              <w:lastRenderedPageBreak/>
               <w:t>Door</w:t>
             </w:r>
           </w:p>
@@ -12902,6 +15055,7 @@
                 <w:lang w:val="en-US"/>
               </w:rPr>
             </w:pPr>
+            <w:proofErr w:type="gramStart"/>
             <w:r>
               <w:rPr>
                 <w:sz w:val="20"/>
@@ -12910,6 +15064,7 @@
               </w:rPr>
               <w:t>N.A</w:t>
             </w:r>
+            <w:proofErr w:type="gramEnd"/>
           </w:p>
         </w:tc>
       </w:tr>
@@ -12934,6 +15089,7 @@
                 <w:sz w:val="20"/>
                 <w:szCs w:val="20"/>
               </w:rPr>
+              <w:lastRenderedPageBreak/>
               <w:t>Alarm</w:t>
             </w:r>
           </w:p>
@@ -13475,45 +15631,161 @@
           <w:lang w:val="en-US"/>
         </w:rPr>
       </w:pPr>
-    </w:p>
-    <w:p>
-      <w:pPr>
-        <w:pStyle w:val="ListParagraph"/>
-        <w:rPr>
-          <w:b/>
-          <w:bCs/>
+      <w:r>
+        <w:rPr>
           <w:lang w:val="en-US"/>
         </w:rPr>
-      </w:pPr>
+        <w:t xml:space="preserve">The component hierarchy follows a </w:t>
+      </w:r>
       <w:r>
         <w:rPr>
           <w:lang w:val="en-US"/>
         </w:rPr>
-        <w:t xml:space="preserve">The component hierarchy follows a </w:t>
+        <w:t>Stateful/Statel</w:t>
       </w:r>
       <w:r>
         <w:rPr>
           <w:lang w:val="en-US"/>
         </w:rPr>
-        <w:t>Stateful/Statel</w:t>
+        <w:t>e</w:t>
       </w:r>
       <w:r>
         <w:rPr>
           <w:lang w:val="en-US"/>
         </w:rPr>
-        <w:t>e</w:t>
+        <w:t>ss</w:t>
       </w:r>
       <w:r>
         <w:rPr>
           <w:lang w:val="en-US"/>
         </w:rPr>
-        <w:t>ss</w:t>
-      </w:r>
-      <w:r>
-        <w:rPr>
-          <w:lang w:val="en-US"/>
-        </w:rPr>
         <w:t xml:space="preserve"> pattern:</w:t>
+      </w:r>
+    </w:p>
+    <w:p>
+      <w:pPr>
+        <w:pStyle w:val="Caption"/>
+        <w:keepNext/>
+        <w:ind w:left="709"/>
+      </w:pPr>
+      <w:r>
+        <w:rPr>
+          <w:b/>
+          <w:bCs/>
+          <w:i w:val="0"/>
+          <w:iCs w:val="0"/>
+        </w:rPr>
+        <w:t xml:space="preserve">Table </w:t>
+      </w:r>
+      <w:r>
+        <w:rPr>
+          <w:b/>
+          <w:bCs/>
+          <w:i w:val="0"/>
+          <w:iCs w:val="0"/>
+        </w:rPr>
+        <w:fldChar w:fldCharType="begin"/>
+      </w:r>
+      <w:r>
+        <w:rPr>
+          <w:b/>
+          <w:bCs/>
+          <w:i w:val="0"/>
+          <w:iCs w:val="0"/>
+        </w:rPr>
+        <w:instrText xml:space="preserve"> STYLEREF 1 \s </w:instrText>
+      </w:r>
+      <w:r>
+        <w:rPr>
+          <w:b/>
+          <w:bCs/>
+          <w:i w:val="0"/>
+          <w:iCs w:val="0"/>
+        </w:rPr>
+        <w:fldChar w:fldCharType="separate"/>
+      </w:r>
+      <w:r>
+        <w:rPr>
+          <w:b/>
+          <w:bCs/>
+          <w:i w:val="0"/>
+          <w:iCs w:val="0"/>
+          <w:noProof/>
+        </w:rPr>
+        <w:t>4</w:t>
+      </w:r>
+      <w:r>
+        <w:rPr>
+          <w:b/>
+          <w:bCs/>
+          <w:i w:val="0"/>
+          <w:iCs w:val="0"/>
+        </w:rPr>
+        <w:fldChar w:fldCharType="end"/>
+      </w:r>
+      <w:r>
+        <w:rPr>
+          <w:b/>
+          <w:bCs/>
+          <w:i w:val="0"/>
+          <w:iCs w:val="0"/>
+        </w:rPr>
+        <w:t>.</w:t>
+      </w:r>
+      <w:r>
+        <w:rPr>
+          <w:b/>
+          <w:bCs/>
+          <w:i w:val="0"/>
+          <w:iCs w:val="0"/>
+        </w:rPr>
+        <w:fldChar w:fldCharType="begin"/>
+      </w:r>
+      <w:r>
+        <w:rPr>
+          <w:b/>
+          <w:bCs/>
+          <w:i w:val="0"/>
+          <w:iCs w:val="0"/>
+        </w:rPr>
+        <w:instrText xml:space="preserve"> SEQ Table \* ARABIC \s 1 </w:instrText>
+      </w:r>
+      <w:r>
+        <w:rPr>
+          <w:b/>
+          <w:bCs/>
+          <w:i w:val="0"/>
+          <w:iCs w:val="0"/>
+        </w:rPr>
+        <w:fldChar w:fldCharType="separate"/>
+      </w:r>
+      <w:r>
+        <w:rPr>
+          <w:b/>
+          <w:bCs/>
+          <w:i w:val="0"/>
+          <w:iCs w:val="0"/>
+          <w:noProof/>
+        </w:rPr>
+        <w:t>5</w:t>
+      </w:r>
+      <w:r>
+        <w:rPr>
+          <w:b/>
+          <w:bCs/>
+          <w:i w:val="0"/>
+          <w:iCs w:val="0"/>
+        </w:rPr>
+        <w:fldChar w:fldCharType="end"/>
+      </w:r>
+      <w:r>
+        <w:t xml:space="preserve"> Component Hierarchy </w:t>
+      </w:r>
+      <w:r>
+        <w:rPr>
+          <w:noProof/>
+        </w:rPr>
+        <w:t>Specification</w:t>
       </w:r>
     </w:p>
     <w:tbl>
@@ -13624,6 +15896,7 @@
                 <w:lang w:val="en-US"/>
               </w:rPr>
             </w:pPr>
+            <w:proofErr w:type="spellStart"/>
             <w:r>
               <w:rPr>
                 <w:sz w:val="20"/>
@@ -13631,6 +15904,7 @@
               </w:rPr>
               <w:t>App.jsx</w:t>
             </w:r>
+            <w:proofErr w:type="spellEnd"/>
           </w:p>
         </w:tc>
         <w:tc>
@@ -13698,6 +15972,7 @@
                 <w:lang w:val="en-US"/>
               </w:rPr>
             </w:pPr>
+            <w:proofErr w:type="spellStart"/>
             <w:r>
               <w:rPr>
                 <w:sz w:val="20"/>
@@ -13705,6 +15980,7 @@
               </w:rPr>
               <w:t>Sidebar.jsx</w:t>
             </w:r>
+            <w:proofErr w:type="spellEnd"/>
           </w:p>
         </w:tc>
         <w:tc>
@@ -13772,6 +16048,7 @@
                 <w:lang w:val="en-US"/>
               </w:rPr>
             </w:pPr>
+            <w:proofErr w:type="spellStart"/>
             <w:r>
               <w:rPr>
                 <w:sz w:val="20"/>
@@ -13779,6 +16056,7 @@
               </w:rPr>
               <w:t>PanelDetail.jsx</w:t>
             </w:r>
+            <w:proofErr w:type="spellEnd"/>
           </w:p>
         </w:tc>
         <w:tc>
@@ -13846,6 +16124,7 @@
                 <w:lang w:val="en-US"/>
               </w:rPr>
             </w:pPr>
+            <w:proofErr w:type="spellStart"/>
             <w:r>
               <w:rPr>
                 <w:sz w:val="20"/>
@@ -13853,6 +16132,7 @@
               </w:rPr>
               <w:t>StatusInfo.jsx</w:t>
             </w:r>
+            <w:proofErr w:type="spellEnd"/>
           </w:p>
         </w:tc>
         <w:tc>
@@ -13920,6 +16200,7 @@
                 <w:lang w:val="en-US"/>
               </w:rPr>
             </w:pPr>
+            <w:proofErr w:type="spellStart"/>
             <w:r>
               <w:rPr>
                 <w:sz w:val="20"/>
@@ -13927,6 +16208,7 @@
               </w:rPr>
               <w:t>SensorChart.jsx</w:t>
             </w:r>
+            <w:proofErr w:type="spellEnd"/>
           </w:p>
         </w:tc>
         <w:tc>
@@ -13994,6 +16276,7 @@
                 <w:lang w:val="en-US"/>
               </w:rPr>
             </w:pPr>
+            <w:proofErr w:type="spellStart"/>
             <w:r>
               <w:rPr>
                 <w:sz w:val="20"/>
@@ -14001,6 +16284,7 @@
               </w:rPr>
               <w:t>LogsModal.jsx</w:t>
             </w:r>
+            <w:proofErr w:type="spellEnd"/>
           </w:p>
         </w:tc>
         <w:tc>
@@ -14123,7 +16407,15 @@
       </w:pPr>
       <w:r>
         <w:lastRenderedPageBreak/>
-        <w:t>The ESP32 firmware manages four core functions: sensor monitoring, automated fan control, door access control, and alarm management. The firmware was developed using Arduino IDE with the PubSubClient library for MQTT communication.</w:t>
+        <w:t xml:space="preserve">The ESP32 firmware manages four core functions: sensor monitoring, automated fan control, door access control, and alarm management. The firmware was developed using Arduino IDE with the </w:t>
+      </w:r>
+      <w:proofErr w:type="spellStart"/>
+      <w:r>
+        <w:t>PubSubClient</w:t>
+      </w:r>
+      <w:proofErr w:type="spellEnd"/>
+      <w:r>
+        <w:t xml:space="preserve"> library for MQTT communication.</w:t>
       </w:r>
     </w:p>
     <w:p>
@@ -14156,7 +16448,25 @@
         <w:t xml:space="preserve"> </w:t>
       </w:r>
       <w:r>
-        <w:t>The GPIO pin allocation is shown in the table below. The ESP32 module, expansion board, and circuit schematic are shown in Figures 4.8.1, 4.8.2, and 4.8.3.</w:t>
+        <w:t>The GPIO pin allocation is shown in the table</w:t>
+      </w:r>
+      <w:r>
+        <w:t xml:space="preserve"> 4.6</w:t>
+      </w:r>
+      <w:r>
+        <w:t xml:space="preserve"> below. The ESP32 module, expansion board, and circuit schematic are shown in Figures 4.</w:t>
+      </w:r>
+      <w:r>
+        <w:t>7</w:t>
+      </w:r>
+      <w:r>
+        <w:t>, 4.8, and 4.</w:t>
+      </w:r>
+      <w:r>
+        <w:t>9</w:t>
+      </w:r>
+      <w:r>
+        <w:t>.</w:t>
       </w:r>
     </w:p>
     <w:p>
@@ -14177,6 +16487,126 @@
           <w:u w:val="single"/>
         </w:rPr>
         <w:t>GPIO PIN ALLOCATION</w:t>
+      </w:r>
+    </w:p>
+    <w:p>
+      <w:pPr>
+        <w:pStyle w:val="Caption"/>
+        <w:keepNext/>
+        <w:ind w:left="709"/>
+      </w:pPr>
+      <w:r>
+        <w:rPr>
+          <w:b/>
+          <w:bCs/>
+          <w:i w:val="0"/>
+          <w:iCs w:val="0"/>
+        </w:rPr>
+        <w:t xml:space="preserve">Table </w:t>
+      </w:r>
+      <w:r>
+        <w:rPr>
+          <w:b/>
+          <w:bCs/>
+          <w:i w:val="0"/>
+          <w:iCs w:val="0"/>
+        </w:rPr>
+        <w:fldChar w:fldCharType="begin"/>
+      </w:r>
+      <w:r>
+        <w:rPr>
+          <w:b/>
+          <w:bCs/>
+          <w:i w:val="0"/>
+          <w:iCs w:val="0"/>
+        </w:rPr>
+        <w:instrText xml:space="preserve"> STYLEREF 1 \s </w:instrText>
+      </w:r>
+      <w:r>
+        <w:rPr>
+          <w:b/>
+          <w:bCs/>
+          <w:i w:val="0"/>
+          <w:iCs w:val="0"/>
+        </w:rPr>
+        <w:fldChar w:fldCharType="separate"/>
+      </w:r>
+      <w:r>
+        <w:rPr>
+          <w:b/>
+          <w:bCs/>
+          <w:i w:val="0"/>
+          <w:iCs w:val="0"/>
+          <w:noProof/>
+        </w:rPr>
+        <w:t>4</w:t>
+      </w:r>
+      <w:r>
+        <w:rPr>
+          <w:b/>
+          <w:bCs/>
+          <w:i w:val="0"/>
+          <w:iCs w:val="0"/>
+        </w:rPr>
+        <w:fldChar w:fldCharType="end"/>
+      </w:r>
+      <w:r>
+        <w:rPr>
+          <w:b/>
+          <w:bCs/>
+          <w:i w:val="0"/>
+          <w:iCs w:val="0"/>
+        </w:rPr>
+        <w:t>.</w:t>
+      </w:r>
+      <w:r>
+        <w:rPr>
+          <w:b/>
+          <w:bCs/>
+          <w:i w:val="0"/>
+          <w:iCs w:val="0"/>
+        </w:rPr>
+        <w:fldChar w:fldCharType="begin"/>
+      </w:r>
+      <w:r>
+        <w:rPr>
+          <w:b/>
+          <w:bCs/>
+          <w:i w:val="0"/>
+          <w:iCs w:val="0"/>
+        </w:rPr>
+        <w:instrText xml:space="preserve"> SEQ Table \* ARABIC \s 1 </w:instrText>
+      </w:r>
+      <w:r>
+        <w:rPr>
+          <w:b/>
+          <w:bCs/>
+          <w:i w:val="0"/>
+          <w:iCs w:val="0"/>
+        </w:rPr>
+        <w:fldChar w:fldCharType="separate"/>
+      </w:r>
+      <w:r>
+        <w:rPr>
+          <w:b/>
+          <w:bCs/>
+          <w:i w:val="0"/>
+          <w:iCs w:val="0"/>
+          <w:noProof/>
+        </w:rPr>
+        <w:t>6</w:t>
+      </w:r>
+      <w:r>
+        <w:rPr>
+          <w:b/>
+          <w:bCs/>
+          <w:i w:val="0"/>
+          <w:iCs w:val="0"/>
+        </w:rPr>
+        <w:fldChar w:fldCharType="end"/>
+      </w:r>
+      <w:r>
+        <w:t xml:space="preserve"> GPIO Pin Specification</w:t>
       </w:r>
     </w:p>
     <w:tbl>
@@ -14896,6 +17326,7 @@
           <w:i w:val="0"/>
           <w:iCs w:val="0"/>
         </w:rPr>
+        <w:lastRenderedPageBreak/>
         <w:t xml:space="preserve">Figure </w:t>
       </w:r>
       <w:r>
@@ -15060,8 +17491,23 @@
         <w:ind w:left="709"/>
       </w:pPr>
       <w:r>
-        <w:lastRenderedPageBreak/>
-        <w:t xml:space="preserve">Note. From WiFi Bluetooth Module ESP32-WROOM-32E 4MB 8MB 16MB Flash, by Kuriosity, n.d.-b (Retrieved May 19, 2026, from </w:t>
+        <w:t xml:space="preserve">Note. From </w:t>
+      </w:r>
+      <w:proofErr w:type="spellStart"/>
+      <w:r>
+        <w:t>WiFi</w:t>
+      </w:r>
+      <w:proofErr w:type="spellEnd"/>
+      <w:r>
+        <w:t xml:space="preserve"> Bluetooth Module ESP32-WROOM-32E 4MB 8MB 16MB Flash, by </w:t>
+      </w:r>
+      <w:proofErr w:type="spellStart"/>
+      <w:r>
+        <w:t>Kuriosity</w:t>
+      </w:r>
+      <w:proofErr w:type="spellEnd"/>
+      <w:r>
+        <w:t xml:space="preserve">, n.d.-b (Retrieved May 19, 2026, from </w:t>
       </w:r>
       <w:hyperlink r:id="rId18" w:tgtFrame="_blank" w:history="1">
         <w:r>
@@ -15072,10 +17518,15 @@
         </w:r>
       </w:hyperlink>
       <w:r>
-        <w:t>). Image sourced from Kuriosity.</w:t>
-      </w:r>
-      <w:r>
-        <w:t xml:space="preserve"> </w:t>
+        <w:t xml:space="preserve">). Image sourced from </w:t>
+      </w:r>
+      <w:proofErr w:type="spellStart"/>
+      <w:r>
+        <w:t>Kuriosity</w:t>
+      </w:r>
+      <w:proofErr w:type="spellEnd"/>
+      <w:r>
+        <w:t xml:space="preserve">. </w:t>
       </w:r>
     </w:p>
     <w:p>
@@ -15299,7 +17750,23 @@
           <w:rFonts w:cs="Times New Roman"/>
           <w:szCs w:val="24"/>
         </w:rPr>
-        <w:t xml:space="preserve">, by Kuriosity, n.d.-a (Retrieved May 19, 2026, from </w:t>
+        <w:t xml:space="preserve">, by </w:t>
+      </w:r>
+      <w:proofErr w:type="spellStart"/>
+      <w:r>
+        <w:rPr>
+          <w:rFonts w:cs="Times New Roman"/>
+          <w:szCs w:val="24"/>
+        </w:rPr>
+        <w:t>Kuriosity</w:t>
+      </w:r>
+      <w:proofErr w:type="spellEnd"/>
+      <w:r>
+        <w:rPr>
+          <w:rFonts w:cs="Times New Roman"/>
+          <w:szCs w:val="24"/>
+        </w:rPr>
+        <w:t xml:space="preserve">, n.d.-a (Retrieved May 19, 2026, from </w:t>
       </w:r>
       <w:hyperlink r:id="rId20" w:tgtFrame="_blank" w:history="1">
         <w:r>
@@ -15316,7 +17783,23 @@
           <w:rFonts w:cs="Times New Roman"/>
           <w:szCs w:val="24"/>
         </w:rPr>
-        <w:t>). Image sourced from Kuriosity.</w:t>
+        <w:t xml:space="preserve">). Image sourced from </w:t>
+      </w:r>
+      <w:proofErr w:type="spellStart"/>
+      <w:r>
+        <w:rPr>
+          <w:rFonts w:cs="Times New Roman"/>
+          <w:szCs w:val="24"/>
+        </w:rPr>
+        <w:t>Kuriosity</w:t>
+      </w:r>
+      <w:proofErr w:type="spellEnd"/>
+      <w:r>
+        <w:rPr>
+          <w:rFonts w:cs="Times New Roman"/>
+          <w:szCs w:val="24"/>
+        </w:rPr>
+        <w:t>.</w:t>
       </w:r>
     </w:p>
     <w:p>
@@ -15530,7 +18013,139 @@
         <w:rPr>
           <w:lang w:val="en-US"/>
         </w:rPr>
-        <w:t>Fan control is managed by a four-state hysteresis-based state machine. The complete firmware logic, including temperature management, door access control, and alarm handling, is illustrated in Figure 4.8.4.</w:t>
+        <w:t>Fan control is managed by a four-state hysteresis-based state machine. The complete firmware logic, including temperature management, door access control, and alarm handling, is illustrated in Figure 4.</w:t>
+      </w:r>
+      <w:r>
+        <w:rPr>
+          <w:lang w:val="en-US"/>
+        </w:rPr>
+        <w:t>10</w:t>
+      </w:r>
+      <w:r>
+        <w:rPr>
+          <w:lang w:val="en-US"/>
+        </w:rPr>
+        <w:t>.</w:t>
+      </w:r>
+    </w:p>
+    <w:p>
+      <w:pPr>
+        <w:pStyle w:val="Caption"/>
+        <w:keepNext/>
+        <w:ind w:left="709"/>
+      </w:pPr>
+      <w:r>
+        <w:rPr>
+          <w:b/>
+          <w:bCs/>
+          <w:i w:val="0"/>
+          <w:iCs w:val="0"/>
+        </w:rPr>
+        <w:t xml:space="preserve">Table </w:t>
+      </w:r>
+      <w:r>
+        <w:rPr>
+          <w:b/>
+          <w:bCs/>
+          <w:i w:val="0"/>
+          <w:iCs w:val="0"/>
+        </w:rPr>
+        <w:fldChar w:fldCharType="begin"/>
+      </w:r>
+      <w:r>
+        <w:rPr>
+          <w:b/>
+          <w:bCs/>
+          <w:i w:val="0"/>
+          <w:iCs w:val="0"/>
+        </w:rPr>
+        <w:instrText xml:space="preserve"> STYLEREF 1 \s </w:instrText>
+      </w:r>
+      <w:r>
+        <w:rPr>
+          <w:b/>
+          <w:bCs/>
+          <w:i w:val="0"/>
+          <w:iCs w:val="0"/>
+        </w:rPr>
+        <w:fldChar w:fldCharType="separate"/>
+      </w:r>
+      <w:r>
+        <w:rPr>
+          <w:b/>
+          <w:bCs/>
+          <w:i w:val="0"/>
+          <w:iCs w:val="0"/>
+          <w:noProof/>
+        </w:rPr>
+        <w:t>4</w:t>
+      </w:r>
+      <w:r>
+        <w:rPr>
+          <w:b/>
+          <w:bCs/>
+          <w:i w:val="0"/>
+          <w:iCs w:val="0"/>
+        </w:rPr>
+        <w:fldChar w:fldCharType="end"/>
+      </w:r>
+      <w:r>
+        <w:rPr>
+          <w:b/>
+          <w:bCs/>
+          <w:i w:val="0"/>
+          <w:iCs w:val="0"/>
+        </w:rPr>
+        <w:t>.</w:t>
+      </w:r>
+      <w:r>
+        <w:rPr>
+          <w:b/>
+          <w:bCs/>
+          <w:i w:val="0"/>
+          <w:iCs w:val="0"/>
+        </w:rPr>
+        <w:fldChar w:fldCharType="begin"/>
+      </w:r>
+      <w:r>
+        <w:rPr>
+          <w:b/>
+          <w:bCs/>
+          <w:i w:val="0"/>
+          <w:iCs w:val="0"/>
+        </w:rPr>
+        <w:instrText xml:space="preserve"> SEQ Table \* ARABIC \s 1 </w:instrText>
+      </w:r>
+      <w:r>
+        <w:rPr>
+          <w:b/>
+          <w:bCs/>
+          <w:i w:val="0"/>
+          <w:iCs w:val="0"/>
+        </w:rPr>
+        <w:fldChar w:fldCharType="separate"/>
+      </w:r>
+      <w:r>
+        <w:rPr>
+          <w:b/>
+          <w:bCs/>
+          <w:i w:val="0"/>
+          <w:iCs w:val="0"/>
+          <w:noProof/>
+        </w:rPr>
+        <w:t>7</w:t>
+      </w:r>
+      <w:r>
+        <w:rPr>
+          <w:b/>
+          <w:bCs/>
+          <w:i w:val="0"/>
+          <w:iCs w:val="0"/>
+        </w:rPr>
+        <w:fldChar w:fldCharType="end"/>
+      </w:r>
+      <w:r>
+        <w:t xml:space="preserve"> Temperature Status Specification</w:t>
       </w:r>
     </w:p>
     <w:tbl>
@@ -16261,6 +18876,126 @@
         <w:t>Three conditions trigger alerts:</w:t>
       </w:r>
     </w:p>
+    <w:p>
+      <w:pPr>
+        <w:pStyle w:val="Caption"/>
+        <w:keepNext/>
+        <w:ind w:left="709"/>
+      </w:pPr>
+      <w:r>
+        <w:rPr>
+          <w:b/>
+          <w:bCs/>
+          <w:i w:val="0"/>
+          <w:iCs w:val="0"/>
+        </w:rPr>
+        <w:t xml:space="preserve">Table </w:t>
+      </w:r>
+      <w:r>
+        <w:rPr>
+          <w:b/>
+          <w:bCs/>
+          <w:i w:val="0"/>
+          <w:iCs w:val="0"/>
+        </w:rPr>
+        <w:fldChar w:fldCharType="begin"/>
+      </w:r>
+      <w:r>
+        <w:rPr>
+          <w:b/>
+          <w:bCs/>
+          <w:i w:val="0"/>
+          <w:iCs w:val="0"/>
+        </w:rPr>
+        <w:instrText xml:space="preserve"> STYLEREF 1 \s </w:instrText>
+      </w:r>
+      <w:r>
+        <w:rPr>
+          <w:b/>
+          <w:bCs/>
+          <w:i w:val="0"/>
+          <w:iCs w:val="0"/>
+        </w:rPr>
+        <w:fldChar w:fldCharType="separate"/>
+      </w:r>
+      <w:r>
+        <w:rPr>
+          <w:b/>
+          <w:bCs/>
+          <w:i w:val="0"/>
+          <w:iCs w:val="0"/>
+          <w:noProof/>
+        </w:rPr>
+        <w:t>4</w:t>
+      </w:r>
+      <w:r>
+        <w:rPr>
+          <w:b/>
+          <w:bCs/>
+          <w:i w:val="0"/>
+          <w:iCs w:val="0"/>
+        </w:rPr>
+        <w:fldChar w:fldCharType="end"/>
+      </w:r>
+      <w:r>
+        <w:rPr>
+          <w:b/>
+          <w:bCs/>
+          <w:i w:val="0"/>
+          <w:iCs w:val="0"/>
+        </w:rPr>
+        <w:t>.</w:t>
+      </w:r>
+      <w:r>
+        <w:rPr>
+          <w:b/>
+          <w:bCs/>
+          <w:i w:val="0"/>
+          <w:iCs w:val="0"/>
+        </w:rPr>
+        <w:fldChar w:fldCharType="begin"/>
+      </w:r>
+      <w:r>
+        <w:rPr>
+          <w:b/>
+          <w:bCs/>
+          <w:i w:val="0"/>
+          <w:iCs w:val="0"/>
+        </w:rPr>
+        <w:instrText xml:space="preserve"> SEQ Table \* ARABIC \s 1 </w:instrText>
+      </w:r>
+      <w:r>
+        <w:rPr>
+          <w:b/>
+          <w:bCs/>
+          <w:i w:val="0"/>
+          <w:iCs w:val="0"/>
+        </w:rPr>
+        <w:fldChar w:fldCharType="separate"/>
+      </w:r>
+      <w:r>
+        <w:rPr>
+          <w:b/>
+          <w:bCs/>
+          <w:i w:val="0"/>
+          <w:iCs w:val="0"/>
+          <w:noProof/>
+        </w:rPr>
+        <w:t>8</w:t>
+      </w:r>
+      <w:r>
+        <w:rPr>
+          <w:b/>
+          <w:bCs/>
+          <w:i w:val="0"/>
+          <w:iCs w:val="0"/>
+        </w:rPr>
+        <w:fldChar w:fldCharType="end"/>
+      </w:r>
+      <w:r>
+        <w:t xml:space="preserve"> Condition Specification</w:t>
+      </w:r>
+    </w:p>
     <w:tbl>
       <w:tblPr>
         <w:tblStyle w:val="TableGrid"/>
@@ -16567,13 +19302,155 @@
     <w:p>
       <w:pPr>
         <w:pStyle w:val="ListParagraph"/>
-        <w:rPr>
-          <w:b/>
-          <w:bCs/>
-        </w:rPr>
-      </w:pPr>
-      <w:r>
+      </w:pPr>
+    </w:p>
+    <w:p>
+      <w:pPr>
+        <w:pStyle w:val="ListParagraph"/>
+      </w:pPr>
+    </w:p>
+    <w:p>
+      <w:pPr>
+        <w:pStyle w:val="ListParagraph"/>
+      </w:pPr>
+    </w:p>
+    <w:p>
+      <w:pPr>
+        <w:pStyle w:val="ListParagraph"/>
+        <w:rPr>
+          <w:b/>
+          <w:bCs/>
+        </w:rPr>
+      </w:pPr>
+      <w:r>
+        <w:lastRenderedPageBreak/>
         <w:t>Physical vs Remote Control</w:t>
+      </w:r>
+      <w:r>
+        <w:t>:</w:t>
+      </w:r>
+    </w:p>
+    <w:p>
+      <w:pPr>
+        <w:pStyle w:val="Caption"/>
+        <w:keepNext/>
+        <w:ind w:left="709"/>
+      </w:pPr>
+      <w:r>
+        <w:rPr>
+          <w:b/>
+          <w:bCs/>
+          <w:i w:val="0"/>
+          <w:iCs w:val="0"/>
+        </w:rPr>
+        <w:t xml:space="preserve">Table </w:t>
+      </w:r>
+      <w:r>
+        <w:rPr>
+          <w:b/>
+          <w:bCs/>
+          <w:i w:val="0"/>
+          <w:iCs w:val="0"/>
+        </w:rPr>
+        <w:fldChar w:fldCharType="begin"/>
+      </w:r>
+      <w:r>
+        <w:rPr>
+          <w:b/>
+          <w:bCs/>
+          <w:i w:val="0"/>
+          <w:iCs w:val="0"/>
+        </w:rPr>
+        <w:instrText xml:space="preserve"> STYLEREF 1 \s </w:instrText>
+      </w:r>
+      <w:r>
+        <w:rPr>
+          <w:b/>
+          <w:bCs/>
+          <w:i w:val="0"/>
+          <w:iCs w:val="0"/>
+        </w:rPr>
+        <w:fldChar w:fldCharType="separate"/>
+      </w:r>
+      <w:r>
+        <w:rPr>
+          <w:b/>
+          <w:bCs/>
+          <w:i w:val="0"/>
+          <w:iCs w:val="0"/>
+          <w:noProof/>
+        </w:rPr>
+        <w:t>4</w:t>
+      </w:r>
+      <w:r>
+        <w:rPr>
+          <w:b/>
+          <w:bCs/>
+          <w:i w:val="0"/>
+          <w:iCs w:val="0"/>
+        </w:rPr>
+        <w:fldChar w:fldCharType="end"/>
+      </w:r>
+      <w:r>
+        <w:rPr>
+          <w:b/>
+          <w:bCs/>
+          <w:i w:val="0"/>
+          <w:iCs w:val="0"/>
+        </w:rPr>
+        <w:t>.</w:t>
+      </w:r>
+      <w:r>
+        <w:rPr>
+          <w:b/>
+          <w:bCs/>
+          <w:i w:val="0"/>
+          <w:iCs w:val="0"/>
+        </w:rPr>
+        <w:fldChar w:fldCharType="begin"/>
+      </w:r>
+      <w:r>
+        <w:rPr>
+          <w:b/>
+          <w:bCs/>
+          <w:i w:val="0"/>
+          <w:iCs w:val="0"/>
+        </w:rPr>
+        <w:instrText xml:space="preserve"> SEQ Table \* ARABIC \s 1 </w:instrText>
+      </w:r>
+      <w:r>
+        <w:rPr>
+          <w:b/>
+          <w:bCs/>
+          <w:i w:val="0"/>
+          <w:iCs w:val="0"/>
+        </w:rPr>
+        <w:fldChar w:fldCharType="separate"/>
+      </w:r>
+      <w:r>
+        <w:rPr>
+          <w:b/>
+          <w:bCs/>
+          <w:i w:val="0"/>
+          <w:iCs w:val="0"/>
+          <w:noProof/>
+        </w:rPr>
+        <w:t>9</w:t>
+      </w:r>
+      <w:r>
+        <w:rPr>
+          <w:b/>
+          <w:bCs/>
+          <w:i w:val="0"/>
+          <w:iCs w:val="0"/>
+        </w:rPr>
+        <w:fldChar w:fldCharType="end"/>
+      </w:r>
+      <w:r>
+        <w:t xml:space="preserve"> </w:t>
+      </w:r>
+      <w:r>
+        <w:t>User Interface Specification for Physical and Remote System Controls</w:t>
       </w:r>
     </w:p>
     <w:tbl>
@@ -16685,7 +19562,6 @@
                 <w:sz w:val="20"/>
                 <w:szCs w:val="20"/>
               </w:rPr>
-              <w:lastRenderedPageBreak/>
               <w:t>System reset</w:t>
             </w:r>
           </w:p>
@@ -16901,120 +19777,72 @@
     <w:p>
       <w:pPr>
         <w:pStyle w:val="ListParagraph"/>
-      </w:pPr>
-      <w:r>
-        <w:t>This section described the design of the monitoring system across all layers</w:t>
-      </w:r>
-      <w:r>
-        <w:t xml:space="preserve"> of t</w:t>
-      </w:r>
-      <w:r>
-        <w:t>he system architecture</w:t>
-      </w:r>
-      <w:r>
-        <w:t>. It</w:t>
-      </w:r>
-      <w:r>
-        <w:t xml:space="preserve"> follows a layered structure with the ESP32 at the perception layer, Mosquitto as the message broker, FastAPI as the backend, PostgreSQL as the data</w:t>
-      </w:r>
-      <w:r>
-        <w:t>base storage</w:t>
-      </w:r>
-      <w:r>
-        <w:t>, and React as the frontend. Data flows inbound from sensors to the dashboard and outbound from the dashboard to the ESP32</w:t>
-      </w:r>
-      <w:r>
-        <w:t xml:space="preserve"> device</w:t>
-      </w:r>
-      <w:r>
-        <w:t xml:space="preserve"> for control commands. The database separates current state from historical logs using a three-table schema. MQTT topics follow a hierarchical naming convention for scalability. Seven REST API endpoints serve the frontend, with StreamingResponse used for efficient CSV</w:t>
-      </w:r>
-      <w:r>
-        <w:t xml:space="preserve"> log</w:t>
-      </w:r>
-      <w:r>
-        <w:t xml:space="preserve"> exports. The frontend follows a stateful/stateless component pattern with colour-coded status indicators matching firmware thresholds. The ESP32 firmware manages sensor monitoring, hysteresis-based fan control, door access authentication, and three alert trigger conditions.</w:t>
-      </w:r>
-    </w:p>
-    <w:p>
-      <w:pPr>
-        <w:pStyle w:val="ListParagraph"/>
         <w:rPr>
           <w:rFonts w:cs="Times New Roman"/>
           <w:szCs w:val="24"/>
         </w:rPr>
       </w:pPr>
-    </w:p>
-    <w:p>
-      <w:pPr>
-        <w:pStyle w:val="ListParagraph"/>
+      <w:r>
         <w:rPr>
           <w:rFonts w:cs="Times New Roman"/>
           <w:szCs w:val="24"/>
         </w:rPr>
-      </w:pPr>
-    </w:p>
-    <w:p>
-      <w:pPr>
-        <w:pStyle w:val="ListParagraph"/>
+        <w:t xml:space="preserve">This section described the design of the monitoring system across all layers of the system architecture. It follows a layered structure with the ESP32 at the perception layer, </w:t>
+      </w:r>
+      <w:proofErr w:type="spellStart"/>
+      <w:r>
         <w:rPr>
           <w:rFonts w:cs="Times New Roman"/>
           <w:szCs w:val="24"/>
         </w:rPr>
-      </w:pPr>
-    </w:p>
-    <w:p>
-      <w:pPr>
-        <w:pStyle w:val="ListParagraph"/>
+        <w:t>Mosquitto</w:t>
+      </w:r>
+      <w:proofErr w:type="spellEnd"/>
+      <w:r>
         <w:rPr>
           <w:rFonts w:cs="Times New Roman"/>
           <w:szCs w:val="24"/>
         </w:rPr>
-      </w:pPr>
-    </w:p>
-    <w:p>
-      <w:pPr>
-        <w:pStyle w:val="ListParagraph"/>
+        <w:t xml:space="preserve"> as the message broker, </w:t>
+      </w:r>
+      <w:proofErr w:type="spellStart"/>
+      <w:r>
         <w:rPr>
           <w:rFonts w:cs="Times New Roman"/>
           <w:szCs w:val="24"/>
         </w:rPr>
-      </w:pPr>
-    </w:p>
-    <w:p>
-      <w:pPr>
-        <w:pStyle w:val="ListParagraph"/>
+        <w:t>FastAPI</w:t>
+      </w:r>
+      <w:proofErr w:type="spellEnd"/>
+      <w:r>
         <w:rPr>
           <w:rFonts w:cs="Times New Roman"/>
           <w:szCs w:val="24"/>
         </w:rPr>
-      </w:pPr>
-    </w:p>
-    <w:p>
-      <w:pPr>
-        <w:pStyle w:val="ListParagraph"/>
+        <w:t xml:space="preserve"> as the backend, PostgreSQL as the database storage, and React as the frontend. Data flows inbound from sensors to the dashboard and outbound from the dashboard to the ESP32 device for control commands. The database separates current state from historical logs using a three-table schema. MQTT topics follow a hierarchical naming convention for scalability. Seven REST API endpoints serve the frontend, with </w:t>
+      </w:r>
+      <w:proofErr w:type="spellStart"/>
+      <w:r>
         <w:rPr>
           <w:rFonts w:cs="Times New Roman"/>
           <w:szCs w:val="24"/>
         </w:rPr>
-      </w:pPr>
-    </w:p>
-    <w:p>
-      <w:pPr>
-        <w:pStyle w:val="ListParagraph"/>
+        <w:t>StreamingResponse</w:t>
+      </w:r>
+      <w:proofErr w:type="spellEnd"/>
+      <w:r>
         <w:rPr>
           <w:rFonts w:cs="Times New Roman"/>
           <w:szCs w:val="24"/>
         </w:rPr>
-      </w:pPr>
-    </w:p>
-    <w:p>
-      <w:pPr>
-        <w:pStyle w:val="ListParagraph"/>
-        <w:rPr>
-          <w:rFonts w:cs="Times New Roman"/>
-          <w:b/>
-          <w:bCs/>
+        <w:t xml:space="preserve"> used for efficient CSV log exports. The frontend follows a stateful/stateless component pattern with colour-coded status indicators matching firmware thresholds. The ESP32 firmware manages sensor monitoring, hysteresis-based fan control, door access authentication, and three alert trigger conditions.</w:t>
+      </w:r>
+    </w:p>
+    <w:p>
+      <w:pPr>
+        <w:pStyle w:val="ListParagraph"/>
+        <w:rPr>
+          <w:rFonts w:cs="Times New Roman"/>
           <w:szCs w:val="24"/>
         </w:rPr>
       </w:pPr>
@@ -17024,8 +19852,6 @@
         <w:pStyle w:val="ListParagraph"/>
         <w:rPr>
           <w:rFonts w:cs="Times New Roman"/>
-          <w:b/>
-          <w:bCs/>
           <w:szCs w:val="24"/>
         </w:rPr>
       </w:pPr>
@@ -17033,28 +19859,76 @@
     <w:p>
       <w:pPr>
         <w:pStyle w:val="ListParagraph"/>
-      </w:pPr>
-    </w:p>
-    <w:p>
-      <w:pPr>
-        <w:pStyle w:val="ListParagraph"/>
-      </w:pPr>
-    </w:p>
-    <w:p>
-      <w:pPr>
-        <w:pStyle w:val="ListParagraph"/>
-      </w:pPr>
-    </w:p>
-    <w:p>
-      <w:pPr>
-        <w:pStyle w:val="ListParagraph"/>
-      </w:pPr>
-    </w:p>
-    <w:p>
-      <w:pPr>
-        <w:pStyle w:val="ListParagraph"/>
-      </w:pPr>
-    </w:p>
+        <w:rPr>
+          <w:rFonts w:cs="Times New Roman"/>
+          <w:szCs w:val="24"/>
+        </w:rPr>
+      </w:pPr>
+    </w:p>
+    <w:p>
+      <w:pPr>
+        <w:pStyle w:val="ListParagraph"/>
+        <w:rPr>
+          <w:rFonts w:cs="Times New Roman"/>
+          <w:szCs w:val="24"/>
+        </w:rPr>
+      </w:pPr>
+    </w:p>
+    <w:p>
+      <w:pPr>
+        <w:pStyle w:val="ListParagraph"/>
+        <w:rPr>
+          <w:rFonts w:cs="Times New Roman"/>
+          <w:szCs w:val="24"/>
+        </w:rPr>
+      </w:pPr>
+    </w:p>
+    <w:p>
+      <w:pPr>
+        <w:pStyle w:val="ListParagraph"/>
+        <w:rPr>
+          <w:rFonts w:cs="Times New Roman"/>
+          <w:szCs w:val="24"/>
+        </w:rPr>
+      </w:pPr>
+    </w:p>
+    <w:p>
+      <w:pPr>
+        <w:pStyle w:val="ListParagraph"/>
+        <w:rPr>
+          <w:rFonts w:cs="Times New Roman"/>
+          <w:szCs w:val="24"/>
+        </w:rPr>
+      </w:pPr>
+    </w:p>
+    <w:p>
+      <w:pPr>
+        <w:pStyle w:val="ListParagraph"/>
+        <w:rPr>
+          <w:rFonts w:cs="Times New Roman"/>
+          <w:b/>
+          <w:bCs/>
+          <w:szCs w:val="24"/>
+        </w:rPr>
+      </w:pPr>
+    </w:p>
+    <w:p>
+      <w:pPr>
+        <w:pStyle w:val="ListParagraph"/>
+        <w:rPr>
+          <w:rFonts w:cs="Times New Roman"/>
+          <w:b/>
+          <w:bCs/>
+          <w:szCs w:val="24"/>
+        </w:rPr>
+      </w:pPr>
+    </w:p>
+    <w:p>
+      <w:pPr>
+        <w:pStyle w:val="ListParagraph"/>
+      </w:pPr>
+    </w:p>
+    <w:p/>
     <w:p>
       <w:pPr>
         <w:pStyle w:val="Heading1"/>
@@ -17103,19 +19977,7 @@
         </w:rPr>
       </w:pPr>
       <w:r>
-        <w:t>This section details the development process of the monitoring system, following the phased approach outlined in Section 1.6. Each step built upon the previous</w:t>
-      </w:r>
-      <w:r>
-        <w:t xml:space="preserve"> parts</w:t>
-      </w:r>
-      <w:r>
-        <w:t>, with completion criteria verified before progressing. The development environment consisted of a Windows 11 PC, Arduino IDE for ESP32 firmware, Python 3.1</w:t>
-      </w:r>
-      <w:r>
-        <w:t>4.4</w:t>
-      </w:r>
-      <w:r>
-        <w:t xml:space="preserve"> with a virtual environment for the backend, and Node.js v24 with Vite for the React frontend.</w:t>
+        <w:t>This section details the development process of the monitoring system, following the phased approach outlined in Section 1.6. Each step built upon the previous parts, with completion criteria verified before progressing. The development environment consisted of a Windows 11 PC, Arduino IDE for ESP32 firmware, Python 3.14.4 with a virtual environment for the backend, and Node.js v24 with Vite for the React frontend.</w:t>
       </w:r>
     </w:p>
     <w:p>
@@ -17141,7 +20003,15 @@
         <w:pStyle w:val="ListParagraph"/>
       </w:pPr>
       <w:r>
-        <w:t>The ESP32 firmware was the first component developed, as all subsequent steps depended on a working sensor node publishing data. The firmware was written in C++ using Arduino IDE with the PubSubClient library (v2.8.0 by Nick O'Leary) for MQTT communication.</w:t>
+        <w:t xml:space="preserve">The ESP32 firmware was the first component developed, as all subsequent steps depended on a working sensor node publishing data. The firmware was written in C++ using Arduino IDE with the </w:t>
+      </w:r>
+      <w:proofErr w:type="spellStart"/>
+      <w:r>
+        <w:t>PubSubClient</w:t>
+      </w:r>
+      <w:proofErr w:type="spellEnd"/>
+      <w:r>
+        <w:t xml:space="preserve"> library (v2.8.0 by Nick O'Leary) for MQTT communication.</w:t>
       </w:r>
     </w:p>
     <w:p>
@@ -17157,25 +20027,37 @@
         <w:pStyle w:val="ListParagraph"/>
       </w:pPr>
       <w:r>
-        <w:t xml:space="preserve">After migrating to the self-hosted Mosquitto broker, the firmware was updated to use PubSubClient instead of the Adafruit MQTT library. The MQTT topic structure was changed from Adafruit's flat feed format to a hierarchical </w:t>
-      </w:r>
-      <w:r>
-        <w:rPr>
-          <w:rStyle w:val="HTMLCode"/>
-          <w:rFonts w:eastAsia="Arial"/>
-        </w:rPr>
-        <w:t>panel/{id}/{data_type}</w:t>
-      </w:r>
-      <w:r>
-        <w:t xml:space="preserve"> convention. Connection credentials were separated into a </w:t>
-      </w:r>
-      <w:r>
-        <w:rPr>
-          <w:rStyle w:val="HTMLCode"/>
-          <w:rFonts w:eastAsia="Arial"/>
-        </w:rPr>
+        <w:t xml:space="preserve">After migrating to the self-hosted </w:t>
+      </w:r>
+      <w:proofErr w:type="spellStart"/>
+      <w:r>
+        <w:t>Mosquitto</w:t>
+      </w:r>
+      <w:proofErr w:type="spellEnd"/>
+      <w:r>
+        <w:t xml:space="preserve"> broker, the firmware was updated to use </w:t>
+      </w:r>
+      <w:proofErr w:type="spellStart"/>
+      <w:r>
+        <w:t>PubSubClient</w:t>
+      </w:r>
+      <w:proofErr w:type="spellEnd"/>
+      <w:r>
+        <w:t xml:space="preserve"> instead of the Adafruit MQTT library. The MQTT topic structure was changed from Adafruit's flat feed format to a hierarchical panel/{id}/{</w:t>
+      </w:r>
+      <w:proofErr w:type="spellStart"/>
+      <w:r>
+        <w:t>data_type</w:t>
+      </w:r>
+      <w:proofErr w:type="spellEnd"/>
+      <w:r>
+        <w:t xml:space="preserve">} convention. Connection credentials were separated into a </w:t>
+      </w:r>
+      <w:proofErr w:type="spellStart"/>
+      <w:r>
         <w:t>credentials.h</w:t>
       </w:r>
+      <w:proofErr w:type="spellEnd"/>
       <w:r>
         <w:t xml:space="preserve"> file to keep sensitive data out of the main sketch.</w:t>
       </w:r>
@@ -17187,27 +20069,19 @@
       <w:r>
         <w:t>A callback function (</w:t>
       </w:r>
-      <w:r>
-        <w:rPr>
-          <w:rStyle w:val="HTMLCode"/>
-          <w:rFonts w:eastAsia="Arial"/>
-        </w:rPr>
+      <w:proofErr w:type="spellStart"/>
+      <w:r>
         <w:t>mqttCallback</w:t>
       </w:r>
-      <w:r>
-        <w:t>) was added to handle incoming MQTT messages, enabling two-way communication. The ESP32 subscribes to control topics on connection and executes commands when messages arrive — currently limited to the system reset command</w:t>
-      </w:r>
-    </w:p>
-    <w:p>
-      <w:pPr>
-        <w:pStyle w:val="font-claude-response-body"/>
-        <w:ind w:left="720"/>
-      </w:pPr>
-      <w:r>
-        <w:rPr>
-          <w:noProof/>
-        </w:rPr>
-        <w:tab/>
+      <w:proofErr w:type="spellEnd"/>
+      <w:r>
+        <w:t xml:space="preserve">) was added to handle incoming MQTT messages, enabling two-way communication. The ESP32 subscribes to control topics on connection and executes commands when messages arrive, currently limited to the system reset </w:t>
+      </w:r>
+      <w:r>
+        <w:t>command</w:t>
+      </w:r>
+      <w:r>
+        <w:t>.</w:t>
       </w:r>
     </w:p>
     <w:p>
@@ -17221,11 +20095,73 @@
           <w:rFonts w:cs="Times New Roman"/>
         </w:rPr>
       </w:pPr>
-      <w:r>
-        <w:rPr>
-          <w:rFonts w:cs="Times New Roman"/>
-        </w:rPr>
-        <w:t>Mosquitto Broker Configuration</w:t>
+      <w:proofErr w:type="spellStart"/>
+      <w:r>
+        <w:rPr>
+          <w:rFonts w:cs="Times New Roman"/>
+        </w:rPr>
+        <w:t>Mosquitto</w:t>
+      </w:r>
+      <w:proofErr w:type="spellEnd"/>
+      <w:r>
+        <w:rPr>
+          <w:rFonts w:cs="Times New Roman"/>
+        </w:rPr>
+        <w:t xml:space="preserve"> Broker Configuration</w:t>
+      </w:r>
+    </w:p>
+    <w:p>
+      <w:pPr>
+        <w:pStyle w:val="ListParagraph"/>
+      </w:pPr>
+      <w:proofErr w:type="spellStart"/>
+      <w:r>
+        <w:t>Mosquitto</w:t>
+      </w:r>
+      <w:proofErr w:type="spellEnd"/>
+      <w:r>
+        <w:t xml:space="preserve"> was installed on the development PC (Windows 11, IP: 192.168.100.2) and configured with Level 2 security, requiring username and password authentication for all connections. Two MQTT users were created using the </w:t>
+      </w:r>
+      <w:proofErr w:type="spellStart"/>
+      <w:r>
+        <w:t>mosquitto_passwd</w:t>
+      </w:r>
+      <w:proofErr w:type="spellEnd"/>
+      <w:r>
+        <w:t xml:space="preserve"> utility: esp32_panel for the ESP32 device and </w:t>
+      </w:r>
+      <w:proofErr w:type="spellStart"/>
+      <w:r>
+        <w:t>backend_server</w:t>
+      </w:r>
+      <w:proofErr w:type="spellEnd"/>
+      <w:r>
+        <w:t xml:space="preserve"> for the </w:t>
+      </w:r>
+      <w:proofErr w:type="spellStart"/>
+      <w:r>
+        <w:t>FastAPI</w:t>
+      </w:r>
+      <w:proofErr w:type="spellEnd"/>
+      <w:r>
+        <w:t xml:space="preserve"> backend.</w:t>
+      </w:r>
+    </w:p>
+    <w:p>
+      <w:pPr>
+        <w:pStyle w:val="ListParagraph"/>
+      </w:pPr>
+      <w:r>
+        <w:lastRenderedPageBreak/>
+        <w:t>The broker configuration file (</w:t>
+      </w:r>
+      <w:proofErr w:type="spellStart"/>
+      <w:r>
+        <w:t>mosquitto.conf</w:t>
+      </w:r>
+      <w:proofErr w:type="spellEnd"/>
+      <w:r>
+        <w:t>) was set to listen on port 1883 on all network interfaces, enabling connections from both the local machine and the ESP32 over Wi-Fi. Logging and message persistence were enabled for debugging and data reliability. A Windows Firewall rule was added to allow inbound traffic on port 1883.</w:t>
       </w:r>
     </w:p>
     <w:p>
@@ -17239,7 +20175,422 @@
           <w:rFonts w:cs="Times New Roman"/>
         </w:rPr>
       </w:pPr>
-    </w:p>
+      <w:r>
+        <w:rPr>
+          <w:rFonts w:cs="Times New Roman"/>
+        </w:rPr>
+        <w:t>Backend Development Environment</w:t>
+      </w:r>
+    </w:p>
+    <w:p>
+      <w:pPr>
+        <w:pStyle w:val="ListParagraph"/>
+      </w:pPr>
+      <w:r>
+        <w:t xml:space="preserve">A Python virtual environment was created in the </w:t>
+      </w:r>
+      <w:proofErr w:type="spellStart"/>
+      <w:r>
+        <w:t>FYP_Backend</w:t>
+      </w:r>
+      <w:proofErr w:type="spellEnd"/>
+      <w:r>
+        <w:t xml:space="preserve"> directory to isolate project dependencies. The following packages were installed via pip:</w:t>
+      </w:r>
+    </w:p>
+    <w:p>
+      <w:pPr>
+        <w:pStyle w:val="Caption"/>
+        <w:keepNext/>
+        <w:ind w:left="709"/>
+      </w:pPr>
+      <w:r>
+        <w:rPr>
+          <w:b/>
+          <w:bCs/>
+          <w:i w:val="0"/>
+          <w:iCs w:val="0"/>
+        </w:rPr>
+        <w:t xml:space="preserve">Table </w:t>
+      </w:r>
+      <w:r>
+        <w:rPr>
+          <w:b/>
+          <w:bCs/>
+          <w:i w:val="0"/>
+          <w:iCs w:val="0"/>
+        </w:rPr>
+        <w:fldChar w:fldCharType="begin"/>
+      </w:r>
+      <w:r>
+        <w:rPr>
+          <w:b/>
+          <w:bCs/>
+          <w:i w:val="0"/>
+          <w:iCs w:val="0"/>
+        </w:rPr>
+        <w:instrText xml:space="preserve"> SEQ Table \* ARABIC </w:instrText>
+      </w:r>
+      <w:r>
+        <w:rPr>
+          <w:b/>
+          <w:bCs/>
+          <w:i w:val="0"/>
+          <w:iCs w:val="0"/>
+        </w:rPr>
+        <w:fldChar w:fldCharType="separate"/>
+      </w:r>
+      <w:r>
+        <w:rPr>
+          <w:b/>
+          <w:bCs/>
+          <w:i w:val="0"/>
+          <w:iCs w:val="0"/>
+          <w:noProof/>
+        </w:rPr>
+        <w:t>17</w:t>
+      </w:r>
+      <w:r>
+        <w:rPr>
+          <w:b/>
+          <w:bCs/>
+          <w:i w:val="0"/>
+          <w:iCs w:val="0"/>
+        </w:rPr>
+        <w:fldChar w:fldCharType="end"/>
+      </w:r>
+      <w:r>
+        <w:t xml:space="preserve"> Backend Package Specification</w:t>
+      </w:r>
+    </w:p>
+    <w:tbl>
+      <w:tblPr>
+        <w:tblStyle w:val="TableGrid"/>
+        <w:tblW w:w="0" w:type="auto"/>
+        <w:tblInd w:w="720" w:type="dxa"/>
+        <w:tblLook w:val="04A0" w:firstRow="1" w:lastRow="0" w:firstColumn="1" w:lastColumn="0" w:noHBand="0" w:noVBand="1"/>
+      </w:tblPr>
+      <w:tblGrid>
+        <w:gridCol w:w="1685"/>
+        <w:gridCol w:w="7223"/>
+      </w:tblGrid>
+      <w:tr>
+        <w:tc>
+          <w:tcPr>
+            <w:tcW w:w="1685" w:type="dxa"/>
+          </w:tcPr>
+          <w:p>
+            <w:pPr>
+              <w:rPr>
+                <w:b/>
+                <w:bCs/>
+                <w:sz w:val="20"/>
+                <w:szCs w:val="20"/>
+              </w:rPr>
+            </w:pPr>
+            <w:r>
+              <w:rPr>
+                <w:b/>
+                <w:bCs/>
+                <w:sz w:val="20"/>
+                <w:szCs w:val="20"/>
+              </w:rPr>
+              <w:t>Package</w:t>
+            </w:r>
+          </w:p>
+        </w:tc>
+        <w:tc>
+          <w:tcPr>
+            <w:tcW w:w="7223" w:type="dxa"/>
+          </w:tcPr>
+          <w:p>
+            <w:pPr>
+              <w:rPr>
+                <w:b/>
+                <w:bCs/>
+                <w:sz w:val="20"/>
+                <w:szCs w:val="20"/>
+              </w:rPr>
+            </w:pPr>
+            <w:proofErr w:type="spellStart"/>
+            <w:r>
+              <w:rPr>
+                <w:b/>
+                <w:bCs/>
+                <w:sz w:val="20"/>
+                <w:szCs w:val="20"/>
+              </w:rPr>
+              <w:t>Pupose</w:t>
+            </w:r>
+            <w:proofErr w:type="spellEnd"/>
+          </w:p>
+        </w:tc>
+      </w:tr>
+      <w:tr>
+        <w:tc>
+          <w:tcPr>
+            <w:tcW w:w="1685" w:type="dxa"/>
+          </w:tcPr>
+          <w:p>
+            <w:pPr>
+              <w:rPr>
+                <w:sz w:val="20"/>
+                <w:szCs w:val="20"/>
+              </w:rPr>
+            </w:pPr>
+            <w:proofErr w:type="spellStart"/>
+            <w:r>
+              <w:rPr>
+                <w:sz w:val="20"/>
+                <w:szCs w:val="20"/>
+              </w:rPr>
+              <w:t>FastAPI</w:t>
+            </w:r>
+            <w:proofErr w:type="spellEnd"/>
+          </w:p>
+        </w:tc>
+        <w:tc>
+          <w:tcPr>
+            <w:tcW w:w="7223" w:type="dxa"/>
+          </w:tcPr>
+          <w:p>
+            <w:pPr>
+              <w:rPr>
+                <w:sz w:val="20"/>
+                <w:szCs w:val="20"/>
+              </w:rPr>
+            </w:pPr>
+            <w:r>
+              <w:rPr>
+                <w:sz w:val="20"/>
+                <w:szCs w:val="20"/>
+              </w:rPr>
+              <w:t xml:space="preserve">Web </w:t>
+            </w:r>
+            <w:r>
+              <w:rPr>
+                <w:sz w:val="20"/>
+                <w:szCs w:val="20"/>
+              </w:rPr>
+              <w:t>Framework for REST</w:t>
+            </w:r>
+            <w:r>
+              <w:rPr>
+                <w:sz w:val="20"/>
+                <w:szCs w:val="20"/>
+              </w:rPr>
+              <w:t>API</w:t>
+            </w:r>
+          </w:p>
+        </w:tc>
+      </w:tr>
+      <w:tr>
+        <w:tc>
+          <w:tcPr>
+            <w:tcW w:w="1685" w:type="dxa"/>
+          </w:tcPr>
+          <w:p>
+            <w:pPr>
+              <w:rPr>
+                <w:sz w:val="20"/>
+                <w:szCs w:val="20"/>
+              </w:rPr>
+            </w:pPr>
+            <w:r>
+              <w:rPr>
+                <w:sz w:val="20"/>
+                <w:szCs w:val="20"/>
+              </w:rPr>
+              <w:t>Unicorn</w:t>
+            </w:r>
+          </w:p>
+        </w:tc>
+        <w:tc>
+          <w:tcPr>
+            <w:tcW w:w="7223" w:type="dxa"/>
+          </w:tcPr>
+          <w:p>
+            <w:pPr>
+              <w:rPr>
+                <w:sz w:val="20"/>
+                <w:szCs w:val="20"/>
+              </w:rPr>
+            </w:pPr>
+            <w:r>
+              <w:rPr>
+                <w:sz w:val="20"/>
+                <w:szCs w:val="20"/>
+              </w:rPr>
+              <w:t>Asynchronous Server Gateway Interface</w:t>
+            </w:r>
+            <w:r>
+              <w:rPr>
+                <w:sz w:val="20"/>
+                <w:szCs w:val="20"/>
+              </w:rPr>
+              <w:t xml:space="preserve"> (ASGI) to run </w:t>
+            </w:r>
+            <w:proofErr w:type="spellStart"/>
+            <w:r>
+              <w:rPr>
+                <w:sz w:val="20"/>
+                <w:szCs w:val="20"/>
+              </w:rPr>
+              <w:t>FastAPI</w:t>
+            </w:r>
+            <w:proofErr w:type="spellEnd"/>
+            <w:r>
+              <w:rPr>
+                <w:sz w:val="20"/>
+                <w:szCs w:val="20"/>
+              </w:rPr>
+              <w:t xml:space="preserve"> on port: 8000</w:t>
+            </w:r>
+          </w:p>
+        </w:tc>
+      </w:tr>
+      <w:tr>
+        <w:tc>
+          <w:tcPr>
+            <w:tcW w:w="1685" w:type="dxa"/>
+          </w:tcPr>
+          <w:p>
+            <w:pPr>
+              <w:rPr>
+                <w:sz w:val="20"/>
+                <w:szCs w:val="20"/>
+              </w:rPr>
+            </w:pPr>
+            <w:r>
+              <w:rPr>
+                <w:sz w:val="20"/>
+                <w:szCs w:val="20"/>
+              </w:rPr>
+              <w:t>Paho-MQTT</w:t>
+            </w:r>
+          </w:p>
+        </w:tc>
+        <w:tc>
+          <w:tcPr>
+            <w:tcW w:w="7223" w:type="dxa"/>
+          </w:tcPr>
+          <w:p>
+            <w:pPr>
+              <w:rPr>
+                <w:sz w:val="20"/>
+                <w:szCs w:val="20"/>
+              </w:rPr>
+            </w:pPr>
+            <w:proofErr w:type="spellStart"/>
+            <w:r>
+              <w:rPr>
+                <w:sz w:val="20"/>
+                <w:szCs w:val="20"/>
+              </w:rPr>
+              <w:t>C</w:t>
+            </w:r>
+            <w:r>
+              <w:rPr>
+                <w:sz w:val="20"/>
+                <w:szCs w:val="20"/>
+              </w:rPr>
+              <w:t>ilent</w:t>
+            </w:r>
+            <w:proofErr w:type="spellEnd"/>
+            <w:r>
+              <w:rPr>
+                <w:sz w:val="20"/>
+                <w:szCs w:val="20"/>
+              </w:rPr>
+              <w:t xml:space="preserve"> </w:t>
+            </w:r>
+            <w:proofErr w:type="spellStart"/>
+            <w:r>
+              <w:rPr>
+                <w:sz w:val="20"/>
+                <w:szCs w:val="20"/>
+              </w:rPr>
+              <w:t>librery</w:t>
+            </w:r>
+            <w:proofErr w:type="spellEnd"/>
+            <w:r>
+              <w:rPr>
+                <w:sz w:val="20"/>
+                <w:szCs w:val="20"/>
+              </w:rPr>
+              <w:t xml:space="preserve"> to establish connection between </w:t>
+            </w:r>
+            <w:proofErr w:type="spellStart"/>
+            <w:r>
+              <w:rPr>
+                <w:sz w:val="20"/>
+                <w:szCs w:val="20"/>
+              </w:rPr>
+              <w:t>MQtt</w:t>
+            </w:r>
+            <w:proofErr w:type="spellEnd"/>
+            <w:r>
+              <w:rPr>
+                <w:sz w:val="20"/>
+                <w:szCs w:val="20"/>
+              </w:rPr>
+              <w:t xml:space="preserve"> and </w:t>
+            </w:r>
+            <w:proofErr w:type="spellStart"/>
+            <w:r>
+              <w:rPr>
+                <w:sz w:val="20"/>
+                <w:szCs w:val="20"/>
+              </w:rPr>
+              <w:t>FastAPI</w:t>
+            </w:r>
+            <w:proofErr w:type="spellEnd"/>
+          </w:p>
+        </w:tc>
+      </w:tr>
+      <w:tr>
+        <w:tc>
+          <w:tcPr>
+            <w:tcW w:w="1685" w:type="dxa"/>
+          </w:tcPr>
+          <w:p>
+            <w:pPr>
+              <w:rPr>
+                <w:sz w:val="20"/>
+                <w:szCs w:val="20"/>
+              </w:rPr>
+            </w:pPr>
+            <w:r>
+              <w:rPr>
+                <w:sz w:val="20"/>
+                <w:szCs w:val="20"/>
+              </w:rPr>
+              <w:t>Psycogp2-binary</w:t>
+            </w:r>
+          </w:p>
+        </w:tc>
+        <w:tc>
+          <w:tcPr>
+            <w:tcW w:w="7223" w:type="dxa"/>
+          </w:tcPr>
+          <w:p>
+            <w:pPr>
+              <w:rPr>
+                <w:sz w:val="20"/>
+                <w:szCs w:val="20"/>
+              </w:rPr>
+            </w:pPr>
+            <w:r>
+              <w:rPr>
+                <w:sz w:val="20"/>
+                <w:szCs w:val="20"/>
+              </w:rPr>
+              <w:t>PostgreSQL database connector for Python</w:t>
+            </w:r>
+          </w:p>
+        </w:tc>
+      </w:tr>
+    </w:tbl>
     <w:p>
       <w:pPr>
         <w:pStyle w:val="Heading2"/>
@@ -17255,7 +20606,47 @@
         <w:rPr>
           <w:rFonts w:cs="Times New Roman"/>
         </w:rPr>
-        <w:t>Backend Development Environment</w:t>
+        <w:t>MQTT Subscriber (Proof of Concept)</w:t>
+      </w:r>
+    </w:p>
+    <w:p>
+      <w:pPr>
+        <w:pStyle w:val="ListParagraph"/>
+      </w:pPr>
+      <w:r>
+        <w:t xml:space="preserve">Before building the full backend, a standalone script (mqtt_subscriber.py) was created to verify MQTT communication between the ESP32 and the development PC. The script connected to </w:t>
+      </w:r>
+      <w:proofErr w:type="spellStart"/>
+      <w:r>
+        <w:t>Mosquitto</w:t>
+      </w:r>
+      <w:proofErr w:type="spellEnd"/>
+      <w:r>
+        <w:t xml:space="preserve"> as the </w:t>
+      </w:r>
+      <w:proofErr w:type="spellStart"/>
+      <w:r>
+        <w:t>backend_server</w:t>
+      </w:r>
+      <w:proofErr w:type="spellEnd"/>
+      <w:r>
+        <w:t xml:space="preserve"> user, subscribed to the panel/# wildcard topic, and printed incoming messages to the console.</w:t>
+      </w:r>
+    </w:p>
+    <w:p>
+      <w:pPr>
+        <w:pStyle w:val="ListParagraph"/>
+      </w:pPr>
+      <w:r>
+        <w:t xml:space="preserve">This step confirmed that the ESP32 was successfully publishing sensor data and that the </w:t>
+      </w:r>
+      <w:proofErr w:type="spellStart"/>
+      <w:r>
+        <w:t>Mosquitto</w:t>
+      </w:r>
+      <w:proofErr w:type="spellEnd"/>
+      <w:r>
+        <w:t xml:space="preserve"> broker was routing messages correctly. Once verified, the script was retired and its functionality was incorporated into main.py in the next step.</w:t>
       </w:r>
     </w:p>
     <w:p>
@@ -17273,8 +20664,91 @@
         <w:rPr>
           <w:rFonts w:cs="Times New Roman"/>
         </w:rPr>
+        <w:t>PostgreSQL Database Implementation</w:t>
+      </w:r>
+    </w:p>
+    <w:p>
+      <w:pPr>
+        <w:pStyle w:val="ListParagraph"/>
+      </w:pPr>
+      <w:r>
+        <w:t xml:space="preserve">PostgreSQL Ver18.3 was installed on the development PC and a database named </w:t>
+      </w:r>
+      <w:proofErr w:type="spellStart"/>
+      <w:r>
+        <w:t>fyp_monitoring</w:t>
+      </w:r>
+      <w:proofErr w:type="spellEnd"/>
+      <w:r>
+        <w:t xml:space="preserve"> was created. Three tables were implemented following the schema designed in Section 4.4</w:t>
+      </w:r>
+      <w:r>
+        <w:t xml:space="preserve"> at Figure 4.3 </w:t>
+      </w:r>
+      <w:r>
+        <w:t>Entity Relationship Diagram.</w:t>
+      </w:r>
+    </w:p>
+    <w:p>
+      <w:pPr>
+        <w:pStyle w:val="ListParagraph"/>
+      </w:pPr>
+      <w:r>
+        <w:t xml:space="preserve">The panels table was seeded with 10 rows (Panel 1 to Panel 10), each with a unique </w:t>
+      </w:r>
+      <w:proofErr w:type="spellStart"/>
+      <w:r>
+        <w:t>panel_id</w:t>
+      </w:r>
+      <w:proofErr w:type="spellEnd"/>
+      <w:r>
+        <w:t>, name, and location. Panel 1 represents the physical ESP32 device, while Panels 2 to 10 were reserved for simulated data.</w:t>
+      </w:r>
+    </w:p>
+    <w:p>
+      <w:pPr>
+        <w:pStyle w:val="ListParagraph"/>
+      </w:pPr>
+      <w:r>
         <w:lastRenderedPageBreak/>
-        <w:t>MQTT Subscriber (Proof of Concept)</w:t>
+        <w:t xml:space="preserve">The </w:t>
+      </w:r>
+      <w:proofErr w:type="spellStart"/>
+      <w:r>
+        <w:t>sensor_readings</w:t>
+      </w:r>
+      <w:proofErr w:type="spellEnd"/>
+      <w:r>
+        <w:t xml:space="preserve"> and alerts tables were created with foreign key constraints referencing </w:t>
+      </w:r>
+      <w:proofErr w:type="spellStart"/>
+      <w:proofErr w:type="gramStart"/>
+      <w:r>
+        <w:t>panels.panel</w:t>
+      </w:r>
+      <w:proofErr w:type="gramEnd"/>
+      <w:r>
+        <w:t>_id</w:t>
+      </w:r>
+      <w:proofErr w:type="spellEnd"/>
+      <w:r>
+        <w:t>, enforcing referential integrity across the schema.</w:t>
+      </w:r>
+    </w:p>
+    <w:p>
+      <w:pPr>
+        <w:pStyle w:val="ListParagraph"/>
+      </w:pPr>
+      <w:r>
+        <w:t xml:space="preserve">Database connectivity was verified using the </w:t>
+      </w:r>
+      <w:proofErr w:type="spellStart"/>
+      <w:r>
+        <w:t>psql</w:t>
+      </w:r>
+      <w:proofErr w:type="spellEnd"/>
+      <w:r>
+        <w:t xml:space="preserve"> command-line tool to confirm table creation, row insertion, and foreign key relationships.</w:t>
       </w:r>
     </w:p>
     <w:p>
@@ -17288,11 +20762,19 @@
           <w:rFonts w:cs="Times New Roman"/>
         </w:rPr>
       </w:pPr>
-      <w:r>
-        <w:rPr>
-          <w:rFonts w:cs="Times New Roman"/>
-        </w:rPr>
-        <w:t>PostgreSQL Database Implementation</w:t>
+      <w:proofErr w:type="spellStart"/>
+      <w:r>
+        <w:rPr>
+          <w:rFonts w:cs="Times New Roman"/>
+        </w:rPr>
+        <w:t>FastAPI</w:t>
+      </w:r>
+      <w:proofErr w:type="spellEnd"/>
+      <w:r>
+        <w:rPr>
+          <w:rFonts w:cs="Times New Roman"/>
+        </w:rPr>
+        <w:t xml:space="preserve"> Backend Development</w:t>
       </w:r>
     </w:p>
     <w:p>
@@ -17308,9 +20790,643 @@
       </w:pPr>
       <w:r>
         <w:rPr>
-          <w:rFonts w:cs="Times New Roman"/>
-        </w:rPr>
-        <w:t>FastAPI Backend Development</w:t>
+          <w:rFonts w:eastAsia="Arial"/>
+          <w:b w:val="0"/>
+          <w:bCs w:val="0"/>
+          <w:color w:val="auto"/>
+          <w:sz w:val="24"/>
+          <w:szCs w:val="22"/>
+        </w:rPr>
+        <w:t xml:space="preserve">The </w:t>
+      </w:r>
+      <w:proofErr w:type="spellStart"/>
+      <w:r>
+        <w:rPr>
+          <w:rFonts w:eastAsia="Arial"/>
+          <w:b w:val="0"/>
+          <w:bCs w:val="0"/>
+          <w:color w:val="auto"/>
+          <w:sz w:val="24"/>
+          <w:szCs w:val="22"/>
+        </w:rPr>
+        <w:t>FastAPI</w:t>
+      </w:r>
+      <w:proofErr w:type="spellEnd"/>
+      <w:r>
+        <w:rPr>
+          <w:rFonts w:eastAsia="Arial"/>
+          <w:b w:val="0"/>
+          <w:bCs w:val="0"/>
+          <w:color w:val="auto"/>
+          <w:sz w:val="24"/>
+          <w:szCs w:val="22"/>
+        </w:rPr>
+        <w:t xml:space="preserve"> backend (main.py) was the central component connecting the MQTT broker, the PostgreSQL database, and the React frontend. The file was structured into seven logical regions:</w:t>
+      </w:r>
+    </w:p>
+    <w:tbl>
+      <w:tblPr>
+        <w:tblStyle w:val="TableGrid"/>
+        <w:tblW w:w="0" w:type="auto"/>
+        <w:tblInd w:w="720" w:type="dxa"/>
+        <w:tblLook w:val="04A0" w:firstRow="1" w:lastRow="0" w:firstColumn="1" w:lastColumn="0" w:noHBand="0" w:noVBand="1"/>
+      </w:tblPr>
+      <w:tblGrid>
+        <w:gridCol w:w="1685"/>
+        <w:gridCol w:w="7223"/>
+      </w:tblGrid>
+      <w:tr>
+        <w:tc>
+          <w:tcPr>
+            <w:tcW w:w="1685" w:type="dxa"/>
+            <w:vAlign w:val="center"/>
+          </w:tcPr>
+          <w:p>
+            <w:pPr>
+              <w:rPr>
+                <w:rFonts w:cs="Times New Roman"/>
+                <w:b/>
+                <w:bCs/>
+                <w:sz w:val="20"/>
+                <w:szCs w:val="20"/>
+              </w:rPr>
+            </w:pPr>
+            <w:r>
+              <w:rPr>
+                <w:rFonts w:cs="Times New Roman"/>
+                <w:b/>
+                <w:bCs/>
+                <w:sz w:val="20"/>
+                <w:szCs w:val="20"/>
+              </w:rPr>
+              <w:t>Region</w:t>
+            </w:r>
+          </w:p>
+        </w:tc>
+        <w:tc>
+          <w:tcPr>
+            <w:tcW w:w="7223" w:type="dxa"/>
+            <w:vAlign w:val="center"/>
+          </w:tcPr>
+          <w:p>
+            <w:pPr>
+              <w:rPr>
+                <w:rFonts w:cs="Times New Roman"/>
+                <w:b/>
+                <w:bCs/>
+                <w:sz w:val="20"/>
+                <w:szCs w:val="20"/>
+              </w:rPr>
+            </w:pPr>
+            <w:r>
+              <w:rPr>
+                <w:rFonts w:cs="Times New Roman"/>
+                <w:b/>
+                <w:bCs/>
+                <w:sz w:val="20"/>
+                <w:szCs w:val="20"/>
+              </w:rPr>
+              <w:t>Purpose</w:t>
+            </w:r>
+          </w:p>
+        </w:tc>
+      </w:tr>
+      <w:tr>
+        <w:tc>
+          <w:tcPr>
+            <w:tcW w:w="1685" w:type="dxa"/>
+            <w:vAlign w:val="center"/>
+          </w:tcPr>
+          <w:p>
+            <w:pPr>
+              <w:rPr>
+                <w:rFonts w:cs="Times New Roman"/>
+                <w:sz w:val="20"/>
+                <w:szCs w:val="20"/>
+              </w:rPr>
+            </w:pPr>
+            <w:r>
+              <w:rPr>
+                <w:rFonts w:cs="Times New Roman"/>
+                <w:sz w:val="20"/>
+                <w:szCs w:val="20"/>
+              </w:rPr>
+              <w:t>Imports</w:t>
+            </w:r>
+          </w:p>
+        </w:tc>
+        <w:tc>
+          <w:tcPr>
+            <w:tcW w:w="7223" w:type="dxa"/>
+            <w:vAlign w:val="center"/>
+          </w:tcPr>
+          <w:p>
+            <w:pPr>
+              <w:rPr>
+                <w:rFonts w:cs="Times New Roman"/>
+                <w:sz w:val="20"/>
+                <w:szCs w:val="20"/>
+              </w:rPr>
+            </w:pPr>
+            <w:r>
+              <w:rPr>
+                <w:rFonts w:cs="Times New Roman"/>
+                <w:sz w:val="20"/>
+                <w:szCs w:val="20"/>
+              </w:rPr>
+              <w:t>All external dependencies</w:t>
+            </w:r>
+          </w:p>
+        </w:tc>
+      </w:tr>
+      <w:tr>
+        <w:tc>
+          <w:tcPr>
+            <w:tcW w:w="1685" w:type="dxa"/>
+            <w:vAlign w:val="center"/>
+          </w:tcPr>
+          <w:p>
+            <w:pPr>
+              <w:rPr>
+                <w:rFonts w:cs="Times New Roman"/>
+                <w:sz w:val="20"/>
+                <w:szCs w:val="20"/>
+              </w:rPr>
+            </w:pPr>
+            <w:r>
+              <w:rPr>
+                <w:rFonts w:cs="Times New Roman"/>
+                <w:sz w:val="20"/>
+                <w:szCs w:val="20"/>
+              </w:rPr>
+              <w:t>Configuration</w:t>
+            </w:r>
+          </w:p>
+        </w:tc>
+        <w:tc>
+          <w:tcPr>
+            <w:tcW w:w="7223" w:type="dxa"/>
+            <w:vAlign w:val="center"/>
+          </w:tcPr>
+          <w:p>
+            <w:pPr>
+              <w:rPr>
+                <w:rFonts w:cs="Times New Roman"/>
+                <w:sz w:val="20"/>
+                <w:szCs w:val="20"/>
+              </w:rPr>
+            </w:pPr>
+            <w:r>
+              <w:rPr>
+                <w:rFonts w:cs="Times New Roman"/>
+                <w:sz w:val="20"/>
+                <w:szCs w:val="20"/>
+              </w:rPr>
+              <w:t>Constants for MQTT, database, and alert thresholds</w:t>
+            </w:r>
+          </w:p>
+        </w:tc>
+      </w:tr>
+      <w:tr>
+        <w:tc>
+          <w:tcPr>
+            <w:tcW w:w="1685" w:type="dxa"/>
+            <w:vAlign w:val="center"/>
+          </w:tcPr>
+          <w:p>
+            <w:pPr>
+              <w:rPr>
+                <w:rFonts w:cs="Times New Roman"/>
+                <w:sz w:val="20"/>
+                <w:szCs w:val="20"/>
+              </w:rPr>
+            </w:pPr>
+            <w:r>
+              <w:rPr>
+                <w:rFonts w:cs="Times New Roman"/>
+                <w:sz w:val="20"/>
+                <w:szCs w:val="20"/>
+              </w:rPr>
+              <w:t>Database helper</w:t>
+            </w:r>
+          </w:p>
+        </w:tc>
+        <w:tc>
+          <w:tcPr>
+            <w:tcW w:w="7223" w:type="dxa"/>
+            <w:vAlign w:val="center"/>
+          </w:tcPr>
+          <w:p>
+            <w:pPr>
+              <w:rPr>
+                <w:rFonts w:cs="Times New Roman"/>
+                <w:sz w:val="20"/>
+                <w:szCs w:val="20"/>
+              </w:rPr>
+            </w:pPr>
+            <w:proofErr w:type="spellStart"/>
+            <w:r>
+              <w:rPr>
+                <w:rFonts w:cs="Times New Roman"/>
+                <w:sz w:val="20"/>
+                <w:szCs w:val="20"/>
+              </w:rPr>
+              <w:t>get_db_</w:t>
+            </w:r>
+            <w:proofErr w:type="gramStart"/>
+            <w:r>
+              <w:rPr>
+                <w:rFonts w:cs="Times New Roman"/>
+                <w:sz w:val="20"/>
+                <w:szCs w:val="20"/>
+              </w:rPr>
+              <w:t>connection</w:t>
+            </w:r>
+            <w:proofErr w:type="spellEnd"/>
+            <w:r>
+              <w:rPr>
+                <w:rFonts w:cs="Times New Roman"/>
+                <w:sz w:val="20"/>
+                <w:szCs w:val="20"/>
+              </w:rPr>
+              <w:t>(</w:t>
+            </w:r>
+            <w:proofErr w:type="gramEnd"/>
+            <w:r>
+              <w:rPr>
+                <w:rFonts w:cs="Times New Roman"/>
+                <w:sz w:val="20"/>
+                <w:szCs w:val="20"/>
+              </w:rPr>
+              <w:t>) function providing a fresh connection per caller</w:t>
+            </w:r>
+          </w:p>
+        </w:tc>
+      </w:tr>
+      <w:tr>
+        <w:tc>
+          <w:tcPr>
+            <w:tcW w:w="1685" w:type="dxa"/>
+            <w:vAlign w:val="center"/>
+          </w:tcPr>
+          <w:p>
+            <w:pPr>
+              <w:rPr>
+                <w:rFonts w:cs="Times New Roman"/>
+                <w:sz w:val="20"/>
+                <w:szCs w:val="20"/>
+              </w:rPr>
+            </w:pPr>
+            <w:r>
+              <w:rPr>
+                <w:rFonts w:cs="Times New Roman"/>
+                <w:sz w:val="20"/>
+                <w:szCs w:val="20"/>
+              </w:rPr>
+              <w:t>MQTT callbacks</w:t>
+            </w:r>
+          </w:p>
+        </w:tc>
+        <w:tc>
+          <w:tcPr>
+            <w:tcW w:w="7223" w:type="dxa"/>
+            <w:vAlign w:val="center"/>
+          </w:tcPr>
+          <w:p>
+            <w:pPr>
+              <w:rPr>
+                <w:rFonts w:cs="Times New Roman"/>
+                <w:sz w:val="20"/>
+                <w:szCs w:val="20"/>
+              </w:rPr>
+            </w:pPr>
+            <w:proofErr w:type="spellStart"/>
+            <w:r>
+              <w:rPr>
+                <w:rFonts w:cs="Times New Roman"/>
+                <w:sz w:val="20"/>
+                <w:szCs w:val="20"/>
+              </w:rPr>
+              <w:t>on_connect</w:t>
+            </w:r>
+            <w:proofErr w:type="spellEnd"/>
+            <w:r>
+              <w:rPr>
+                <w:rFonts w:cs="Times New Roman"/>
+                <w:sz w:val="20"/>
+                <w:szCs w:val="20"/>
+              </w:rPr>
+              <w:t xml:space="preserve"> (subscribes to topics) and </w:t>
+            </w:r>
+            <w:proofErr w:type="spellStart"/>
+            <w:r>
+              <w:rPr>
+                <w:rFonts w:cs="Times New Roman"/>
+                <w:sz w:val="20"/>
+                <w:szCs w:val="20"/>
+              </w:rPr>
+              <w:t>on_message</w:t>
+            </w:r>
+            <w:proofErr w:type="spellEnd"/>
+            <w:r>
+              <w:rPr>
+                <w:rFonts w:cs="Times New Roman"/>
+                <w:sz w:val="20"/>
+                <w:szCs w:val="20"/>
+              </w:rPr>
+              <w:t xml:space="preserve"> (writes to database)</w:t>
+            </w:r>
+          </w:p>
+        </w:tc>
+      </w:tr>
+      <w:tr>
+        <w:tc>
+          <w:tcPr>
+            <w:tcW w:w="1685" w:type="dxa"/>
+            <w:vAlign w:val="center"/>
+          </w:tcPr>
+          <w:p>
+            <w:pPr>
+              <w:rPr>
+                <w:rFonts w:cs="Times New Roman"/>
+                <w:sz w:val="20"/>
+                <w:szCs w:val="20"/>
+              </w:rPr>
+            </w:pPr>
+            <w:r>
+              <w:rPr>
+                <w:rFonts w:cs="Times New Roman"/>
+                <w:sz w:val="20"/>
+                <w:szCs w:val="20"/>
+              </w:rPr>
+              <w:t>Lifespan hook</w:t>
+            </w:r>
+          </w:p>
+        </w:tc>
+        <w:tc>
+          <w:tcPr>
+            <w:tcW w:w="7223" w:type="dxa"/>
+            <w:vAlign w:val="center"/>
+          </w:tcPr>
+          <w:p>
+            <w:pPr>
+              <w:rPr>
+                <w:rFonts w:cs="Times New Roman"/>
+                <w:sz w:val="20"/>
+                <w:szCs w:val="20"/>
+              </w:rPr>
+            </w:pPr>
+            <w:r>
+              <w:rPr>
+                <w:rFonts w:cs="Times New Roman"/>
+                <w:sz w:val="20"/>
+                <w:szCs w:val="20"/>
+              </w:rPr>
+              <w:t>Starts MQTT background thread at application startup</w:t>
+            </w:r>
+          </w:p>
+        </w:tc>
+      </w:tr>
+      <w:tr>
+        <w:tc>
+          <w:tcPr>
+            <w:tcW w:w="1685" w:type="dxa"/>
+            <w:vAlign w:val="center"/>
+          </w:tcPr>
+          <w:p>
+            <w:pPr>
+              <w:rPr>
+                <w:rFonts w:cs="Times New Roman"/>
+                <w:sz w:val="20"/>
+                <w:szCs w:val="20"/>
+              </w:rPr>
+            </w:pPr>
+            <w:r>
+              <w:rPr>
+                <w:rFonts w:cs="Times New Roman"/>
+                <w:sz w:val="20"/>
+                <w:szCs w:val="20"/>
+              </w:rPr>
+              <w:t>REST endpoints</w:t>
+            </w:r>
+          </w:p>
+        </w:tc>
+        <w:tc>
+          <w:tcPr>
+            <w:tcW w:w="7223" w:type="dxa"/>
+            <w:vAlign w:val="center"/>
+          </w:tcPr>
+          <w:p>
+            <w:pPr>
+              <w:rPr>
+                <w:rFonts w:cs="Times New Roman"/>
+                <w:sz w:val="20"/>
+                <w:szCs w:val="20"/>
+              </w:rPr>
+            </w:pPr>
+            <w:r>
+              <w:rPr>
+                <w:rFonts w:cs="Times New Roman"/>
+                <w:sz w:val="20"/>
+                <w:szCs w:val="20"/>
+              </w:rPr>
+              <w:t>Seven API endpoints serving the React frontend</w:t>
+            </w:r>
+          </w:p>
+        </w:tc>
+      </w:tr>
+      <w:tr>
+        <w:tc>
+          <w:tcPr>
+            <w:tcW w:w="1685" w:type="dxa"/>
+            <w:vAlign w:val="center"/>
+          </w:tcPr>
+          <w:p>
+            <w:pPr>
+              <w:rPr>
+                <w:rFonts w:cs="Times New Roman"/>
+                <w:sz w:val="20"/>
+                <w:szCs w:val="20"/>
+              </w:rPr>
+            </w:pPr>
+            <w:r>
+              <w:rPr>
+                <w:rFonts w:cs="Times New Roman"/>
+                <w:sz w:val="20"/>
+                <w:szCs w:val="20"/>
+              </w:rPr>
+              <w:t>Direct run</w:t>
+            </w:r>
+          </w:p>
+        </w:tc>
+        <w:tc>
+          <w:tcPr>
+            <w:tcW w:w="7223" w:type="dxa"/>
+            <w:vAlign w:val="center"/>
+          </w:tcPr>
+          <w:p>
+            <w:pPr>
+              <w:rPr>
+                <w:rFonts w:cs="Times New Roman"/>
+                <w:sz w:val="20"/>
+                <w:szCs w:val="20"/>
+              </w:rPr>
+            </w:pPr>
+            <w:r>
+              <w:rPr>
+                <w:rFonts w:cs="Times New Roman"/>
+                <w:sz w:val="20"/>
+                <w:szCs w:val="20"/>
+              </w:rPr>
+              <w:t>Convenience shortcut to run via python main.py</w:t>
+            </w:r>
+          </w:p>
+        </w:tc>
+      </w:tr>
+    </w:tbl>
+    <w:p>
+      <w:pPr>
+        <w:pStyle w:val="ListParagraph"/>
+      </w:pPr>
+      <w:r>
+        <w:t xml:space="preserve">Threading model: The application runs two threads within a single process. The main thread, managed by </w:t>
+      </w:r>
+      <w:proofErr w:type="spellStart"/>
+      <w:r>
+        <w:t>uvicorn</w:t>
+      </w:r>
+      <w:proofErr w:type="spellEnd"/>
+      <w:r>
+        <w:t>, handles HTTP requests from the React frontend. A background thread, started by paho-</w:t>
+      </w:r>
+      <w:proofErr w:type="spellStart"/>
+      <w:r>
+        <w:t>mqtt's</w:t>
+      </w:r>
+      <w:proofErr w:type="spellEnd"/>
+      <w:r>
+        <w:t xml:space="preserve"> </w:t>
+      </w:r>
+      <w:proofErr w:type="spellStart"/>
+      <w:r>
+        <w:t>loop_</w:t>
+      </w:r>
+      <w:proofErr w:type="gramStart"/>
+      <w:r>
+        <w:t>start</w:t>
+      </w:r>
+      <w:proofErr w:type="spellEnd"/>
+      <w:r>
+        <w:t>(</w:t>
+      </w:r>
+      <w:proofErr w:type="gramEnd"/>
+      <w:r>
+        <w:t>), handles incoming MQTT messages. Both threads access PostgreSQL through separate database connections, avoiding shared state.</w:t>
+      </w:r>
+    </w:p>
+    <w:p>
+      <w:pPr>
+        <w:pStyle w:val="ListParagraph"/>
+      </w:pPr>
+      <w:r>
+        <w:t xml:space="preserve">MQTT callbacks: The </w:t>
+      </w:r>
+      <w:proofErr w:type="spellStart"/>
+      <w:r>
+        <w:t>on_connect</w:t>
+      </w:r>
+      <w:proofErr w:type="spellEnd"/>
+      <w:r>
+        <w:t xml:space="preserve"> callback subscribes to the panel/# wildcard topic whenever a connection to </w:t>
+      </w:r>
+      <w:proofErr w:type="spellStart"/>
+      <w:r>
+        <w:t>Mosquitto</w:t>
+      </w:r>
+      <w:proofErr w:type="spellEnd"/>
+      <w:r>
+        <w:t xml:space="preserve"> is established. This pattern ensures automatic re-subscription if the connection drops and reconnects. The </w:t>
+      </w:r>
+      <w:proofErr w:type="spellStart"/>
+      <w:r>
+        <w:t>on_message</w:t>
+      </w:r>
+      <w:proofErr w:type="spellEnd"/>
+      <w:r>
+        <w:t xml:space="preserve"> callback parses each incoming message, performs an INSERT into </w:t>
+      </w:r>
+      <w:proofErr w:type="spellStart"/>
+      <w:r>
+        <w:t>sensor_readings</w:t>
+      </w:r>
+      <w:proofErr w:type="spellEnd"/>
+      <w:r>
+        <w:t>, an UPDATE to the panels table, and checks alert conditions before inserting into the alerts table if thresholds are exceeded.</w:t>
+      </w:r>
+    </w:p>
+    <w:p>
+      <w:pPr>
+        <w:pStyle w:val="ListParagraph"/>
+      </w:pPr>
+      <w:r>
+        <w:lastRenderedPageBreak/>
+        <w:t xml:space="preserve">Database connection pattern: The </w:t>
+      </w:r>
+      <w:proofErr w:type="spellStart"/>
+      <w:r>
+        <w:t>get_db_</w:t>
+      </w:r>
+      <w:proofErr w:type="gramStart"/>
+      <w:r>
+        <w:t>connection</w:t>
+      </w:r>
+      <w:proofErr w:type="spellEnd"/>
+      <w:r>
+        <w:t>(</w:t>
+      </w:r>
+      <w:proofErr w:type="gramEnd"/>
+      <w:r>
+        <w:t>) helper returns a fresh PostgreSQL connection each time it is called. Each caller receives its own connection, preventing cross-contamination between the MQTT thread and the HTTP thread.</w:t>
+      </w:r>
+    </w:p>
+    <w:p>
+      <w:pPr>
+        <w:pStyle w:val="ListParagraph"/>
+      </w:pPr>
+      <w:r>
+        <w:t xml:space="preserve">REST endpoints: Five endpoints were implemented in Step 4 (GET panels, GET panel by ID, GET history, GET alerts, POST reset). Two CSV export endpoints were added in Step 5 using </w:t>
+      </w:r>
+      <w:proofErr w:type="spellStart"/>
+      <w:r>
+        <w:t>FastAPI's</w:t>
+      </w:r>
+      <w:proofErr w:type="spellEnd"/>
+      <w:r>
+        <w:t xml:space="preserve"> </w:t>
+      </w:r>
+      <w:proofErr w:type="spellStart"/>
+      <w:r>
+        <w:t>StreamingResponse</w:t>
+      </w:r>
+      <w:proofErr w:type="spellEnd"/>
+      <w:r>
+        <w:t xml:space="preserve"> to deliver data in chunks without loading the full dataset into memory.</w:t>
+      </w:r>
+    </w:p>
+    <w:p>
+      <w:pPr>
+        <w:pStyle w:val="ListParagraph"/>
+      </w:pPr>
+      <w:r>
+        <w:t xml:space="preserve">CORS middleware: Cross-Origin Resource Sharing middleware was added to allow the React development server (running on localhost:5173) to make requests to the </w:t>
+      </w:r>
+      <w:proofErr w:type="spellStart"/>
+      <w:r>
+        <w:t>FastAPI</w:t>
+      </w:r>
+      <w:proofErr w:type="spellEnd"/>
+      <w:r>
+        <w:t xml:space="preserve"> backend (running on port 8000). Without this, the browser would block all API calls from the frontend.</w:t>
       </w:r>
     </w:p>
     <w:p>
@@ -17541,6 +21657,7 @@
         <w:jc w:val="left"/>
       </w:pPr>
       <w:r>
+        <w:lastRenderedPageBreak/>
         <w:t>Conclusion</w:t>
       </w:r>
     </w:p>
@@ -17580,7 +21697,21 @@
         <w:rPr>
           <w:rFonts w:cs="Times New Roman"/>
         </w:rPr>
-        <w:t>Aim &amp; Objectives (were they met)</w:t>
+        <w:t>Aim &amp; Objectives (</w:t>
+      </w:r>
+      <w:proofErr w:type="spellStart"/>
+      <w:r>
+        <w:rPr>
+          <w:rFonts w:cs="Times New Roman"/>
+        </w:rPr>
+        <w:t>were</w:t>
+      </w:r>
+      <w:proofErr w:type="spellEnd"/>
+      <w:r>
+        <w:rPr>
+          <w:rFonts w:cs="Times New Roman"/>
+        </w:rPr>
+        <w:t xml:space="preserve"> they met)</w:t>
       </w:r>
     </w:p>
     <w:p>
@@ -17604,7 +21735,6 @@
         <w:rPr>
           <w:rFonts w:cs="Times New Roman"/>
         </w:rPr>
-        <w:lastRenderedPageBreak/>
         <w:t>Risks (did any happen, was your mitigation ok?)</w:t>
       </w:r>
     </w:p>
@@ -17799,9 +21929,13 @@
           <w:bCs/>
         </w:rPr>
       </w:pPr>
-      <w:r>
-        <w:lastRenderedPageBreak/>
-        <w:t xml:space="preserve">Lv, Y.-G., Chu, W.-X. and Wang, Q.-W. (2022) 'Thermal management systems for electronics using in deep downhole environment: A review', </w:t>
+      <w:proofErr w:type="spellStart"/>
+      <w:r>
+        <w:t>Lv</w:t>
+      </w:r>
+      <w:proofErr w:type="spellEnd"/>
+      <w:r>
+        <w:t xml:space="preserve">, Y.-G., Chu, W.-X. and Wang, Q.-W. (2022) 'Thermal management systems for electronics using in deep downhole environment: A review', </w:t>
       </w:r>
       <w:r>
         <w:rPr>
@@ -17840,19 +21974,39 @@
           <w:bCs/>
         </w:rPr>
       </w:pPr>
-      <w:r>
-        <w:t>Banaamah, A.M. and Ahmad, I. (2024) 'Internet of Things: a comprehensive overview, architectures, applications, simulation tools,challenges and future directions', Discover Internet of Things, 4(1). Available at: https://doi.org/10.1007/s43926-024-00084-3</w:t>
-      </w:r>
-    </w:p>
-    <w:p>
-      <w:pPr>
-        <w:rPr>
-          <w:b/>
-          <w:bCs/>
-        </w:rPr>
-      </w:pPr>
-      <w:r>
-        <w:t>Espressif Systems (2024) ESP32 Series Datasheet, version 5.2. Available at: https://www.espressif.com/sites/default/files/documentation/esp32_datasheet_en.pdf (Accessed: May 2026).</w:t>
+      <w:proofErr w:type="spellStart"/>
+      <w:r>
+        <w:t>Banaamah</w:t>
+      </w:r>
+      <w:proofErr w:type="spellEnd"/>
+      <w:r>
+        <w:t xml:space="preserve">, A.M. and Ahmad, I. (2024) 'Internet of Things: a comprehensive overview, architectures, applications, simulation </w:t>
+      </w:r>
+      <w:proofErr w:type="spellStart"/>
+      <w:proofErr w:type="gramStart"/>
+      <w:r>
+        <w:t>tools,challenges</w:t>
+      </w:r>
+      <w:proofErr w:type="spellEnd"/>
+      <w:proofErr w:type="gramEnd"/>
+      <w:r>
+        <w:t xml:space="preserve"> and future directions', Discover Internet of Things, 4(1). Available at: https://doi.org/10.1007/s43926-024-00084-3</w:t>
+      </w:r>
+    </w:p>
+    <w:p>
+      <w:pPr>
+        <w:rPr>
+          <w:b/>
+          <w:bCs/>
+        </w:rPr>
+      </w:pPr>
+      <w:proofErr w:type="spellStart"/>
+      <w:r>
+        <w:t>Espressif</w:t>
+      </w:r>
+      <w:proofErr w:type="spellEnd"/>
+      <w:r>
+        <w:t xml:space="preserve"> Systems (2024) ESP32 Series Datasheet, version 5.2. Available at: https://www.espressif.com/sites/default/files/documentation/esp32_datasheet_en.pdf (Accessed: May 2026).</w:t>
       </w:r>
     </w:p>
     <w:p>
@@ -17962,7 +22116,37 @@
           <w:i/>
           <w:iCs/>
         </w:rPr>
-        <w:t>Eclipse Mosquitto — An Open Source MQTT Broker</w:t>
+        <w:t xml:space="preserve">Eclipse </w:t>
+      </w:r>
+      <w:proofErr w:type="spellStart"/>
+      <w:r>
+        <w:rPr>
+          <w:i/>
+          <w:iCs/>
+        </w:rPr>
+        <w:t>Mosquitto</w:t>
+      </w:r>
+      <w:proofErr w:type="spellEnd"/>
+      <w:r>
+        <w:rPr>
+          <w:i/>
+          <w:iCs/>
+        </w:rPr>
+        <w:t xml:space="preserve"> </w:t>
+      </w:r>
+      <w:r>
+        <w:rPr>
+          <w:i/>
+          <w:iCs/>
+        </w:rPr>
+        <w:t>-</w:t>
+      </w:r>
+      <w:r>
+        <w:rPr>
+          <w:i/>
+          <w:iCs/>
+        </w:rPr>
+        <w:t xml:space="preserve"> An Open Source MQTT Broker</w:t>
       </w:r>
       <w:r>
         <w:t xml:space="preserve">. Available at: </w:t>
@@ -17988,15 +22172,29 @@
           <w:bCs/>
         </w:rPr>
       </w:pPr>
-      <w:r>
-        <w:t xml:space="preserve">FastAPI (no date) </w:t>
-      </w:r>
+      <w:proofErr w:type="spellStart"/>
+      <w:r>
+        <w:t>FastAPI</w:t>
+      </w:r>
+      <w:proofErr w:type="spellEnd"/>
+      <w:r>
+        <w:t xml:space="preserve"> (no date) </w:t>
+      </w:r>
+      <w:proofErr w:type="spellStart"/>
       <w:r>
         <w:rPr>
           <w:i/>
           <w:iCs/>
         </w:rPr>
-        <w:t>FastAPI Documentation</w:t>
+        <w:t>FastAPI</w:t>
+      </w:r>
+      <w:proofErr w:type="spellEnd"/>
+      <w:r>
+        <w:rPr>
+          <w:i/>
+          <w:iCs/>
+        </w:rPr>
+        <w:t xml:space="preserve"> Documentation</w:t>
       </w:r>
       <w:r>
         <w:t xml:space="preserve">. Available at: </w:t>
@@ -18030,7 +22228,23 @@
           <w:i/>
           <w:iCs/>
         </w:rPr>
-        <w:t>PostgreSQL: The World's Most Advanced Open Source Relational Database</w:t>
+        <w:t xml:space="preserve">PostgreSQL: The World's Most Advanced </w:t>
+      </w:r>
+      <w:proofErr w:type="gramStart"/>
+      <w:r>
+        <w:rPr>
+          <w:i/>
+          <w:iCs/>
+        </w:rPr>
+        <w:t>Open Source</w:t>
+      </w:r>
+      <w:proofErr w:type="gramEnd"/>
+      <w:r>
+        <w:rPr>
+          <w:i/>
+          <w:iCs/>
+        </w:rPr>
+        <w:t xml:space="preserve"> Relational Database</w:t>
       </w:r>
       <w:r>
         <w:t xml:space="preserve">. Available at: </w:t>
@@ -18090,19 +22304,38 @@
           <w:bCs/>
         </w:rPr>
       </w:pPr>
-      <w:r>
-        <w:t>Kuriosity (</w:t>
+      <w:proofErr w:type="spellStart"/>
+      <w:r>
+        <w:lastRenderedPageBreak/>
+        <w:t>Kuriosity</w:t>
+      </w:r>
+      <w:proofErr w:type="spellEnd"/>
+      <w:r>
+        <w:t xml:space="preserve"> (</w:t>
       </w:r>
       <w:r>
         <w:t>n.d.-a</w:t>
       </w:r>
       <w:r>
-        <w:t>) WiFi Bluetooth Module ESP32-WROOM-32E 4MB 8MB 16MB Flash. Available at: https://kuriosity.sg/products/wifi-bluetooth-module-esp32-wroom-32e-4mb-16mb-flash (Accessed: May 2026).</w:t>
-      </w:r>
-    </w:p>
-    <w:p>
-      <w:r>
-        <w:t>Kuriosity (</w:t>
+        <w:t xml:space="preserve">) </w:t>
+      </w:r>
+      <w:proofErr w:type="spellStart"/>
+      <w:r>
+        <w:t>WiFi</w:t>
+      </w:r>
+      <w:proofErr w:type="spellEnd"/>
+      <w:r>
+        <w:t xml:space="preserve"> Bluetooth Module ESP32-WROOM-32E 4MB 8MB 16MB Flash. Available at: https://kuriosity.sg/products/wifi-bluetooth-module-esp32-wroom-32e-4mb-16mb-flash (Accessed: May 2026).</w:t>
+      </w:r>
+    </w:p>
+    <w:p>
+      <w:proofErr w:type="spellStart"/>
+      <w:r>
+        <w:t>Kuriosity</w:t>
+      </w:r>
+      <w:proofErr w:type="spellEnd"/>
+      <w:r>
+        <w:t xml:space="preserve"> (</w:t>
       </w:r>
       <w:r>
         <w:t>n.d.-b</w:t>
@@ -18162,7 +22395,21 @@
         <w:rPr>
           <w:rFonts w:cs="Times New Roman"/>
         </w:rPr>
-        <w:t>Appendix A: Project Initiation Document (inc Gantt Chart)</w:t>
+        <w:t>Appendix A: Project Initiation Document (</w:t>
+      </w:r>
+      <w:proofErr w:type="spellStart"/>
+      <w:r>
+        <w:rPr>
+          <w:rFonts w:cs="Times New Roman"/>
+        </w:rPr>
+        <w:t>inc</w:t>
+      </w:r>
+      <w:proofErr w:type="spellEnd"/>
+      <w:r>
+        <w:rPr>
+          <w:rFonts w:cs="Times New Roman"/>
+        </w:rPr>
+        <w:t xml:space="preserve"> Gantt Chart)</w:t>
       </w:r>
     </w:p>
     <w:p>
@@ -18203,7 +22450,21 @@
         <w:rPr>
           <w:rFonts w:cs="Times New Roman"/>
         </w:rPr>
-        <w:t>Appendix B : Ethics Certificate – on a new page</w:t>
+        <w:t xml:space="preserve">Appendix </w:t>
+      </w:r>
+      <w:proofErr w:type="gramStart"/>
+      <w:r>
+        <w:rPr>
+          <w:rFonts w:cs="Times New Roman"/>
+        </w:rPr>
+        <w:t>B :</w:t>
+      </w:r>
+      <w:proofErr w:type="gramEnd"/>
+      <w:r>
+        <w:rPr>
+          <w:rFonts w:cs="Times New Roman"/>
+        </w:rPr>
+        <w:t xml:space="preserve"> Ethics Certificate – on a new page</w:t>
       </w:r>
     </w:p>
     <w:p>
